--- a/app/database/ontology/impact-matrix/SFBRN-Accessible-Procurement-Rubric.docx
+++ b/app/database/ontology/impact-matrix/SFBRN-Accessible-Procurement-Rubric.docx
@@ -29,7 +29,7 @@
         <w:rPr>
           <w:i/>
         </w:rPr>
-        <w:t>Review matrix version 2. Built 2026-10-21 from review-matrix.js, the model the SFBRN campuses run.</w:t>
+        <w:t>Review matrix version 3. Built 2026-10-22 from review-matrix.js, the model the SFBRN campuses run.</w:t>
       </w:r>
     </w:p>
     <w:p/>
@@ -89,7 +89,7 @@
       <w:r>
         <w:fldChar w:fldCharType="separate"/>
       </w:r>
-      <w:hyperlink w:anchor="_Toc243488043" w:history="1">
+      <w:hyperlink w:anchor="_Toc243581608" w:history="1">
         <w:r>
           <w:rPr>
             <w:rStyle w:val="Hyperlink"/>
@@ -134,7 +134,7 @@
             <w:noProof/>
             <w:webHidden/>
           </w:rPr>
-          <w:instrText xml:space="preserve"> PAGEREF _Toc243488043 \h </w:instrText>
+          <w:instrText xml:space="preserve"> PAGEREF _Toc243581608 \h </w:instrText>
         </w:r>
         <w:r>
           <w:rPr>
@@ -181,7 +181,7 @@
           <w14:ligatures w14:val="standardContextual"/>
         </w:rPr>
       </w:pPr>
-      <w:hyperlink w:anchor="_Toc243488044" w:history="1">
+      <w:hyperlink w:anchor="_Toc243581609" w:history="1">
         <w:r>
           <w:rPr>
             <w:rStyle w:val="Hyperlink"/>
@@ -226,7 +226,7 @@
             <w:noProof/>
             <w:webHidden/>
           </w:rPr>
-          <w:instrText xml:space="preserve"> PAGEREF _Toc243488044 \h </w:instrText>
+          <w:instrText xml:space="preserve"> PAGEREF _Toc243581609 \h </w:instrText>
         </w:r>
         <w:r>
           <w:rPr>
@@ -273,7 +273,7 @@
           <w14:ligatures w14:val="standardContextual"/>
         </w:rPr>
       </w:pPr>
-      <w:hyperlink w:anchor="_Toc243488045" w:history="1">
+      <w:hyperlink w:anchor="_Toc243581610" w:history="1">
         <w:r>
           <w:rPr>
             <w:rStyle w:val="Hyperlink"/>
@@ -318,7 +318,7 @@
             <w:noProof/>
             <w:webHidden/>
           </w:rPr>
-          <w:instrText xml:space="preserve"> PAGEREF _Toc243488045 \h </w:instrText>
+          <w:instrText xml:space="preserve"> PAGEREF _Toc243581610 \h </w:instrText>
         </w:r>
         <w:r>
           <w:rPr>
@@ -365,7 +365,7 @@
           <w14:ligatures w14:val="standardContextual"/>
         </w:rPr>
       </w:pPr>
-      <w:hyperlink w:anchor="_Toc243488046" w:history="1">
+      <w:hyperlink w:anchor="_Toc243581611" w:history="1">
         <w:r>
           <w:rPr>
             <w:rStyle w:val="Hyperlink"/>
@@ -410,7 +410,7 @@
             <w:noProof/>
             <w:webHidden/>
           </w:rPr>
-          <w:instrText xml:space="preserve"> PAGEREF _Toc243488046 \h </w:instrText>
+          <w:instrText xml:space="preserve"> PAGEREF _Toc243581611 \h </w:instrText>
         </w:r>
         <w:r>
           <w:rPr>
@@ -457,7 +457,7 @@
           <w14:ligatures w14:val="standardContextual"/>
         </w:rPr>
       </w:pPr>
-      <w:hyperlink w:anchor="_Toc243488047" w:history="1">
+      <w:hyperlink w:anchor="_Toc243581612" w:history="1">
         <w:r>
           <w:rPr>
             <w:rStyle w:val="Hyperlink"/>
@@ -502,7 +502,7 @@
             <w:noProof/>
             <w:webHidden/>
           </w:rPr>
-          <w:instrText xml:space="preserve"> PAGEREF _Toc243488047 \h </w:instrText>
+          <w:instrText xml:space="preserve"> PAGEREF _Toc243581612 \h </w:instrText>
         </w:r>
         <w:r>
           <w:rPr>
@@ -549,7 +549,7 @@
           <w14:ligatures w14:val="standardContextual"/>
         </w:rPr>
       </w:pPr>
-      <w:hyperlink w:anchor="_Toc243488048" w:history="1">
+      <w:hyperlink w:anchor="_Toc243581613" w:history="1">
         <w:r>
           <w:rPr>
             <w:rStyle w:val="Hyperlink"/>
@@ -594,7 +594,7 @@
             <w:noProof/>
             <w:webHidden/>
           </w:rPr>
-          <w:instrText xml:space="preserve"> PAGEREF _Toc243488048 \h </w:instrText>
+          <w:instrText xml:space="preserve"> PAGEREF _Toc243581613 \h </w:instrText>
         </w:r>
         <w:r>
           <w:rPr>
@@ -641,7 +641,7 @@
           <w14:ligatures w14:val="standardContextual"/>
         </w:rPr>
       </w:pPr>
-      <w:hyperlink w:anchor="_Toc243488049" w:history="1">
+      <w:hyperlink w:anchor="_Toc243581614" w:history="1">
         <w:r>
           <w:rPr>
             <w:rStyle w:val="Hyperlink"/>
@@ -686,7 +686,7 @@
             <w:noProof/>
             <w:webHidden/>
           </w:rPr>
-          <w:instrText xml:space="preserve"> PAGEREF _Toc243488049 \h </w:instrText>
+          <w:instrText xml:space="preserve"> PAGEREF _Toc243581614 \h </w:instrText>
         </w:r>
         <w:r>
           <w:rPr>
@@ -706,7 +706,7 @@
             <w:noProof/>
             <w:webHidden/>
           </w:rPr>
-          <w:t>4</w:t>
+          <w:t>5</w:t>
         </w:r>
         <w:r>
           <w:rPr>
@@ -733,7 +733,7 @@
           <w14:ligatures w14:val="standardContextual"/>
         </w:rPr>
       </w:pPr>
-      <w:hyperlink w:anchor="_Toc243488050" w:history="1">
+      <w:hyperlink w:anchor="_Toc243581615" w:history="1">
         <w:r>
           <w:rPr>
             <w:rStyle w:val="Hyperlink"/>
@@ -778,7 +778,7 @@
             <w:noProof/>
             <w:webHidden/>
           </w:rPr>
-          <w:instrText xml:space="preserve"> PAGEREF _Toc243488050 \h </w:instrText>
+          <w:instrText xml:space="preserve"> PAGEREF _Toc243581615 \h </w:instrText>
         </w:r>
         <w:r>
           <w:rPr>
@@ -825,7 +825,7 @@
           <w14:ligatures w14:val="standardContextual"/>
         </w:rPr>
       </w:pPr>
-      <w:hyperlink w:anchor="_Toc243488051" w:history="1">
+      <w:hyperlink w:anchor="_Toc243581616" w:history="1">
         <w:r>
           <w:rPr>
             <w:rStyle w:val="Hyperlink"/>
@@ -870,7 +870,7 @@
             <w:noProof/>
             <w:webHidden/>
           </w:rPr>
-          <w:instrText xml:space="preserve"> PAGEREF _Toc243488051 \h </w:instrText>
+          <w:instrText xml:space="preserve"> PAGEREF _Toc243581616 \h </w:instrText>
         </w:r>
         <w:r>
           <w:rPr>
@@ -890,7 +890,7 @@
             <w:noProof/>
             <w:webHidden/>
           </w:rPr>
-          <w:t>5</w:t>
+          <w:t>6</w:t>
         </w:r>
         <w:r>
           <w:rPr>
@@ -917,7 +917,7 @@
           <w14:ligatures w14:val="standardContextual"/>
         </w:rPr>
       </w:pPr>
-      <w:hyperlink w:anchor="_Toc243488052" w:history="1">
+      <w:hyperlink w:anchor="_Toc243581617" w:history="1">
         <w:r>
           <w:rPr>
             <w:rStyle w:val="Hyperlink"/>
@@ -962,7 +962,7 @@
             <w:noProof/>
             <w:webHidden/>
           </w:rPr>
-          <w:instrText xml:space="preserve"> PAGEREF _Toc243488052 \h </w:instrText>
+          <w:instrText xml:space="preserve"> PAGEREF _Toc243581617 \h </w:instrText>
         </w:r>
         <w:r>
           <w:rPr>
@@ -1009,7 +1009,7 @@
           <w14:ligatures w14:val="standardContextual"/>
         </w:rPr>
       </w:pPr>
-      <w:hyperlink w:anchor="_Toc243488053" w:history="1">
+      <w:hyperlink w:anchor="_Toc243581618" w:history="1">
         <w:r>
           <w:rPr>
             <w:rStyle w:val="Hyperlink"/>
@@ -1054,7 +1054,7 @@
             <w:noProof/>
             <w:webHidden/>
           </w:rPr>
-          <w:instrText xml:space="preserve"> PAGEREF _Toc243488053 \h </w:instrText>
+          <w:instrText xml:space="preserve"> PAGEREF _Toc243581618 \h </w:instrText>
         </w:r>
         <w:r>
           <w:rPr>
@@ -1101,7 +1101,7 @@
           <w14:ligatures w14:val="standardContextual"/>
         </w:rPr>
       </w:pPr>
-      <w:hyperlink w:anchor="_Toc243488054" w:history="1">
+      <w:hyperlink w:anchor="_Toc243581619" w:history="1">
         <w:r>
           <w:rPr>
             <w:rStyle w:val="Hyperlink"/>
@@ -1146,7 +1146,7 @@
             <w:noProof/>
             <w:webHidden/>
           </w:rPr>
-          <w:instrText xml:space="preserve"> PAGEREF _Toc243488054 \h </w:instrText>
+          <w:instrText xml:space="preserve"> PAGEREF _Toc243581619 \h </w:instrText>
         </w:r>
         <w:r>
           <w:rPr>
@@ -1193,7 +1193,7 @@
           <w14:ligatures w14:val="standardContextual"/>
         </w:rPr>
       </w:pPr>
-      <w:hyperlink w:anchor="_Toc243488055" w:history="1">
+      <w:hyperlink w:anchor="_Toc243581620" w:history="1">
         <w:r>
           <w:rPr>
             <w:rStyle w:val="Hyperlink"/>
@@ -1238,7 +1238,7 @@
             <w:noProof/>
             <w:webHidden/>
           </w:rPr>
-          <w:instrText xml:space="preserve"> PAGEREF _Toc243488055 \h </w:instrText>
+          <w:instrText xml:space="preserve"> PAGEREF _Toc243581620 \h </w:instrText>
         </w:r>
         <w:r>
           <w:rPr>
@@ -1285,7 +1285,7 @@
           <w14:ligatures w14:val="standardContextual"/>
         </w:rPr>
       </w:pPr>
-      <w:hyperlink w:anchor="_Toc243488056" w:history="1">
+      <w:hyperlink w:anchor="_Toc243581621" w:history="1">
         <w:r>
           <w:rPr>
             <w:rStyle w:val="Hyperlink"/>
@@ -1330,7 +1330,7 @@
             <w:noProof/>
             <w:webHidden/>
           </w:rPr>
-          <w:instrText xml:space="preserve"> PAGEREF _Toc243488056 \h </w:instrText>
+          <w:instrText xml:space="preserve"> PAGEREF _Toc243581621 \h </w:instrText>
         </w:r>
         <w:r>
           <w:rPr>
@@ -1377,7 +1377,7 @@
           <w14:ligatures w14:val="standardContextual"/>
         </w:rPr>
       </w:pPr>
-      <w:hyperlink w:anchor="_Toc243488057" w:history="1">
+      <w:hyperlink w:anchor="_Toc243581622" w:history="1">
         <w:r>
           <w:rPr>
             <w:rStyle w:val="Hyperlink"/>
@@ -1422,7 +1422,7 @@
             <w:noProof/>
             <w:webHidden/>
           </w:rPr>
-          <w:instrText xml:space="preserve"> PAGEREF _Toc243488057 \h </w:instrText>
+          <w:instrText xml:space="preserve"> PAGEREF _Toc243581622 \h </w:instrText>
         </w:r>
         <w:r>
           <w:rPr>
@@ -1469,7 +1469,7 @@
           <w14:ligatures w14:val="standardContextual"/>
         </w:rPr>
       </w:pPr>
-      <w:hyperlink w:anchor="_Toc243488058" w:history="1">
+      <w:hyperlink w:anchor="_Toc243581623" w:history="1">
         <w:r>
           <w:rPr>
             <w:rStyle w:val="Hyperlink"/>
@@ -1514,7 +1514,7 @@
             <w:noProof/>
             <w:webHidden/>
           </w:rPr>
-          <w:instrText xml:space="preserve"> PAGEREF _Toc243488058 \h </w:instrText>
+          <w:instrText xml:space="preserve"> PAGEREF _Toc243581623 \h </w:instrText>
         </w:r>
         <w:r>
           <w:rPr>
@@ -1561,7 +1561,7 @@
           <w14:ligatures w14:val="standardContextual"/>
         </w:rPr>
       </w:pPr>
-      <w:hyperlink w:anchor="_Toc243488059" w:history="1">
+      <w:hyperlink w:anchor="_Toc243581624" w:history="1">
         <w:r>
           <w:rPr>
             <w:rStyle w:val="Hyperlink"/>
@@ -1606,7 +1606,7 @@
             <w:noProof/>
             <w:webHidden/>
           </w:rPr>
-          <w:instrText xml:space="preserve"> PAGEREF _Toc243488059 \h </w:instrText>
+          <w:instrText xml:space="preserve"> PAGEREF _Toc243581624 \h </w:instrText>
         </w:r>
         <w:r>
           <w:rPr>
@@ -1653,7 +1653,7 @@
           <w14:ligatures w14:val="standardContextual"/>
         </w:rPr>
       </w:pPr>
-      <w:hyperlink w:anchor="_Toc243488060" w:history="1">
+      <w:hyperlink w:anchor="_Toc243581625" w:history="1">
         <w:r>
           <w:rPr>
             <w:rStyle w:val="Hyperlink"/>
@@ -1698,7 +1698,7 @@
             <w:noProof/>
             <w:webHidden/>
           </w:rPr>
-          <w:instrText xml:space="preserve"> PAGEREF _Toc243488060 \h </w:instrText>
+          <w:instrText xml:space="preserve"> PAGEREF _Toc243581625 \h </w:instrText>
         </w:r>
         <w:r>
           <w:rPr>
@@ -1745,7 +1745,7 @@
           <w14:ligatures w14:val="standardContextual"/>
         </w:rPr>
       </w:pPr>
-      <w:hyperlink w:anchor="_Toc243488061" w:history="1">
+      <w:hyperlink w:anchor="_Toc243581626" w:history="1">
         <w:r>
           <w:rPr>
             <w:rStyle w:val="Hyperlink"/>
@@ -1790,7 +1790,7 @@
             <w:noProof/>
             <w:webHidden/>
           </w:rPr>
-          <w:instrText xml:space="preserve"> PAGEREF _Toc243488061 \h </w:instrText>
+          <w:instrText xml:space="preserve"> PAGEREF _Toc243581626 \h </w:instrText>
         </w:r>
         <w:r>
           <w:rPr>
@@ -1837,7 +1837,7 @@
           <w14:ligatures w14:val="standardContextual"/>
         </w:rPr>
       </w:pPr>
-      <w:hyperlink w:anchor="_Toc243488062" w:history="1">
+      <w:hyperlink w:anchor="_Toc243581627" w:history="1">
         <w:r>
           <w:rPr>
             <w:rStyle w:val="Hyperlink"/>
@@ -1882,7 +1882,7 @@
             <w:noProof/>
             <w:webHidden/>
           </w:rPr>
-          <w:instrText xml:space="preserve"> PAGEREF _Toc243488062 \h </w:instrText>
+          <w:instrText xml:space="preserve"> PAGEREF _Toc243581627 \h </w:instrText>
         </w:r>
         <w:r>
           <w:rPr>
@@ -1929,7 +1929,7 @@
           <w14:ligatures w14:val="standardContextual"/>
         </w:rPr>
       </w:pPr>
-      <w:hyperlink w:anchor="_Toc243488063" w:history="1">
+      <w:hyperlink w:anchor="_Toc243581628" w:history="1">
         <w:r>
           <w:rPr>
             <w:rStyle w:val="Hyperlink"/>
@@ -1974,7 +1974,7 @@
             <w:noProof/>
             <w:webHidden/>
           </w:rPr>
-          <w:instrText xml:space="preserve"> PAGEREF _Toc243488063 \h </w:instrText>
+          <w:instrText xml:space="preserve"> PAGEREF _Toc243581628 \h </w:instrText>
         </w:r>
         <w:r>
           <w:rPr>
@@ -1994,7 +1994,7 @@
             <w:noProof/>
             <w:webHidden/>
           </w:rPr>
-          <w:t>15</w:t>
+          <w:t>18</w:t>
         </w:r>
         <w:r>
           <w:rPr>
@@ -2021,7 +2021,7 @@
           <w14:ligatures w14:val="standardContextual"/>
         </w:rPr>
       </w:pPr>
-      <w:hyperlink w:anchor="_Toc243488064" w:history="1">
+      <w:hyperlink w:anchor="_Toc243581629" w:history="1">
         <w:r>
           <w:rPr>
             <w:rStyle w:val="Hyperlink"/>
@@ -2066,7 +2066,7 @@
             <w:noProof/>
             <w:webHidden/>
           </w:rPr>
-          <w:instrText xml:space="preserve"> PAGEREF _Toc243488064 \h </w:instrText>
+          <w:instrText xml:space="preserve"> PAGEREF _Toc243581629 \h </w:instrText>
         </w:r>
         <w:r>
           <w:rPr>
@@ -2086,7 +2086,7 @@
             <w:noProof/>
             <w:webHidden/>
           </w:rPr>
-          <w:t>15</w:t>
+          <w:t>18</w:t>
         </w:r>
         <w:r>
           <w:rPr>
@@ -2113,7 +2113,7 @@
           <w14:ligatures w14:val="standardContextual"/>
         </w:rPr>
       </w:pPr>
-      <w:hyperlink w:anchor="_Toc243488065" w:history="1">
+      <w:hyperlink w:anchor="_Toc243581630" w:history="1">
         <w:r>
           <w:rPr>
             <w:rStyle w:val="Hyperlink"/>
@@ -2158,7 +2158,7 @@
             <w:noProof/>
             <w:webHidden/>
           </w:rPr>
-          <w:instrText xml:space="preserve"> PAGEREF _Toc243488065 \h </w:instrText>
+          <w:instrText xml:space="preserve"> PAGEREF _Toc243581630 \h </w:instrText>
         </w:r>
         <w:r>
           <w:rPr>
@@ -2178,7 +2178,7 @@
             <w:noProof/>
             <w:webHidden/>
           </w:rPr>
-          <w:t>16</w:t>
+          <w:t>19</w:t>
         </w:r>
         <w:r>
           <w:rPr>
@@ -2205,7 +2205,7 @@
           <w14:ligatures w14:val="standardContextual"/>
         </w:rPr>
       </w:pPr>
-      <w:hyperlink w:anchor="_Toc243488066" w:history="1">
+      <w:hyperlink w:anchor="_Toc243581631" w:history="1">
         <w:r>
           <w:rPr>
             <w:rStyle w:val="Hyperlink"/>
@@ -2250,7 +2250,7 @@
             <w:noProof/>
             <w:webHidden/>
           </w:rPr>
-          <w:instrText xml:space="preserve"> PAGEREF _Toc243488066 \h </w:instrText>
+          <w:instrText xml:space="preserve"> PAGEREF _Toc243581631 \h </w:instrText>
         </w:r>
         <w:r>
           <w:rPr>
@@ -2270,7 +2270,7 @@
             <w:noProof/>
             <w:webHidden/>
           </w:rPr>
-          <w:t>16</w:t>
+          <w:t>19</w:t>
         </w:r>
         <w:r>
           <w:rPr>
@@ -2297,7 +2297,7 @@
           <w14:ligatures w14:val="standardContextual"/>
         </w:rPr>
       </w:pPr>
-      <w:hyperlink w:anchor="_Toc243488067" w:history="1">
+      <w:hyperlink w:anchor="_Toc243581632" w:history="1">
         <w:r>
           <w:rPr>
             <w:rStyle w:val="Hyperlink"/>
@@ -2342,7 +2342,7 @@
             <w:noProof/>
             <w:webHidden/>
           </w:rPr>
-          <w:instrText xml:space="preserve"> PAGEREF _Toc243488067 \h </w:instrText>
+          <w:instrText xml:space="preserve"> PAGEREF _Toc243581632 \h </w:instrText>
         </w:r>
         <w:r>
           <w:rPr>
@@ -2362,7 +2362,7 @@
             <w:noProof/>
             <w:webHidden/>
           </w:rPr>
-          <w:t>17</w:t>
+          <w:t>20</w:t>
         </w:r>
         <w:r>
           <w:rPr>
@@ -2389,7 +2389,7 @@
           <w14:ligatures w14:val="standardContextual"/>
         </w:rPr>
       </w:pPr>
-      <w:hyperlink w:anchor="_Toc243488068" w:history="1">
+      <w:hyperlink w:anchor="_Toc243581633" w:history="1">
         <w:r>
           <w:rPr>
             <w:rStyle w:val="Hyperlink"/>
@@ -2434,7 +2434,7 @@
             <w:noProof/>
             <w:webHidden/>
           </w:rPr>
-          <w:instrText xml:space="preserve"> PAGEREF _Toc243488068 \h </w:instrText>
+          <w:instrText xml:space="preserve"> PAGEREF _Toc243581633 \h </w:instrText>
         </w:r>
         <w:r>
           <w:rPr>
@@ -2454,7 +2454,7 @@
             <w:noProof/>
             <w:webHidden/>
           </w:rPr>
-          <w:t>18</w:t>
+          <w:t>21</w:t>
         </w:r>
         <w:r>
           <w:rPr>
@@ -2481,7 +2481,7 @@
           <w14:ligatures w14:val="standardContextual"/>
         </w:rPr>
       </w:pPr>
-      <w:hyperlink w:anchor="_Toc243488069" w:history="1">
+      <w:hyperlink w:anchor="_Toc243581634" w:history="1">
         <w:r>
           <w:rPr>
             <w:rStyle w:val="Hyperlink"/>
@@ -2526,7 +2526,7 @@
             <w:noProof/>
             <w:webHidden/>
           </w:rPr>
-          <w:instrText xml:space="preserve"> PAGEREF _Toc243488069 \h </w:instrText>
+          <w:instrText xml:space="preserve"> PAGEREF _Toc243581634 \h </w:instrText>
         </w:r>
         <w:r>
           <w:rPr>
@@ -2546,7 +2546,7 @@
             <w:noProof/>
             <w:webHidden/>
           </w:rPr>
-          <w:t>19</w:t>
+          <w:t>21</w:t>
         </w:r>
         <w:r>
           <w:rPr>
@@ -2572,7 +2572,7 @@
           <w14:ligatures w14:val="standardContextual"/>
         </w:rPr>
       </w:pPr>
-      <w:hyperlink w:anchor="_Toc243488070" w:history="1">
+      <w:hyperlink w:anchor="_Toc243581635" w:history="1">
         <w:r>
           <w:rPr>
             <w:rStyle w:val="Hyperlink"/>
@@ -2599,7 +2599,7 @@
             <w:noProof/>
             <w:webHidden/>
           </w:rPr>
-          <w:instrText xml:space="preserve"> PAGEREF _Toc243488070 \h </w:instrText>
+          <w:instrText xml:space="preserve"> PAGEREF _Toc243581635 \h </w:instrText>
         </w:r>
         <w:r>
           <w:rPr>
@@ -2619,7 +2619,7 @@
             <w:noProof/>
             <w:webHidden/>
           </w:rPr>
-          <w:t>21</w:t>
+          <w:t>23</w:t>
         </w:r>
         <w:r>
           <w:rPr>
@@ -2644,7 +2644,7 @@
       <w:pPr>
         <w:pStyle w:val="Heading1"/>
       </w:pPr>
-      <w:bookmarkStart w:id="0" w:name="_Toc243488043"/>
+      <w:bookmarkStart w:id="0" w:name="_Toc243581608"/>
       <w:r>
         <w:lastRenderedPageBreak/>
         <w:t>Accessible Procurement Process Overview</w:t>
@@ -2693,7 +2693,7 @@
       <w:pPr>
         <w:pStyle w:val="Heading2"/>
       </w:pPr>
-      <w:bookmarkStart w:id="1" w:name="_Toc243488044"/>
+      <w:bookmarkStart w:id="1" w:name="_Toc243581609"/>
       <w:r>
         <w:t>Read the requisition</w:t>
       </w:r>
@@ -2788,7 +2788,7 @@
       <w:pPr>
         <w:pStyle w:val="Heading2"/>
       </w:pPr>
-      <w:bookmarkStart w:id="2" w:name="_Toc243488045"/>
+      <w:bookmarkStart w:id="2" w:name="_Toc243581610"/>
       <w:r>
         <w:t>Check for prior reviews, plans and complaints</w:t>
       </w:r>
@@ -2844,7 +2844,7 @@
       <w:pPr>
         <w:pStyle w:val="Heading2"/>
       </w:pPr>
-      <w:bookmarkStart w:id="3" w:name="_Toc243488046"/>
+      <w:bookmarkStart w:id="3" w:name="_Toc243581611"/>
       <w:r>
         <w:t>Obtain the evidence</w:t>
       </w:r>
@@ -2886,14 +2886,17 @@
         <w:t>On file.</w:t>
       </w:r>
       <w:r>
-        <w:t xml:space="preserve"> The reviewer rates the evidence by its reliability, from a vendor report that fails a quality check up to testing by the ATI team, because a vendor's report is a claim about its own product. A report marked Supports on every criterion fails a quality check. A perfect result is as likely to mean the evaluation was not done as that no barrier exists.</w:t>
+        <w:t xml:space="preserve"> The reviewer rates the evidence by its reliability, from a vendor report with a report defect up to testing by the ATI team, because a vendor's report is a claim about its own product. The report's admissions of barriers count at any rating. Its denials are the claim. Three qualifications, the report's age and author from its front page and its remarks from its tables, decide whether a clean report is taken at face value, and the analyst's own spot check of the essential functions, ATI testing in its own r</w:t>
+      </w:r>
+      <w:r>
+        <w:t>ight, confirms the report or contradicts it. A report marked Supports on every criterion passes the report checks only when its remarks show the work. A perfect result is as likely to mean the evaluation was not done as that no barrier exists, so that report is the case the qualifications and the spot check exist for.</w:t>
       </w:r>
     </w:p>
     <w:p>
       <w:pPr>
         <w:pStyle w:val="Heading2"/>
       </w:pPr>
-      <w:bookmarkStart w:id="4" w:name="_Toc243488047"/>
+      <w:bookmarkStart w:id="4" w:name="_Toc243581612"/>
       <w:r>
         <w:t>Rate Exposure</w:t>
       </w:r>
@@ -2919,7 +2922,7 @@
         <w:t>Score.</w:t>
       </w:r>
       <w:r>
-        <w:t xml:space="preserve"> Seven questions map into four groups, so that two questions about the same fact are not counted twice. The group levels aggregate into one score, so that no single answer sets the level by itself. Cut points partition the score range into the three levels, so that every reviewer reads the same level from the same answers.</w:t>
+        <w:t xml:space="preserve"> The user count sets the starting level and the lowest level the other answers can reach, so that reach weighs most. The other six answers score points, and the points band lowers the level, so that no single answer sets the level by itself. Cut points partition the points into the three levels, so that every reviewer reads the same level from the same answers.</w:t>
       </w:r>
     </w:p>
     <w:p>
@@ -2946,17 +2949,17 @@
         <w:rPr>
           <w:b/>
         </w:rPr>
-        <w:t>Unknown answers.</w:t>
-      </w:r>
-      <w:r>
-        <w:t xml:space="preserve"> Each counts as high, so that a missing answer never lowers the level. When the unanswered questions alone would raise the level, the review enters hold 2, for exposure answers, with the requesting unit.</w:t>
+        <w:t>Blank answers.</w:t>
+      </w:r>
+      <w:r>
+        <w:t xml:space="preserve"> The user count is required, and without it the review enters hold 2, for exposure answers, with the requesting unit. Every other answer is optional and counts as high when blank, so that a missing answer never lowers the level.</w:t>
       </w:r>
     </w:p>
     <w:p>
       <w:pPr>
         <w:pStyle w:val="Heading2"/>
       </w:pPr>
-      <w:bookmarkStart w:id="5" w:name="_Toc243488048"/>
+      <w:bookmarkStart w:id="5" w:name="_Toc243581613"/>
       <w:r>
         <w:t>Rate Severity</w:t>
       </w:r>
@@ -3027,7 +3030,14 @@
         <w:t>Veracity floor.</w:t>
       </w:r>
       <w:r>
-        <w:t xml:space="preserve"> The evidence the review requires before it proceeds. The floor rises with Exposure and Severity, because a finding with more consequence needs more proof.</w:t>
+        <w:t xml:space="preserve"> The evidence the review requires before it confirms the vendor's denials. At low Exposure any evidence clears it. At medium and high the floor is a clean ACR taken at face value, so most ACRs clear it, and the verification steps are for an ACR that gives a reason for doubt. The floor binds every risk grade at high Exposure, and at low and medium a risk grade that rests on the denials, No alternate access required. At low and medium a grade of Alternate access required rests on the barriers found, so the re</w:t>
+      </w:r>
+      <w:r>
+        <w:t xml:space="preserve">view proceeds on them at any evidence level, with the barriers found as a minimum until the evidence reaches the floor. At high Exposure the plan's scope rests on the denials too, since a barrier the </w:t>
+      </w:r>
+      <w:r>
+        <w:lastRenderedPageBreak/>
+        <w:t>vendor denies gets no alternative, so the review raises the evidence before the plan is written.</w:t>
       </w:r>
     </w:p>
     <w:p>
@@ -3035,14 +3045,17 @@
         <w:ind w:left="720"/>
       </w:pPr>
       <w:r>
-        <w:t>Below the floor, the review enters hold 3, for stronger evidence. The ATI review team raises the evidence with the requesting unit and the vendor, through a live demonstration of the essential functions with assistive technology or its own testing, and re-rates Severity. When the evidence cannot be raised, the review proceeds under the fallback, with Severity set to S3 (provisional), because unproven conformance is treated as hiding a blocking barrier.</w:t>
+        <w:t>Below the floor where it binds, the review enters hold 3, for stronger evidence. A clean ACR reaches the floor at any Exposure through the analyst's spot check. Otherwise the ATI review team raises the evidence with the requesting unit and the vendor, through a live demonstration of the essential functions with assistive technology, or through the ATI coordinator's full manual review, and re-rates Severity. When the evidence cannot be raised, the review proceeds under the fallback</w:t>
+      </w:r>
+      <w:r>
+        <w:t>, with Severity set to S3 (provisional), because unproven conformance is treated as hiding a blocking barrier.</w:t>
       </w:r>
     </w:p>
     <w:p>
       <w:pPr>
         <w:pStyle w:val="Heading2"/>
       </w:pPr>
-      <w:bookmarkStart w:id="6" w:name="_Toc243488049"/>
+      <w:bookmarkStart w:id="6" w:name="_Toc243581614"/>
       <w:r>
         <w:t>Read the risk grade</w:t>
       </w:r>
@@ -3053,10 +3066,7 @@
         <w:ind w:left="720"/>
       </w:pPr>
       <w:r>
-        <w:t>The reviewer reads the risk grade</w:t>
-      </w:r>
-      <w:r>
-        <w:t xml:space="preserve"> from the pairing of Exposure and Severity.</w:t>
+        <w:t>The reviewer reads the risk grade from the pairing of Exposure and Severity.</w:t>
       </w:r>
     </w:p>
     <w:p>
@@ -3083,7 +3093,6 @@
         <w:rPr>
           <w:b/>
         </w:rPr>
-        <w:lastRenderedPageBreak/>
         <w:t>Alternate access required.</w:t>
       </w:r>
       <w:r>
@@ -3094,7 +3103,7 @@
       <w:pPr>
         <w:pStyle w:val="Heading2"/>
       </w:pPr>
-      <w:bookmarkStart w:id="7" w:name="_Toc243488050"/>
+      <w:bookmarkStart w:id="7" w:name="_Toc243581615"/>
       <w:r>
         <w:t>Write the TAAP</w:t>
       </w:r>
@@ -3250,6 +3259,7 @@
         <w:rPr>
           <w:b/>
         </w:rPr>
+        <w:lastRenderedPageBreak/>
         <w:t>Below the standard.</w:t>
       </w:r>
       <w:r>
@@ -3275,7 +3285,7 @@
       <w:pPr>
         <w:pStyle w:val="Heading2"/>
       </w:pPr>
-      <w:bookmarkStart w:id="8" w:name="_Toc243488051"/>
+      <w:bookmarkStart w:id="8" w:name="_Toc243581616"/>
       <w:r>
         <w:t>Record the decision</w:t>
       </w:r>
@@ -3348,18 +3358,14 @@
         <w:ind w:left="720"/>
       </w:pPr>
       <w:r>
-        <w:t xml:space="preserve">The department chair or manager, the dean or division vice president and the ADA compliance officer sign the TAAP. The reviewer files it in the campus, regional and systemwide repositories, and the purchase proceeds only then. The contract carries the CSU accessibility terms, and at </w:t>
-      </w:r>
-      <w:r>
-        <w:lastRenderedPageBreak/>
-        <w:t>medium and high Exposure a vendor roadmap with milestones, so that the vendor's remediation is a contractual duty.</w:t>
+        <w:t>The department chair or manager, the dean or division vice president and the ADA compliance officer sign the TAAP. The reviewer files it in the campus, regional and systemwide repositories, and the purchase proceeds only then. The contract carries the CSU accessibility terms, and at medium and high Exposure a vendor roadmap with milestones, so that the vendor's remediation is a contractual duty.</w:t>
       </w:r>
     </w:p>
     <w:p>
       <w:pPr>
         <w:pStyle w:val="Heading2"/>
       </w:pPr>
-      <w:bookmarkStart w:id="9" w:name="_Toc243488052"/>
+      <w:bookmarkStart w:id="9" w:name="_Toc243581617"/>
       <w:r>
         <w:t>Keep the plan under review</w:t>
       </w:r>
@@ -3400,7 +3406,7 @@
         <w:t>Review.</w:t>
       </w:r>
       <w:r>
-        <w:t xml:space="preserve"> Annually at a low warning level, and at the first roadmap milestone at an elevated or high level. Under the fallback, the first review re-rates Severity on evidence at the Veracity floor.</w:t>
+        <w:t xml:space="preserve"> Annually at a low warning level, and at the first roadmap milestone at an elevated or high level. Under the fallback, and whenever the vendor's denials were below the Veracity floor at approval, the first review re-rates Severity on evidence at the floor.</w:t>
       </w:r>
     </w:p>
     <w:p>
@@ -3445,7 +3451,7 @@
         </w:rPr>
         <w:lastRenderedPageBreak/>
         <w:drawing>
-          <wp:inline distT="0" distB="0" distL="0" distR="0" wp14:anchorId="1751CC68" wp14:editId="381B7E49">
+          <wp:inline distT="0" distB="0" distL="0" distR="0" wp14:anchorId="159E99F7" wp14:editId="008568E8">
             <wp:extent cx="5486400" cy="6278880"/>
             <wp:effectExtent l="0" t="0" r="0" b="0"/>
             <wp:docPr id="1" name="Picture 1"/>
@@ -3488,7 +3494,7 @@
         <w:jc w:val="center"/>
       </w:pPr>
       <w:r>
-        <w:t>Figure 1. The shared checks, from requisition intake to the risk grade. An accommodation purchase is approved at intake. Holds 1 to 3 pause the review, and hold 3 resumes at the Severity step. With no evidence at all, the review falls back once the ATI review team records that none can be obtained.</w:t>
+        <w:t>Figure 1. The shared checks, from requisition intake to the risk grade. An accommodation purchase is approved at intake. The Veracity floor binds every grade at high exposure, and at low and medium a grade that rests on the vendor's Supports rows; a grade on the barriers found at low or medium proceeds at any evidence level. Holds 1 to 3 pause the review, and hold 3 resumes at the Severity step. With no evidence at all, the review falls back once the ATI review team records that none can be obtained.</w:t>
       </w:r>
     </w:p>
     <w:p>
@@ -3503,7 +3509,7 @@
         </w:rPr>
         <w:lastRenderedPageBreak/>
         <w:drawing>
-          <wp:inline distT="0" distB="0" distL="0" distR="0" wp14:anchorId="11C87B75" wp14:editId="5334EF2D">
+          <wp:inline distT="0" distB="0" distL="0" distR="0" wp14:anchorId="19164D66" wp14:editId="07A3EF9E">
             <wp:extent cx="5303520" cy="6500046"/>
             <wp:effectExtent l="0" t="0" r="0" b="0"/>
             <wp:docPr id="2" name="Picture 2"/>
@@ -3546,7 +3552,7 @@
         <w:jc w:val="center"/>
       </w:pPr>
       <w:r>
-        <w:t>Figure 2. The remedy step, from an Alternate access required risk grade to Deny or Approve with TAAP. Holds 4 and 5 pause the review. Under the fallback the minimum is provisional, and the first TAAP review re-rates Severity on evidence at the Veracity floor.</w:t>
+        <w:t>Figure 2. The remedy step, from an Alternate access required risk grade to Deny or Approve with TAAP. Holds 4 and 5 pause the review. Under the fallback, and while the vendor's denials are below the floor, the minimum is provisional, and the first TAAP review re-rates Severity on evidence at the Veracity floor.</w:t>
       </w:r>
     </w:p>
     <w:p>
@@ -3569,7 +3575,7 @@
       <w:pPr>
         <w:pStyle w:val="Heading1"/>
       </w:pPr>
-      <w:bookmarkStart w:id="10" w:name="_Toc243488053"/>
+      <w:bookmarkStart w:id="10" w:name="_Toc243581618"/>
       <w:r>
         <w:lastRenderedPageBreak/>
         <w:t>The rubric on one page</w:t>
@@ -3587,7 +3593,7 @@
           <w:noProof/>
         </w:rPr>
         <w:drawing>
-          <wp:inline distT="0" distB="0" distL="0" distR="0" wp14:anchorId="30C8699D" wp14:editId="138884D4">
+          <wp:inline distT="0" distB="0" distL="0" distR="0" wp14:anchorId="372C29CC" wp14:editId="344C4B71">
             <wp:extent cx="8229600" cy="3902962"/>
             <wp:effectExtent l="0" t="0" r="0" b="0"/>
             <wp:docPr id="3" name="Picture 3"/>
@@ -3652,7 +3658,7 @@
       <w:pPr>
         <w:pStyle w:val="Heading1"/>
       </w:pPr>
-      <w:bookmarkStart w:id="11" w:name="_Toc243488054"/>
+      <w:bookmarkStart w:id="11" w:name="_Toc243581619"/>
       <w:r>
         <w:lastRenderedPageBreak/>
         <w:t>Definitions</w:t>
@@ -3663,7 +3669,7 @@
       <w:pPr>
         <w:pStyle w:val="Heading2"/>
       </w:pPr>
-      <w:bookmarkStart w:id="12" w:name="_Toc243488055"/>
+      <w:bookmarkStart w:id="12" w:name="_Toc243581620"/>
       <w:r>
         <w:t>Review standard</w:t>
       </w:r>
@@ -3687,7 +3693,7 @@
       <w:pPr>
         <w:pStyle w:val="Heading2"/>
       </w:pPr>
-      <w:bookmarkStart w:id="13" w:name="_Toc243488056"/>
+      <w:bookmarkStart w:id="13" w:name="_Toc243581621"/>
       <w:r>
         <w:t>Essential function</w:t>
       </w:r>
@@ -3774,7 +3780,7 @@
       <w:pPr>
         <w:pStyle w:val="Heading2"/>
       </w:pPr>
-      <w:bookmarkStart w:id="14" w:name="_Toc243488057"/>
+      <w:bookmarkStart w:id="14" w:name="_Toc243581622"/>
       <w:r>
         <w:t>Nonconformance and barrier</w:t>
       </w:r>
@@ -3950,7 +3956,7 @@
       <w:pPr>
         <w:pStyle w:val="Heading2"/>
       </w:pPr>
-      <w:bookmarkStart w:id="15" w:name="_Toc243488058"/>
+      <w:bookmarkStart w:id="15" w:name="_Toc243581623"/>
       <w:r>
         <w:t>Minimal impact</w:t>
       </w:r>
@@ -4053,7 +4059,7 @@
       <w:pPr>
         <w:pStyle w:val="Heading2"/>
       </w:pPr>
-      <w:bookmarkStart w:id="16" w:name="_Toc243488059"/>
+      <w:bookmarkStart w:id="16" w:name="_Toc243581624"/>
       <w:r>
         <w:t>Finding</w:t>
       </w:r>
@@ -4064,7 +4070,10 @@
         <w:ind w:left="720"/>
       </w:pPr>
       <w:r>
-        <w:t>A finding records one barrier in four fields.</w:t>
+        <w:t>A finding</w:t>
+      </w:r>
+      <w:r>
+        <w:t xml:space="preserve"> records one WCAG failure, a barrier in the product, in four fields. The failure comes from a "Partially Supports" or "Does Not Support" row of the ACR, or from a demonstration, an audit or ATI testing. No finding means the evidence shows no barrier on any essential function, severity S0.</w:t>
       </w:r>
       <w:r>
         <w:rPr>
@@ -4141,14 +4150,14 @@
         <w:t>An ACR lead</w:t>
       </w:r>
       <w:r>
-        <w:t xml:space="preserve"> is a row marked "Partially Supports" or "Does Not Support" in the vendor's ACR (Accessibility Conformance Report). A lead becomes a finding once its remark names the affected feature and the reviewer places that feature on an essential function.</w:t>
+        <w:t xml:space="preserve"> is a row marked "Partially Supports" or "Does Not Support" in the vendor's ACR (Accessibility Conformance Report). A lead becomes a finding once its remark names the affected feature and the reviewer places that feature on an essential function. A remark in the form of the GSA issue-level supplement, which names the feature, the disability groups affected and any workaround, gives the reviewer what the finding needs.</w:t>
       </w:r>
     </w:p>
     <w:p>
       <w:pPr>
         <w:pStyle w:val="Heading2"/>
       </w:pPr>
-      <w:bookmarkStart w:id="17" w:name="_Toc243488060"/>
+      <w:bookmarkStart w:id="17" w:name="_Toc243581625"/>
       <w:r>
         <w:t>Exposure</w:t>
       </w:r>
@@ -4296,7 +4305,14 @@
               <w:rPr>
                 <w:sz w:val="20"/>
               </w:rPr>
-              <w:t>The only route to a university service (enrollment, aid, payment, housing)</w:t>
+              <w:t xml:space="preserve">The only route to a university service (enrollment, </w:t>
+            </w:r>
+            <w:r>
+              <w:rPr>
+                <w:sz w:val="20"/>
+              </w:rPr>
+              <w:lastRenderedPageBreak/>
+              <w:t>aid, payment, housing)</w:t>
             </w:r>
           </w:p>
         </w:tc>
@@ -4312,6 +4328,7 @@
               <w:rPr>
                 <w:sz w:val="20"/>
               </w:rPr>
+              <w:lastRenderedPageBreak/>
               <w:t>high</w:t>
             </w:r>
           </w:p>
@@ -4398,7 +4415,6 @@
               <w:rPr>
                 <w:sz w:val="20"/>
               </w:rPr>
-              <w:lastRenderedPageBreak/>
               <w:t>A prior accessibility complaint about the product</w:t>
             </w:r>
           </w:p>
@@ -4499,90 +4515,793 @@
         <w:ind w:left="720"/>
       </w:pPr>
       <w:r>
-        <w:t>The requester's answers map uniquely across four distinct groups.</w:t>
-      </w:r>
-    </w:p>
-    <w:p>
-      <w:pPr>
-        <w:pStyle w:val="ListBullet"/>
-        <w:ind w:left="1080"/>
-      </w:pPr>
-      <w:r>
-        <w:rPr>
-          <w:b/>
-        </w:rPr>
-        <w:t>Reach.</w:t>
-      </w:r>
-      <w:r>
-        <w:t xml:space="preserve"> Number of users and organizational scope.</w:t>
-      </w:r>
-    </w:p>
-    <w:p>
-      <w:pPr>
-        <w:pStyle w:val="ListBullet"/>
-        <w:ind w:left="1080"/>
-      </w:pPr>
-      <w:r>
-        <w:rPr>
-          <w:b/>
-        </w:rPr>
-        <w:t>Stakes.</w:t>
-      </w:r>
-      <w:r>
-        <w:t xml:space="preserve"> Required use and criticality.</w:t>
-      </w:r>
-    </w:p>
-    <w:p>
-      <w:pPr>
-        <w:pStyle w:val="ListBullet"/>
-        <w:ind w:left="1080"/>
-      </w:pPr>
-      <w:r>
-        <w:rPr>
-          <w:b/>
-        </w:rPr>
-        <w:t>Spread.</w:t>
-      </w:r>
-      <w:r>
-        <w:t xml:space="preserve"> Content the product publishes.</w:t>
-      </w:r>
-    </w:p>
-    <w:p>
-      <w:pPr>
-        <w:pStyle w:val="ListBullet"/>
-        <w:ind w:left="1080"/>
-      </w:pPr>
-      <w:r>
-        <w:rPr>
-          <w:b/>
-        </w:rPr>
-        <w:t>Duration.</w:t>
-      </w:r>
-      <w:r>
-        <w:t xml:space="preserve"> Frequency of use and contract length.</w:t>
-      </w:r>
+        <w:t>The user count is required, and the review halts until the requesting unit supplies it. It sets the starting level and the lowest level the other answers can reach.</w:t>
+      </w:r>
+    </w:p>
+    <w:tbl>
+      <w:tblPr>
+        <w:tblStyle w:val="TableGrid"/>
+        <w:tblW w:w="8640" w:type="dxa"/>
+        <w:tblInd w:w="720" w:type="dxa"/>
+        <w:tblLook w:val="04A0" w:firstRow="1" w:lastRow="0" w:firstColumn="1" w:lastColumn="0" w:noHBand="0" w:noVBand="1"/>
+      </w:tblPr>
+      <w:tblGrid>
+        <w:gridCol w:w="2865"/>
+        <w:gridCol w:w="2886"/>
+        <w:gridCol w:w="2889"/>
+      </w:tblGrid>
+      <w:tr>
+        <w:tc>
+          <w:tcPr>
+            <w:tcW w:w="3120" w:type="dxa"/>
+            <w:shd w:val="clear" w:color="auto" w:fill="E8EEF0"/>
+          </w:tcPr>
+          <w:p>
+            <w:pPr>
+              <w:spacing w:before="40" w:after="40"/>
+            </w:pPr>
+            <w:r>
+              <w:rPr>
+                <w:b/>
+                <w:sz w:val="20"/>
+              </w:rPr>
+              <w:t>User count</w:t>
+            </w:r>
+          </w:p>
+        </w:tc>
+        <w:tc>
+          <w:tcPr>
+            <w:tcW w:w="3120" w:type="dxa"/>
+            <w:shd w:val="clear" w:color="auto" w:fill="E8EEF0"/>
+          </w:tcPr>
+          <w:p>
+            <w:pPr>
+              <w:spacing w:before="40" w:after="40"/>
+            </w:pPr>
+            <w:r>
+              <w:rPr>
+                <w:b/>
+                <w:sz w:val="20"/>
+              </w:rPr>
+              <w:t>Start</w:t>
+            </w:r>
+          </w:p>
+        </w:tc>
+        <w:tc>
+          <w:tcPr>
+            <w:tcW w:w="3120" w:type="dxa"/>
+            <w:shd w:val="clear" w:color="auto" w:fill="E8EEF0"/>
+          </w:tcPr>
+          <w:p>
+            <w:pPr>
+              <w:spacing w:before="40" w:after="40"/>
+            </w:pPr>
+            <w:r>
+              <w:rPr>
+                <w:b/>
+                <w:sz w:val="20"/>
+              </w:rPr>
+              <w:t>Answers can lower it to</w:t>
+            </w:r>
+          </w:p>
+        </w:tc>
+      </w:tr>
+      <w:tr>
+        <w:tc>
+          <w:tcPr>
+            <w:tcW w:w="3120" w:type="dxa"/>
+          </w:tcPr>
+          <w:p>
+            <w:pPr>
+              <w:spacing w:before="40" w:after="40"/>
+            </w:pPr>
+            <w:r>
+              <w:rPr>
+                <w:sz w:val="20"/>
+              </w:rPr>
+              <w:t>Up to 25</w:t>
+            </w:r>
+          </w:p>
+        </w:tc>
+        <w:tc>
+          <w:tcPr>
+            <w:tcW w:w="3120" w:type="dxa"/>
+          </w:tcPr>
+          <w:p>
+            <w:pPr>
+              <w:spacing w:before="40" w:after="40"/>
+            </w:pPr>
+            <w:r>
+              <w:rPr>
+                <w:sz w:val="20"/>
+              </w:rPr>
+              <w:t>low</w:t>
+            </w:r>
+          </w:p>
+        </w:tc>
+        <w:tc>
+          <w:tcPr>
+            <w:tcW w:w="3120" w:type="dxa"/>
+          </w:tcPr>
+          <w:p>
+            <w:pPr>
+              <w:spacing w:before="40" w:after="40"/>
+            </w:pPr>
+            <w:r>
+              <w:rPr>
+                <w:sz w:val="20"/>
+              </w:rPr>
+              <w:t>low</w:t>
+            </w:r>
+          </w:p>
+        </w:tc>
+      </w:tr>
+      <w:tr>
+        <w:tc>
+          <w:tcPr>
+            <w:tcW w:w="3120" w:type="dxa"/>
+          </w:tcPr>
+          <w:p>
+            <w:pPr>
+              <w:spacing w:before="40" w:after="40"/>
+            </w:pPr>
+            <w:r>
+              <w:rPr>
+                <w:sz w:val="20"/>
+              </w:rPr>
+              <w:t>26 to 250</w:t>
+            </w:r>
+          </w:p>
+        </w:tc>
+        <w:tc>
+          <w:tcPr>
+            <w:tcW w:w="3120" w:type="dxa"/>
+          </w:tcPr>
+          <w:p>
+            <w:pPr>
+              <w:spacing w:before="40" w:after="40"/>
+            </w:pPr>
+            <w:r>
+              <w:rPr>
+                <w:sz w:val="20"/>
+              </w:rPr>
+              <w:t>medium</w:t>
+            </w:r>
+          </w:p>
+        </w:tc>
+        <w:tc>
+          <w:tcPr>
+            <w:tcW w:w="3120" w:type="dxa"/>
+          </w:tcPr>
+          <w:p>
+            <w:pPr>
+              <w:spacing w:before="40" w:after="40"/>
+            </w:pPr>
+            <w:r>
+              <w:rPr>
+                <w:sz w:val="20"/>
+              </w:rPr>
+              <w:t>low</w:t>
+            </w:r>
+          </w:p>
+        </w:tc>
+      </w:tr>
+      <w:tr>
+        <w:tc>
+          <w:tcPr>
+            <w:tcW w:w="3120" w:type="dxa"/>
+          </w:tcPr>
+          <w:p>
+            <w:pPr>
+              <w:spacing w:before="40" w:after="40"/>
+            </w:pPr>
+            <w:r>
+              <w:rPr>
+                <w:sz w:val="20"/>
+              </w:rPr>
+              <w:t>251 to 2,500</w:t>
+            </w:r>
+          </w:p>
+        </w:tc>
+        <w:tc>
+          <w:tcPr>
+            <w:tcW w:w="3120" w:type="dxa"/>
+          </w:tcPr>
+          <w:p>
+            <w:pPr>
+              <w:spacing w:before="40" w:after="40"/>
+            </w:pPr>
+            <w:r>
+              <w:rPr>
+                <w:sz w:val="20"/>
+              </w:rPr>
+              <w:t>high</w:t>
+            </w:r>
+          </w:p>
+        </w:tc>
+        <w:tc>
+          <w:tcPr>
+            <w:tcW w:w="3120" w:type="dxa"/>
+          </w:tcPr>
+          <w:p>
+            <w:pPr>
+              <w:spacing w:before="40" w:after="40"/>
+            </w:pPr>
+            <w:r>
+              <w:rPr>
+                <w:sz w:val="20"/>
+              </w:rPr>
+              <w:t>low</w:t>
+            </w:r>
+          </w:p>
+        </w:tc>
+      </w:tr>
+      <w:tr>
+        <w:tc>
+          <w:tcPr>
+            <w:tcW w:w="3120" w:type="dxa"/>
+          </w:tcPr>
+          <w:p>
+            <w:pPr>
+              <w:spacing w:before="40" w:after="40"/>
+            </w:pPr>
+            <w:r>
+              <w:rPr>
+                <w:sz w:val="20"/>
+              </w:rPr>
+              <w:t>More than 2,500</w:t>
+            </w:r>
+          </w:p>
+        </w:tc>
+        <w:tc>
+          <w:tcPr>
+            <w:tcW w:w="3120" w:type="dxa"/>
+          </w:tcPr>
+          <w:p>
+            <w:pPr>
+              <w:spacing w:before="40" w:after="40"/>
+            </w:pPr>
+            <w:r>
+              <w:rPr>
+                <w:sz w:val="20"/>
+              </w:rPr>
+              <w:t>high</w:t>
+            </w:r>
+          </w:p>
+        </w:tc>
+        <w:tc>
+          <w:tcPr>
+            <w:tcW w:w="3120" w:type="dxa"/>
+          </w:tcPr>
+          <w:p>
+            <w:pPr>
+              <w:spacing w:before="40" w:after="40"/>
+            </w:pPr>
+            <w:r>
+              <w:rPr>
+                <w:sz w:val="20"/>
+              </w:rPr>
+              <w:t>medium</w:t>
+            </w:r>
+          </w:p>
+        </w:tc>
+      </w:tr>
+    </w:tbl>
+    <w:p>
+      <w:pPr>
+        <w:spacing w:after="0"/>
+      </w:pPr>
     </w:p>
     <w:p>
       <w:pPr>
         <w:ind w:left="720"/>
       </w:pPr>
       <w:r>
-        <w:t>Each group level is the group's highest answer. The exposure level is the range containing the aggregate share of the maximum score, with cut points at 25% and 55% partitioning the share range into low, medium and high, unless a floor sets a higher level.</w:t>
-      </w:r>
+        <w:t>The other six answers are optional and score points. A blank answer scores as high, so an answer entered can only keep or lower the level.</w:t>
+      </w:r>
+    </w:p>
+    <w:tbl>
+      <w:tblPr>
+        <w:tblStyle w:val="TableGrid"/>
+        <w:tblW w:w="8640" w:type="dxa"/>
+        <w:tblInd w:w="720" w:type="dxa"/>
+        <w:tblLook w:val="04A0" w:firstRow="1" w:lastRow="0" w:firstColumn="1" w:lastColumn="0" w:noHBand="0" w:noVBand="1"/>
+      </w:tblPr>
+      <w:tblGrid>
+        <w:gridCol w:w="2191"/>
+        <w:gridCol w:w="2131"/>
+        <w:gridCol w:w="2173"/>
+        <w:gridCol w:w="2145"/>
+      </w:tblGrid>
+      <w:tr>
+        <w:tc>
+          <w:tcPr>
+            <w:tcW w:w="2340" w:type="dxa"/>
+            <w:shd w:val="clear" w:color="auto" w:fill="E8EEF0"/>
+          </w:tcPr>
+          <w:p>
+            <w:pPr>
+              <w:spacing w:before="40" w:after="40"/>
+            </w:pPr>
+            <w:r>
+              <w:rPr>
+                <w:b/>
+                <w:sz w:val="20"/>
+              </w:rPr>
+              <w:t>Answer</w:t>
+            </w:r>
+          </w:p>
+        </w:tc>
+        <w:tc>
+          <w:tcPr>
+            <w:tcW w:w="2340" w:type="dxa"/>
+            <w:shd w:val="clear" w:color="auto" w:fill="E8EEF0"/>
+          </w:tcPr>
+          <w:p>
+            <w:pPr>
+              <w:spacing w:before="40" w:after="40"/>
+            </w:pPr>
+            <w:r>
+              <w:rPr>
+                <w:b/>
+                <w:sz w:val="20"/>
+              </w:rPr>
+              <w:t>Low</w:t>
+            </w:r>
+          </w:p>
+        </w:tc>
+        <w:tc>
+          <w:tcPr>
+            <w:tcW w:w="2340" w:type="dxa"/>
+            <w:shd w:val="clear" w:color="auto" w:fill="E8EEF0"/>
+          </w:tcPr>
+          <w:p>
+            <w:pPr>
+              <w:spacing w:before="40" w:after="40"/>
+            </w:pPr>
+            <w:r>
+              <w:rPr>
+                <w:b/>
+                <w:sz w:val="20"/>
+              </w:rPr>
+              <w:t>Medium</w:t>
+            </w:r>
+          </w:p>
+        </w:tc>
+        <w:tc>
+          <w:tcPr>
+            <w:tcW w:w="2340" w:type="dxa"/>
+            <w:shd w:val="clear" w:color="auto" w:fill="E8EEF0"/>
+          </w:tcPr>
+          <w:p>
+            <w:pPr>
+              <w:spacing w:before="40" w:after="40"/>
+            </w:pPr>
+            <w:r>
+              <w:rPr>
+                <w:b/>
+                <w:sz w:val="20"/>
+              </w:rPr>
+              <w:t>High or blank</w:t>
+            </w:r>
+          </w:p>
+        </w:tc>
+      </w:tr>
+      <w:tr>
+        <w:tc>
+          <w:tcPr>
+            <w:tcW w:w="2340" w:type="dxa"/>
+          </w:tcPr>
+          <w:p>
+            <w:pPr>
+              <w:spacing w:before="40" w:after="40"/>
+            </w:pPr>
+            <w:r>
+              <w:rPr>
+                <w:sz w:val="20"/>
+              </w:rPr>
+              <w:t>Scope</w:t>
+            </w:r>
+          </w:p>
+        </w:tc>
+        <w:tc>
+          <w:tcPr>
+            <w:tcW w:w="2340" w:type="dxa"/>
+          </w:tcPr>
+          <w:p>
+            <w:pPr>
+              <w:spacing w:before="40" w:after="40"/>
+            </w:pPr>
+            <w:r>
+              <w:rPr>
+                <w:sz w:val="20"/>
+              </w:rPr>
+              <w:t>0</w:t>
+            </w:r>
+          </w:p>
+        </w:tc>
+        <w:tc>
+          <w:tcPr>
+            <w:tcW w:w="2340" w:type="dxa"/>
+          </w:tcPr>
+          <w:p>
+            <w:pPr>
+              <w:spacing w:before="40" w:after="40"/>
+            </w:pPr>
+            <w:r>
+              <w:rPr>
+                <w:sz w:val="20"/>
+              </w:rPr>
+              <w:t>1</w:t>
+            </w:r>
+          </w:p>
+        </w:tc>
+        <w:tc>
+          <w:tcPr>
+            <w:tcW w:w="2340" w:type="dxa"/>
+          </w:tcPr>
+          <w:p>
+            <w:pPr>
+              <w:spacing w:before="40" w:after="40"/>
+            </w:pPr>
+            <w:r>
+              <w:rPr>
+                <w:sz w:val="20"/>
+              </w:rPr>
+              <w:t>2</w:t>
+            </w:r>
+          </w:p>
+        </w:tc>
+      </w:tr>
+      <w:tr>
+        <w:tc>
+          <w:tcPr>
+            <w:tcW w:w="2340" w:type="dxa"/>
+          </w:tcPr>
+          <w:p>
+            <w:pPr>
+              <w:spacing w:before="40" w:after="40"/>
+            </w:pPr>
+            <w:r>
+              <w:rPr>
+                <w:sz w:val="20"/>
+              </w:rPr>
+              <w:t>Required use</w:t>
+            </w:r>
+          </w:p>
+        </w:tc>
+        <w:tc>
+          <w:tcPr>
+            <w:tcW w:w="2340" w:type="dxa"/>
+          </w:tcPr>
+          <w:p>
+            <w:pPr>
+              <w:spacing w:before="40" w:after="40"/>
+            </w:pPr>
+            <w:r>
+              <w:rPr>
+                <w:sz w:val="20"/>
+              </w:rPr>
+              <w:t>0</w:t>
+            </w:r>
+          </w:p>
+        </w:tc>
+        <w:tc>
+          <w:tcPr>
+            <w:tcW w:w="2340" w:type="dxa"/>
+          </w:tcPr>
+          <w:p>
+            <w:pPr>
+              <w:spacing w:before="40" w:after="40"/>
+            </w:pPr>
+            <w:r>
+              <w:rPr>
+                <w:sz w:val="20"/>
+              </w:rPr>
+              <w:t>1</w:t>
+            </w:r>
+          </w:p>
+        </w:tc>
+        <w:tc>
+          <w:tcPr>
+            <w:tcW w:w="2340" w:type="dxa"/>
+          </w:tcPr>
+          <w:p>
+            <w:pPr>
+              <w:spacing w:before="40" w:after="40"/>
+            </w:pPr>
+            <w:r>
+              <w:rPr>
+                <w:sz w:val="20"/>
+              </w:rPr>
+              <w:t>2</w:t>
+            </w:r>
+          </w:p>
+        </w:tc>
+      </w:tr>
+      <w:tr>
+        <w:tc>
+          <w:tcPr>
+            <w:tcW w:w="2340" w:type="dxa"/>
+          </w:tcPr>
+          <w:p>
+            <w:pPr>
+              <w:spacing w:before="40" w:after="40"/>
+            </w:pPr>
+            <w:r>
+              <w:rPr>
+                <w:sz w:val="20"/>
+              </w:rPr>
+              <w:t>Criticality</w:t>
+            </w:r>
+          </w:p>
+        </w:tc>
+        <w:tc>
+          <w:tcPr>
+            <w:tcW w:w="2340" w:type="dxa"/>
+          </w:tcPr>
+          <w:p>
+            <w:pPr>
+              <w:spacing w:before="40" w:after="40"/>
+            </w:pPr>
+            <w:r>
+              <w:rPr>
+                <w:sz w:val="20"/>
+              </w:rPr>
+              <w:t>0</w:t>
+            </w:r>
+          </w:p>
+        </w:tc>
+        <w:tc>
+          <w:tcPr>
+            <w:tcW w:w="2340" w:type="dxa"/>
+          </w:tcPr>
+          <w:p>
+            <w:pPr>
+              <w:spacing w:before="40" w:after="40"/>
+            </w:pPr>
+            <w:r>
+              <w:rPr>
+                <w:sz w:val="20"/>
+              </w:rPr>
+              <w:t>1</w:t>
+            </w:r>
+          </w:p>
+        </w:tc>
+        <w:tc>
+          <w:tcPr>
+            <w:tcW w:w="2340" w:type="dxa"/>
+          </w:tcPr>
+          <w:p>
+            <w:pPr>
+              <w:spacing w:before="40" w:after="40"/>
+            </w:pPr>
+            <w:r>
+              <w:rPr>
+                <w:sz w:val="20"/>
+              </w:rPr>
+              <w:t>2</w:t>
+            </w:r>
+          </w:p>
+        </w:tc>
+      </w:tr>
+      <w:tr>
+        <w:tc>
+          <w:tcPr>
+            <w:tcW w:w="2340" w:type="dxa"/>
+          </w:tcPr>
+          <w:p>
+            <w:pPr>
+              <w:spacing w:before="40" w:after="40"/>
+            </w:pPr>
+            <w:r>
+              <w:rPr>
+                <w:sz w:val="20"/>
+              </w:rPr>
+              <w:t>Publishes</w:t>
+            </w:r>
+          </w:p>
+        </w:tc>
+        <w:tc>
+          <w:tcPr>
+            <w:tcW w:w="2340" w:type="dxa"/>
+          </w:tcPr>
+          <w:p>
+            <w:pPr>
+              <w:spacing w:before="40" w:after="40"/>
+            </w:pPr>
+            <w:r>
+              <w:rPr>
+                <w:sz w:val="20"/>
+              </w:rPr>
+              <w:t>0</w:t>
+            </w:r>
+          </w:p>
+        </w:tc>
+        <w:tc>
+          <w:tcPr>
+            <w:tcW w:w="2340" w:type="dxa"/>
+          </w:tcPr>
+          <w:p>
+            <w:pPr>
+              <w:spacing w:before="40" w:after="40"/>
+            </w:pPr>
+            <w:r>
+              <w:rPr>
+                <w:sz w:val="20"/>
+              </w:rPr>
+              <w:t>1</w:t>
+            </w:r>
+          </w:p>
+        </w:tc>
+        <w:tc>
+          <w:tcPr>
+            <w:tcW w:w="2340" w:type="dxa"/>
+          </w:tcPr>
+          <w:p>
+            <w:pPr>
+              <w:spacing w:before="40" w:after="40"/>
+            </w:pPr>
+            <w:r>
+              <w:rPr>
+                <w:sz w:val="20"/>
+              </w:rPr>
+              <w:t>2</w:t>
+            </w:r>
+          </w:p>
+        </w:tc>
+      </w:tr>
+      <w:tr>
+        <w:tc>
+          <w:tcPr>
+            <w:tcW w:w="2340" w:type="dxa"/>
+          </w:tcPr>
+          <w:p>
+            <w:pPr>
+              <w:spacing w:before="40" w:after="40"/>
+            </w:pPr>
+            <w:r>
+              <w:rPr>
+                <w:sz w:val="20"/>
+              </w:rPr>
+              <w:t>Frequency</w:t>
+            </w:r>
+          </w:p>
+        </w:tc>
+        <w:tc>
+          <w:tcPr>
+            <w:tcW w:w="2340" w:type="dxa"/>
+          </w:tcPr>
+          <w:p>
+            <w:pPr>
+              <w:spacing w:before="40" w:after="40"/>
+            </w:pPr>
+            <w:r>
+              <w:rPr>
+                <w:sz w:val="20"/>
+              </w:rPr>
+              <w:t>0</w:t>
+            </w:r>
+          </w:p>
+        </w:tc>
+        <w:tc>
+          <w:tcPr>
+            <w:tcW w:w="2340" w:type="dxa"/>
+          </w:tcPr>
+          <w:p>
+            <w:pPr>
+              <w:spacing w:before="40" w:after="40"/>
+            </w:pPr>
+            <w:r>
+              <w:rPr>
+                <w:sz w:val="20"/>
+              </w:rPr>
+              <w:t>0.5</w:t>
+            </w:r>
+          </w:p>
+        </w:tc>
+        <w:tc>
+          <w:tcPr>
+            <w:tcW w:w="2340" w:type="dxa"/>
+          </w:tcPr>
+          <w:p>
+            <w:pPr>
+              <w:spacing w:before="40" w:after="40"/>
+            </w:pPr>
+            <w:r>
+              <w:rPr>
+                <w:sz w:val="20"/>
+              </w:rPr>
+              <w:t>1</w:t>
+            </w:r>
+          </w:p>
+        </w:tc>
+      </w:tr>
+      <w:tr>
+        <w:tc>
+          <w:tcPr>
+            <w:tcW w:w="2340" w:type="dxa"/>
+          </w:tcPr>
+          <w:p>
+            <w:pPr>
+              <w:spacing w:before="40" w:after="40"/>
+            </w:pPr>
+            <w:r>
+              <w:rPr>
+                <w:sz w:val="20"/>
+              </w:rPr>
+              <w:t>Contract length</w:t>
+            </w:r>
+          </w:p>
+        </w:tc>
+        <w:tc>
+          <w:tcPr>
+            <w:tcW w:w="2340" w:type="dxa"/>
+          </w:tcPr>
+          <w:p>
+            <w:pPr>
+              <w:spacing w:before="40" w:after="40"/>
+            </w:pPr>
+            <w:r>
+              <w:rPr>
+                <w:sz w:val="20"/>
+              </w:rPr>
+              <w:t>0</w:t>
+            </w:r>
+          </w:p>
+        </w:tc>
+        <w:tc>
+          <w:tcPr>
+            <w:tcW w:w="2340" w:type="dxa"/>
+          </w:tcPr>
+          <w:p>
+            <w:pPr>
+              <w:spacing w:before="40" w:after="40"/>
+            </w:pPr>
+            <w:r>
+              <w:rPr>
+                <w:sz w:val="20"/>
+              </w:rPr>
+              <w:t>0.5</w:t>
+            </w:r>
+          </w:p>
+        </w:tc>
+        <w:tc>
+          <w:tcPr>
+            <w:tcW w:w="2340" w:type="dxa"/>
+          </w:tcPr>
+          <w:p>
+            <w:pPr>
+              <w:spacing w:before="40" w:after="40"/>
+            </w:pPr>
+            <w:r>
+              <w:rPr>
+                <w:sz w:val="20"/>
+              </w:rPr>
+              <w:t>1</w:t>
+            </w:r>
+          </w:p>
+        </w:tc>
+      </w:tr>
+    </w:tbl>
+    <w:p>
+      <w:pPr>
+        <w:spacing w:after="0"/>
+      </w:pPr>
     </w:p>
     <w:p>
       <w:pPr>
         <w:ind w:left="720"/>
       </w:pPr>
       <w:r>
-        <w:t>An unknown answer maps to its highest level. Where that mapping alters exposure, the review halts pending the requester's answers.</w:t>
+        <w:t>Under 2.5 points is low, from 2.5 to under 5.5 is medium, and from 5.5 up is high. Exposure is the lower of the start and the points band, held at the lowest level for the user count. A floor fact then raises it.</w:t>
       </w:r>
     </w:p>
     <w:p>
       <w:pPr>
         <w:pStyle w:val="Heading2"/>
       </w:pPr>
-      <w:bookmarkStart w:id="18" w:name="_Toc243488061"/>
+      <w:bookmarkStart w:id="18" w:name="_Toc243581626"/>
       <w:r>
         <w:t>Severity</w:t>
       </w:r>
@@ -4593,7 +5312,10 @@
         <w:ind w:left="720"/>
       </w:pPr>
       <w:r>
-        <w:t>Severity is rated on an essential function, a function the product exists to provide, such as registering for a class, submitting homework or paying a bill. A function is essential when its removal would change the product's use or purpose, the WCAG-EM 2.0 test, and it covers its complete process from sign-in to final submission.</w:t>
+        <w:t>Severity is rated on an essential function</w:t>
+      </w:r>
+      <w:r>
+        <w:t>, a function the product exists to provide, such as registering for a class, submitting homework or paying a bill. A function is essential when its removal would change the product's use or purpose, the WCAG-EM 2.0 test, and it covers its complete process from sign-in to final submission.</w:t>
       </w:r>
       <w:r>
         <w:rPr>
@@ -4631,10 +5353,11 @@
         <w:ind w:left="720"/>
       </w:pPr>
       <w:r>
-        <w:t xml:space="preserve">Product </w:t>
-      </w:r>
-      <w:r>
-        <w:t>severity is the maximum impact on an essential function across the findings, raised by the two accumulation conditions below, and independent of vendor report conformance labels or the failed WCAG criterion level.</w:t>
+        <w:lastRenderedPageBreak/>
+        <w:t>Product severity</w:t>
+      </w:r>
+      <w:r>
+        <w:t xml:space="preserve"> is the maximum impact on an essential function across the findings, raised by the two accumulation conditions below, and independent of vendor report conformance labels or the failed WCAG criterion level.</w:t>
       </w:r>
     </w:p>
     <w:tbl>
@@ -4924,7 +5647,6 @@
         <w:ind w:left="720"/>
       </w:pPr>
       <w:r>
-        <w:lastRenderedPageBreak/>
         <w:t>The levels sort by the four minimal-impact tests of 28 CFR 35.205, defined under Minimal impact. People with disabilities must still be able to do all four with substantially equivalent timeliness, privacy, independence and ease of use.</w:t>
       </w:r>
     </w:p>
@@ -5127,7 +5849,7 @@
               <w:rPr>
                 <w:sz w:val="20"/>
               </w:rPr>
-              <w:t>Each test as met, on evidence at E2 or better (E2a, E2b or E3)</w:t>
+              <w:t>Each test as met, on a remark or evidence that names the function and the impact</w:t>
             </w:r>
           </w:p>
         </w:tc>
@@ -5275,6 +5997,7 @@
                 <w:b/>
                 <w:sz w:val="20"/>
               </w:rPr>
+              <w:lastRenderedPageBreak/>
               <w:t>Condition</w:t>
             </w:r>
           </w:p>
@@ -5549,7 +6272,6 @@
         <w:rPr>
           <w:b/>
         </w:rPr>
-        <w:lastRenderedPageBreak/>
         <w:t>Spread.</w:t>
       </w:r>
       <w:r>
@@ -5571,7 +6293,7 @@
       <w:pPr>
         <w:pStyle w:val="Heading2"/>
       </w:pPr>
-      <w:bookmarkStart w:id="19" w:name="_Toc243488062"/>
+      <w:bookmarkStart w:id="19" w:name="_Toc243581627"/>
       <w:r>
         <w:t>Evidence (Veracity)</w:t>
       </w:r>
@@ -5727,7 +6449,7 @@
               <w:rPr>
                 <w:sz w:val="20"/>
               </w:rPr>
-              <w:t>Vendor ACR that fails a quality check</w:t>
+              <w:t>Vendor ACR with a report defect that is not accepted, or contradicted by the ATI spot check</w:t>
             </w:r>
           </w:p>
         </w:tc>
@@ -5745,6 +6467,7 @@
               <w:rPr>
                 <w:sz w:val="20"/>
               </w:rPr>
+              <w:lastRenderedPageBreak/>
               <w:t>E1</w:t>
             </w:r>
           </w:p>
@@ -5761,7 +6484,7 @@
               <w:rPr>
                 <w:sz w:val="20"/>
               </w:rPr>
-              <w:t>Vendor ACR that passes every quality check</w:t>
+              <w:t>Clean vendor ACR not yet taken at face value, because its remarks restate the criteria or it is both more than a year old and by the vendor's own staff</w:t>
             </w:r>
           </w:p>
         </w:tc>
@@ -5795,7 +6518,7 @@
               <w:rPr>
                 <w:sz w:val="20"/>
               </w:rPr>
-              <w:t>E1 plus GSA issue-level supplement</w:t>
+              <w:t>Clean vendor ACR taken at face value, because its remarks read like a bug report and it is not both more than a year old and by the vendor's own staff</w:t>
             </w:r>
           </w:p>
         </w:tc>
@@ -5881,7 +6604,7 @@
               <w:rPr>
                 <w:sz w:val="20"/>
               </w:rPr>
-              <w:t>E3</w:t>
+              <w:t>E3a</w:t>
             </w:r>
           </w:p>
         </w:tc>
@@ -5897,7 +6620,41 @@
               <w:rPr>
                 <w:sz w:val="20"/>
               </w:rPr>
-              <w:t>ATI team testing of essential functions by a named method</w:t>
+              <w:t>ATI spot check by the analyst: essential functions exercised with a screen reader and the keyboard, agreeing with a clean vendor ACR</w:t>
+            </w:r>
+          </w:p>
+        </w:tc>
+      </w:tr>
+      <w:tr>
+        <w:tc>
+          <w:tcPr>
+            <w:tcW w:w="4680" w:type="dxa"/>
+          </w:tcPr>
+          <w:p>
+            <w:pPr>
+              <w:spacing w:before="40" w:after="40"/>
+            </w:pPr>
+            <w:r>
+              <w:rPr>
+                <w:sz w:val="20"/>
+              </w:rPr>
+              <w:t>E3b</w:t>
+            </w:r>
+          </w:p>
+        </w:tc>
+        <w:tc>
+          <w:tcPr>
+            <w:tcW w:w="4680" w:type="dxa"/>
+          </w:tcPr>
+          <w:p>
+            <w:pPr>
+              <w:spacing w:before="40" w:after="40"/>
+            </w:pPr>
+            <w:r>
+              <w:rPr>
+                <w:sz w:val="20"/>
+              </w:rPr>
+              <w:t>ATI full manual review by the ATI coordinator, by a named method</w:t>
             </w:r>
           </w:p>
         </w:tc>
@@ -5913,7 +6670,21 @@
         <w:ind w:left="720"/>
       </w:pPr>
       <w:r>
-        <w:t>An ACR passes 8 quality checks to rank E1. Any failed check drops it to E1-.</w:t>
+        <w:t>A vendor ACR has two halves with different credibility. Its admissions</w:t>
+      </w:r>
+      <w:r>
+        <w:t>, the "Partially Supports" and "Does Not Support" rows, are credible at any evidence level, because a vendor has no reason to invent a barrier. Its denials, the "Supports" rows, are the vendor grading itself, and the published audits of vendor reports found about one row in five wrong. The three E1 levels grade the denials.</w:t>
+      </w:r>
+    </w:p>
+    <w:p>
+      <w:pPr>
+        <w:ind w:left="720"/>
+      </w:pPr>
+      <w:r>
+        <w:t>Eight report checks rate the ACR as a document. A failed check is a report defect, and an ACR with one ranks E1-. An ACR with no report defect is clean</w:t>
+      </w:r>
+      <w:r>
+        <w:t>. A barrier the product has is a finding, recorded in the Severity step and credible at any evidence level.</w:t>
       </w:r>
     </w:p>
     <w:p>
@@ -5967,7 +6738,7 @@
         <w:ind w:left="1080"/>
       </w:pPr>
       <w:r>
-        <w:t>Only "Supports" throughout, or on complex criteria without remarks</w:t>
+        <w:t>"Supports" on complex criteria without remarks that show the work</w:t>
       </w:r>
     </w:p>
     <w:p>
@@ -5993,7 +6764,10 @@
         <w:ind w:left="720"/>
       </w:pPr>
       <w:r>
-        <w:t>A report marked Supports on every criterion fails the sixth check. A perfect result is as likely to mean the evaluation was not done as that no barrier exists, so the report earns E1 only when its remarks show the work.</w:t>
+        <w:t>The analyst may accept</w:t>
+      </w:r>
+      <w:r>
+        <w:t xml:space="preserve"> an ACR with a report defect when the defect does not bear on the purchase, such as a version line one patch release behind, and records why it does not matter here. An accepted ACR is rated like a clean one, by its qualifications and the spot check, and the determination prints the defect and the acceptance. Acceptance never cures a stale report, since the report's age is a fact, and never restores an ACR the spot check contradicted.</w:t>
       </w:r>
     </w:p>
     <w:p>
@@ -6001,8 +6775,372 @@
         <w:ind w:left="720"/>
       </w:pPr>
       <w:r>
+        <w:t>A report marked Supports on every criterion passes the sixth report check only when its remarks show the work, as a remark in the form of the GSA issue-level supplement does. A perfect result is as likely to mean the evaluation was not done as that no barrier exists, so a clean all-Supports report is the case the three qualifications and the spot check below exist for.</w:t>
+      </w:r>
+    </w:p>
+    <w:p>
+      <w:pPr>
+        <w:ind w:left="720"/>
+      </w:pPr>
+      <w:r>
         <w:lastRenderedPageBreak/>
-        <w:t>Severity read from the evidence on file is a minimum. Every review needs evidence at the Veracity floor for its exposure and severity before Severity is confirmed.</w:t>
+        <w:t>Three qualifications decide whether a clean ACR is taken at face value</w:t>
+      </w:r>
+      <w:r>
+        <w:t xml:space="preserve"> (E1+) or takes the spot check first (E1). The remarks decide. A finding in an ACR should read like a bug report, with the fields of the GSA issue-level supplement, since a report whose admissions are written that way shows the evaluation was done, which is the best evidence on paper for its Supports rows. The age and the author are read off the front page and lower the ACR only together. An ACR more than a year old by the vendor's own staff is not taken at face value even with good remarks. A date not reco</w:t>
+      </w:r>
+      <w:r>
+        <w:t xml:space="preserve">rded is unknown and neither raises nor lowers. The age reads the evaluation date in the ACR's methods section, or the report date when the methods name none. A major release changes the first version component or carries the vendor's own major label, and an unknown release date neither raises nor lowers. An </w:t>
+      </w:r>
+      <w:r>
+        <w:t>outside firm is one the vendor does not own, is not affiliated with, and does not pay for remediation, and the firm's name and method print in the determination.</w:t>
+      </w:r>
+    </w:p>
+    <w:tbl>
+      <w:tblPr>
+        <w:tblStyle w:val="TableGrid"/>
+        <w:tblW w:w="8640" w:type="dxa"/>
+        <w:tblInd w:w="720" w:type="dxa"/>
+        <w:tblLook w:val="04A0" w:firstRow="1" w:lastRow="0" w:firstColumn="1" w:lastColumn="0" w:noHBand="0" w:noVBand="1"/>
+      </w:tblPr>
+      <w:tblGrid>
+        <w:gridCol w:w="2176"/>
+        <w:gridCol w:w="2155"/>
+        <w:gridCol w:w="2172"/>
+        <w:gridCol w:w="2137"/>
+      </w:tblGrid>
+      <w:tr>
+        <w:tc>
+          <w:tcPr>
+            <w:tcW w:w="2340" w:type="dxa"/>
+            <w:shd w:val="clear" w:color="auto" w:fill="E8EEF0"/>
+          </w:tcPr>
+          <w:p>
+            <w:pPr>
+              <w:spacing w:before="40" w:after="40"/>
+            </w:pPr>
+            <w:r>
+              <w:rPr>
+                <w:b/>
+                <w:sz w:val="20"/>
+              </w:rPr>
+              <w:t>Qualification</w:t>
+            </w:r>
+          </w:p>
+        </w:tc>
+        <w:tc>
+          <w:tcPr>
+            <w:tcW w:w="2340" w:type="dxa"/>
+            <w:shd w:val="clear" w:color="auto" w:fill="E8EEF0"/>
+          </w:tcPr>
+          <w:p>
+            <w:pPr>
+              <w:spacing w:before="40" w:after="40"/>
+            </w:pPr>
+            <w:r>
+              <w:rPr>
+                <w:b/>
+                <w:sz w:val="20"/>
+              </w:rPr>
+              <w:t>Raised</w:t>
+            </w:r>
+          </w:p>
+        </w:tc>
+        <w:tc>
+          <w:tcPr>
+            <w:tcW w:w="2340" w:type="dxa"/>
+            <w:shd w:val="clear" w:color="auto" w:fill="E8EEF0"/>
+          </w:tcPr>
+          <w:p>
+            <w:pPr>
+              <w:spacing w:before="40" w:after="40"/>
+            </w:pPr>
+            <w:r>
+              <w:rPr>
+                <w:b/>
+                <w:sz w:val="20"/>
+              </w:rPr>
+              <w:t>Lowered</w:t>
+            </w:r>
+          </w:p>
+        </w:tc>
+        <w:tc>
+          <w:tcPr>
+            <w:tcW w:w="2340" w:type="dxa"/>
+            <w:shd w:val="clear" w:color="auto" w:fill="E8EEF0"/>
+          </w:tcPr>
+          <w:p>
+            <w:pPr>
+              <w:spacing w:before="40" w:after="40"/>
+            </w:pPr>
+            <w:r>
+              <w:rPr>
+                <w:b/>
+                <w:sz w:val="20"/>
+              </w:rPr>
+              <w:t>Report defect</w:t>
+            </w:r>
+          </w:p>
+        </w:tc>
+      </w:tr>
+      <w:tr>
+        <w:tc>
+          <w:tcPr>
+            <w:tcW w:w="2340" w:type="dxa"/>
+          </w:tcPr>
+          <w:p>
+            <w:pPr>
+              <w:spacing w:before="40" w:after="40"/>
+            </w:pPr>
+            <w:r>
+              <w:rPr>
+                <w:sz w:val="20"/>
+              </w:rPr>
+              <w:t>Age</w:t>
+            </w:r>
+          </w:p>
+        </w:tc>
+        <w:tc>
+          <w:tcPr>
+            <w:tcW w:w="2340" w:type="dxa"/>
+          </w:tcPr>
+          <w:p>
+            <w:pPr>
+              <w:spacing w:before="40" w:after="40"/>
+            </w:pPr>
+            <w:r>
+              <w:rPr>
+                <w:sz w:val="20"/>
+              </w:rPr>
+              <w:t>Evaluated within the last 12 months, and after the product's last major release where that release is known</w:t>
+            </w:r>
+          </w:p>
+        </w:tc>
+        <w:tc>
+          <w:tcPr>
+            <w:tcW w:w="2340" w:type="dxa"/>
+          </w:tcPr>
+          <w:p>
+            <w:pPr>
+              <w:spacing w:before="40" w:after="40"/>
+            </w:pPr>
+            <w:r>
+              <w:rPr>
+                <w:sz w:val="20"/>
+              </w:rPr>
+              <w:t>Evaluated more than 12 months ago</w:t>
+            </w:r>
+          </w:p>
+        </w:tc>
+        <w:tc>
+          <w:tcPr>
+            <w:tcW w:w="2340" w:type="dxa"/>
+          </w:tcPr>
+          <w:p>
+            <w:pPr>
+              <w:spacing w:before="40" w:after="40"/>
+            </w:pPr>
+            <w:r>
+              <w:rPr>
+                <w:sz w:val="20"/>
+              </w:rPr>
+              <w:t>Older than 24 months or before the last major release (the stale check)</w:t>
+            </w:r>
+          </w:p>
+        </w:tc>
+      </w:tr>
+      <w:tr>
+        <w:tc>
+          <w:tcPr>
+            <w:tcW w:w="2340" w:type="dxa"/>
+          </w:tcPr>
+          <w:p>
+            <w:pPr>
+              <w:spacing w:before="40" w:after="40"/>
+            </w:pPr>
+            <w:r>
+              <w:rPr>
+                <w:sz w:val="20"/>
+              </w:rPr>
+              <w:t>Author</w:t>
+            </w:r>
+          </w:p>
+        </w:tc>
+        <w:tc>
+          <w:tcPr>
+            <w:tcW w:w="2340" w:type="dxa"/>
+          </w:tcPr>
+          <w:p>
+            <w:pPr>
+              <w:spacing w:before="40" w:after="40"/>
+            </w:pPr>
+            <w:r>
+              <w:rPr>
+                <w:sz w:val="20"/>
+              </w:rPr>
+              <w:t>A named outside firm, with the method named</w:t>
+            </w:r>
+          </w:p>
+        </w:tc>
+        <w:tc>
+          <w:tcPr>
+            <w:tcW w:w="2340" w:type="dxa"/>
+          </w:tcPr>
+          <w:p>
+            <w:pPr>
+              <w:spacing w:before="40" w:after="40"/>
+            </w:pPr>
+            <w:r>
+              <w:rPr>
+                <w:sz w:val="20"/>
+              </w:rPr>
+              <w:t>The vendor's own staff, a firm the vendor owns, is affiliated with or pays for remediation, or no author named</w:t>
+            </w:r>
+          </w:p>
+        </w:tc>
+        <w:tc>
+          <w:tcPr>
+            <w:tcW w:w="2340" w:type="dxa"/>
+          </w:tcPr>
+          <w:p>
+            <w:pPr>
+              <w:spacing w:before="40" w:after="40"/>
+            </w:pPr>
+            <w:r>
+              <w:rPr>
+                <w:sz w:val="20"/>
+              </w:rPr>
+              <w:t>No method named (the methods report check)</w:t>
+            </w:r>
+          </w:p>
+        </w:tc>
+      </w:tr>
+      <w:tr>
+        <w:tc>
+          <w:tcPr>
+            <w:tcW w:w="2340" w:type="dxa"/>
+          </w:tcPr>
+          <w:p>
+            <w:pPr>
+              <w:spacing w:before="40" w:after="40"/>
+            </w:pPr>
+            <w:r>
+              <w:rPr>
+                <w:sz w:val="20"/>
+              </w:rPr>
+              <w:t>Remarks</w:t>
+            </w:r>
+          </w:p>
+        </w:tc>
+        <w:tc>
+          <w:tcPr>
+            <w:tcW w:w="2340" w:type="dxa"/>
+          </w:tcPr>
+          <w:p>
+            <w:pPr>
+              <w:spacing w:before="40" w:after="40"/>
+            </w:pPr>
+            <w:r>
+              <w:rPr>
+                <w:sz w:val="20"/>
+              </w:rPr>
+              <w:t>The remarks read like a bug report. Each "Partially Supports" and "Does Not Support" row names the page, screen, component or workflow affected, how it falls short and who is affected, and the "Supports" rows on complex criteria give an example or the method</w:t>
+            </w:r>
+          </w:p>
+        </w:tc>
+        <w:tc>
+          <w:tcPr>
+            <w:tcW w:w="2340" w:type="dxa"/>
+          </w:tcPr>
+          <w:p>
+            <w:pPr>
+              <w:spacing w:before="40" w:after="40"/>
+            </w:pPr>
+            <w:r>
+              <w:rPr>
+                <w:sz w:val="20"/>
+              </w:rPr>
+              <w:t>The remarks restate the criterion, generalise, or leave the location out, so a barrier cannot be placed on an essential function</w:t>
+            </w:r>
+          </w:p>
+        </w:tc>
+        <w:tc>
+          <w:tcPr>
+            <w:tcW w:w="2340" w:type="dxa"/>
+          </w:tcPr>
+          <w:p>
+            <w:pPr>
+              <w:spacing w:before="40" w:after="40"/>
+            </w:pPr>
+            <w:r>
+              <w:rPr>
+                <w:sz w:val="20"/>
+              </w:rPr>
+              <w:t>A blank remark on an admission (the remarks report check), or a bare Supports on a complex criterion (the sixth report check)</w:t>
+            </w:r>
+          </w:p>
+        </w:tc>
+      </w:tr>
+    </w:tbl>
+    <w:p>
+      <w:pPr>
+        <w:spacing w:after="0"/>
+      </w:pPr>
+    </w:p>
+    <w:p>
+      <w:pPr>
+        <w:ind w:left="720"/>
+      </w:pPr>
+      <w:r>
+        <w:t>ATI testing takes two forms. The spot check</w:t>
+      </w:r>
+      <w:r>
+        <w:t xml:space="preserve"> (E3a) is the analyst's own pass over the essential functions with a screen reader and the keyboard, done on top of a clean ACR. It is the cheapest independent look at the product, and it ranks with a demonstration or an audit, so it clears every floor. The full manual review</w:t>
+      </w:r>
+      <w:r>
+        <w:t xml:space="preserve"> (E3b) is the ATI coordinator's evaluation of the product by a named method, and it ranks highest. The spot check applies to a clean or accepted ACR, since a report defect is cured by the vendor or accepted by the analyst, not by a spot check, and the determination records the functions covered and the assistive technology used.</w:t>
+      </w:r>
+    </w:p>
+    <w:p>
+      <w:pPr>
+        <w:pStyle w:val="ListBullet"/>
+        <w:ind w:left="1080"/>
+      </w:pPr>
+      <w:r>
+        <w:rPr>
+          <w:b/>
+        </w:rPr>
+        <w:lastRenderedPageBreak/>
+        <w:t>Agrees.</w:t>
+      </w:r>
+      <w:r>
+        <w:t xml:space="preserve"> At least one essential function exercised with a screen reader and the keyboard, and nothing found that the ACR does not report. The evidence is E3a, the spot check's own rank, which clears every floor.</w:t>
+      </w:r>
+    </w:p>
+    <w:p>
+      <w:pPr>
+        <w:pStyle w:val="ListBullet"/>
+        <w:ind w:left="1080"/>
+      </w:pPr>
+      <w:r>
+        <w:rPr>
+          <w:b/>
+        </w:rPr>
+        <w:t>Contradicts.</w:t>
+      </w:r>
+      <w:r>
+        <w:t xml:space="preserve"> The spot check finds a barrier the ACR reports as Supports. The ACR drops to E1-, and the barriers found are recorded as findings.</w:t>
+      </w:r>
+    </w:p>
+    <w:p>
+      <w:pPr>
+        <w:ind w:left="720"/>
+      </w:pPr>
+      <w:r>
+        <w:t>Every risk grade that rests on the denials needs evidence at the Veracity floor</w:t>
+      </w:r>
+      <w:r>
+        <w:t xml:space="preserve"> for its exposure before the denials are confirmed. The floor binds every risk grade at high exposure, and at low and medium a No alternate access required grade, which rests on the vendor's claim of no barrier on an essential function.</w:t>
       </w:r>
     </w:p>
     <w:p>
@@ -6032,7 +7170,7 @@
         <w:t>Medium exposure.</w:t>
       </w:r>
       <w:r>
-        <w:t xml:space="preserve"> E1, E1+, E2a, E2b, E3.</w:t>
+        <w:t xml:space="preserve"> E1+, E2a, E2b, E3a, E3b.</w:t>
       </w:r>
     </w:p>
     <w:p>
@@ -6047,7 +7185,7 @@
         <w:t>High exposure.</w:t>
       </w:r>
       <w:r>
-        <w:t xml:space="preserve"> E2a, E2b, E3.</w:t>
+        <w:t xml:space="preserve"> E1+, E2a, E2b, E3a, E3b.</w:t>
       </w:r>
     </w:p>
     <w:p>
@@ -6055,7 +7193,7 @@
         <w:ind w:left="720"/>
       </w:pPr>
       <w:r>
-        <w:t>An S1 finding always needs E2a, E2b or E3, because the reviewer must show the impact is minimal.</w:t>
+        <w:t>Severity does not move the floor. An S1 rating rests on a remark or evidence that names the function and the impact, which a trusted ACR's bug-report remark does, because the reviewer must be able to show the impact is minimal.</w:t>
       </w:r>
     </w:p>
     <w:p>
@@ -6063,7 +7201,10 @@
         <w:ind w:left="720"/>
       </w:pPr>
       <w:r>
-        <w:t>Below the floor, the review holds with the ATI review team, which raises the evidence with the requesting unit and the vendor, re-rates Severity and resumes. The need for Veracity rises with exposure and severity, and both parties share the interest in establishing the barriers. A demonstration or ATI testing ranks 4 or 5, which clears every floor, so one loop closes it.</w:t>
+        <w:t>At low and medium exposure an Alternate access required grade rests on the barriers found, which are credible at any level, so the review proceeds on them at any evidence level. Below the floor the barriers found are a minimum, the TAAP standard (defined below) is provisional, and the first TAAP review re-rates Severity on evidence at the floor. At high exposure the plan's scope rests on the denials too, since a barrier the vendor denies gets no alternative, so the review raises the evidence before the plan</w:t>
+      </w:r>
+      <w:r>
+        <w:t xml:space="preserve"> is written.</w:t>
       </w:r>
     </w:p>
     <w:p>
@@ -6071,14 +7212,97 @@
         <w:ind w:left="720"/>
       </w:pPr>
       <w:r>
-        <w:t>When the evidence cannot be raised, the ATI review team records that and the review proceeds under the fallback. Severity is S3 (provisional) and the barriers found are a minimum. Unproven conformance is treated as hiding a blocking barrier, so the review requires an alternate access plan (TAAP, defined below). Deny stands on the evidence in hand, because weak evidence can hide barriers but not invent them.</w:t>
+        <w:t>Below the floor where it binds, the review holds with the ATI review team, and the evidence in hand decides the step that raises it.</w:t>
+      </w:r>
+    </w:p>
+    <w:p>
+      <w:pPr>
+        <w:pStyle w:val="ListBullet"/>
+        <w:ind w:left="1080"/>
+      </w:pPr>
+      <w:r>
+        <w:rPr>
+          <w:b/>
+        </w:rPr>
+        <w:t>A clean ACR not yet taken at face value.</w:t>
+      </w:r>
+      <w:r>
+        <w:t xml:space="preserve"> The analyst's spot check comes first. If it agrees, the evidence is E3a and the review proceeds.</w:t>
+      </w:r>
+    </w:p>
+    <w:p>
+      <w:pPr>
+        <w:pStyle w:val="ListBullet"/>
+        <w:ind w:left="1080"/>
+      </w:pPr>
+      <w:r>
+        <w:rPr>
+          <w:b/>
+        </w:rPr>
+        <w:t>A contradicted ACR.</w:t>
+      </w:r>
+      <w:r>
+        <w:t xml:space="preserve"> The spot check found a barrier the ACR denies, so its Supports rows are no longer trusted and a second spot check cannot restore them. The ATI coordinator's full manual review or a vendor demonstration re-rates the product.</w:t>
+      </w:r>
+    </w:p>
+    <w:p>
+      <w:pPr>
+        <w:pStyle w:val="ListBullet"/>
+        <w:ind w:left="1080"/>
+      </w:pPr>
+      <w:r>
+        <w:rPr>
+          <w:b/>
+        </w:rPr>
+        <w:t>An ACR with a report defect.</w:t>
+      </w:r>
+      <w:r>
+        <w:t xml:space="preserve"> A spot check cannot cure it. The vendor corrects the ACR, the analyst accepts it with the defect and the reason noted, or a full manual review or a demonstration supplies the evidence.</w:t>
+      </w:r>
+    </w:p>
+    <w:p>
+      <w:pPr>
+        <w:pStyle w:val="ListBullet"/>
+        <w:ind w:left="1080"/>
+      </w:pPr>
+      <w:r>
+        <w:rPr>
+          <w:b/>
+        </w:rPr>
+        <w:t>No ACR.</w:t>
+      </w:r>
+      <w:r>
+        <w:t xml:space="preserve"> The vendor supplies one, or a full manual review or a demonstration supplies the evidence.</w:t>
+      </w:r>
+    </w:p>
+    <w:p>
+      <w:pPr>
+        <w:ind w:left="720"/>
+      </w:pPr>
+      <w:r>
+        <w:t>The spot check, a demonstration, an audit and a full manual review rank 4 or 5, which clears every floor, so one loop closes it.</w:t>
+      </w:r>
+    </w:p>
+    <w:p>
+      <w:pPr>
+        <w:ind w:left="720"/>
+      </w:pPr>
+      <w:r>
+        <w:t>When the evidence cannot be raised, the ATI review team records that and the review proceeds under the fallback</w:t>
+      </w:r>
+      <w:r>
+        <w:t xml:space="preserve">. Severity is S3 (provisional) and the barriers found are a minimum. Unproven conformance is treated as hiding a blocking barrier, so the review requires an alternate access plan (TAAP, defined below). A medium exposure review of a clean vendor ACR with no findings, no spot check and no demonstration ends here, with a TAAP whose documentation states that </w:t>
+      </w:r>
+      <w:r>
+        <w:lastRenderedPageBreak/>
+        <w:t>the product could not be evaluated. Deny stands on the evidence in hand, because weak evidence can hide barriers but not invent them.</w:t>
       </w:r>
     </w:p>
     <w:p>
       <w:pPr>
         <w:pStyle w:val="Heading2"/>
       </w:pPr>
-      <w:bookmarkStart w:id="20" w:name="_Toc243488063"/>
+      <w:bookmarkStart w:id="20" w:name="_Toc243581628"/>
       <w:r>
         <w:t>Breadth</w:t>
       </w:r>
@@ -6137,7 +7361,7 @@
       <w:pPr>
         <w:pStyle w:val="Heading2"/>
       </w:pPr>
-      <w:bookmarkStart w:id="21" w:name="_Toc243488064"/>
+      <w:bookmarkStart w:id="21" w:name="_Toc243581629"/>
       <w:r>
         <w:t>TAAP</w:t>
       </w:r>
@@ -6267,7 +7491,6 @@
         <w:ind w:left="1080"/>
       </w:pPr>
       <w:r>
-        <w:lastRenderedPageBreak/>
         <w:t>A disclaimer that unknown barriers may remain</w:t>
       </w:r>
     </w:p>
@@ -6339,6 +7562,7 @@
         <w:ind w:left="720"/>
       </w:pPr>
       <w:r>
+        <w:lastRenderedPageBreak/>
         <w:t>The department using the product provides TAAP-defined support on any problem report, independent of accommodation, which starts with one person's request. The procurement review never relies on accommodation.</w:t>
       </w:r>
     </w:p>
@@ -6346,7 +7570,7 @@
       <w:pPr>
         <w:pStyle w:val="Heading2"/>
       </w:pPr>
-      <w:bookmarkStart w:id="22" w:name="_Toc243488065"/>
+      <w:bookmarkStart w:id="22" w:name="_Toc243581630"/>
       <w:r>
         <w:t>Risk grade</w:t>
       </w:r>
@@ -6782,7 +8006,7 @@
       <w:pPr>
         <w:pStyle w:val="Heading2"/>
       </w:pPr>
-      <w:bookmarkStart w:id="23" w:name="_Toc243488066"/>
+      <w:bookmarkStart w:id="23" w:name="_Toc243581631"/>
       <w:r>
         <w:t>Pressure and the TAAP standard</w:t>
       </w:r>
@@ -6956,7 +8180,6 @@
               <w:rPr>
                 <w:sz w:val="20"/>
               </w:rPr>
-              <w:lastRenderedPageBreak/>
               <w:t>3, 4</w:t>
             </w:r>
           </w:p>
@@ -7173,6 +8396,7 @@
               <w:rPr>
                 <w:sz w:val="20"/>
               </w:rPr>
+              <w:lastRenderedPageBreak/>
               <w:t>Full, all six</w:t>
             </w:r>
           </w:p>
@@ -7232,14 +8456,14 @@
         <w:ind w:left="720"/>
       </w:pPr>
       <w:r>
-        <w:t>Under the fallback, the TAAP standard is provisional and may rise when evidence arrives, and the first TAAP review re-rates Severity on evidence at the Veracity floor.</w:t>
+        <w:t>Under the fallback, and whenever the vendor's denials are below the Veracity floor, the TAAP standard is provisional and may rise when evidence arrives, and the first TAAP review re-rates Severity on evidence at the floor.</w:t>
       </w:r>
     </w:p>
     <w:p>
       <w:pPr>
         <w:pStyle w:val="Heading2"/>
       </w:pPr>
-      <w:bookmarkStart w:id="24" w:name="_Toc243488067"/>
+      <w:bookmarkStart w:id="24" w:name="_Toc243581632"/>
       <w:r>
         <w:t>Warning level</w:t>
       </w:r>
@@ -7426,14 +8650,7 @@
               <w:rPr>
                 <w:sz w:val="20"/>
               </w:rPr>
-              <w:t xml:space="preserve">A small or optional audience, and a plan that covers equally effective access. The residual risk is the </w:t>
-            </w:r>
-            <w:r>
-              <w:rPr>
-                <w:sz w:val="20"/>
-              </w:rPr>
-              <w:lastRenderedPageBreak/>
-              <w:t>ordinary risk of a temporary plan.</w:t>
+              <w:t>A small or optional audience, and a plan that covers equally effective access. The residual risk is the ordinary risk of a temporary plan.</w:t>
             </w:r>
           </w:p>
         </w:tc>
@@ -7449,7 +8666,6 @@
               <w:rPr>
                 <w:sz w:val="20"/>
               </w:rPr>
-              <w:lastRenderedPageBreak/>
               <w:t>The TAAP is reviewed annually.</w:t>
             </w:r>
           </w:p>
@@ -7566,7 +8782,14 @@
               <w:rPr>
                 <w:sz w:val="20"/>
               </w:rPr>
-              <w:t>A large or required audience depends on staff support for access the plan does not provide, or on a full plan at the highest exposure. The Title II duty continues and rests on the department's capacity and the vendor's remediation.</w:t>
+              <w:t xml:space="preserve">A large or required audience depends on staff support for access the plan does not </w:t>
+            </w:r>
+            <w:r>
+              <w:rPr>
+                <w:sz w:val="20"/>
+              </w:rPr>
+              <w:lastRenderedPageBreak/>
+              <w:t>provide, or on a full plan at the highest exposure. The Title II duty continues and rests on the department's capacity and the vendor's remediation.</w:t>
             </w:r>
           </w:p>
         </w:tc>
@@ -7582,7 +8805,15 @@
               <w:rPr>
                 <w:sz w:val="20"/>
               </w:rPr>
-              <w:t>Weigh the more accessible product before buying. The Dean or Division Vice President acknowledges the residual risk in the TAAP. The TAAP is reviewed at the first roadmap milestone.</w:t>
+              <w:lastRenderedPageBreak/>
+              <w:t xml:space="preserve">Weigh the more accessible product before buying. The Dean or Division Vice </w:t>
+            </w:r>
+            <w:r>
+              <w:rPr>
+                <w:sz w:val="20"/>
+              </w:rPr>
+              <w:lastRenderedPageBreak/>
+              <w:t>President acknowledges the residual risk in the TAAP. The TAAP is reviewed at the first roadmap milestone.</w:t>
             </w:r>
           </w:p>
         </w:tc>
@@ -7613,7 +8844,7 @@
       <w:pPr>
         <w:pStyle w:val="Heading2"/>
       </w:pPr>
-      <w:bookmarkStart w:id="25" w:name="_Toc243488068"/>
+      <w:bookmarkStart w:id="25" w:name="_Toc243581633"/>
       <w:r>
         <w:t>Final decision</w:t>
       </w:r>
@@ -7807,7 +9038,6 @@
         <w:ind w:left="720"/>
       </w:pPr>
       <w:r>
-        <w:lastRenderedPageBreak/>
         <w:t>One fact approves a purchase at intake. A product purchased as an accommodation for one named person with a disability</w:t>
       </w:r>
       <w:r>
@@ -7844,7 +9074,7 @@
       <w:pPr>
         <w:pStyle w:val="Heading2"/>
       </w:pPr>
-      <w:bookmarkStart w:id="26" w:name="_Toc243488069"/>
+      <w:bookmarkStart w:id="26" w:name="_Toc243581634"/>
       <w:r>
         <w:t>Holds</w:t>
       </w:r>
@@ -7858,7 +9088,11 @@
         <w:t>A hold</w:t>
       </w:r>
       <w:r>
-        <w:t xml:space="preserve"> pauses the review until a named party supplies what the review waits for. Holds 1 to 3 come before the risk grade, and the first that applies holds the review. Hold 3 resumes at the Severity step with the new findings, or the review proceeds under the fallback, defined under Evidence, when the evidence cannot be raised. Holds 4 and 5 arise in the remedy step.</w:t>
+        <w:t xml:space="preserve"> pauses the review until a named party supplies what the review waits for. Holds 1 to 3 come before the risk grade, and the first that applies holds the review. Hold 3 applies at high exposure, and at low and medium to a risk grade that rests on the vendor's Supports rows, and </w:t>
+      </w:r>
+      <w:r>
+        <w:lastRenderedPageBreak/>
+        <w:t>it resumes at the Severity step with the new findings, or the review proceeds under the fallback, defined under Evidence, when the evidence cannot be raised. Holds 4 and 5 arise in the remedy step.</w:t>
       </w:r>
       <w:r>
         <w:rPr>
@@ -8124,7 +9358,7 @@
               <w:rPr>
                 <w:sz w:val="20"/>
               </w:rPr>
-              <w:t>Unknown answers could change the exposure level.</w:t>
+              <w:t>The user count is missing.</w:t>
             </w:r>
           </w:p>
         </w:tc>
@@ -8206,7 +9440,7 @@
               <w:rPr>
                 <w:sz w:val="20"/>
               </w:rPr>
-              <w:t>The evidence is below the Veracity floor for this exposure and severity, and a demonstration or ATI testing can still raise it.</w:t>
+              <w:t>The evidence is below the Veracity floor for this exposure, the floor binds, because the exposure is high or the risk grade rests on the vendor's Supports rows, and the spot check, a demonstration or ATI testing can still raise it.</w:t>
             </w:r>
           </w:p>
         </w:tc>
@@ -8370,14 +9604,7 @@
               <w:rPr>
                 <w:sz w:val="20"/>
               </w:rPr>
-              <w:t xml:space="preserve">The TAAP falls below the standard, and the requesting unit claims that equally effective access would be an undue burden or a fundamental </w:t>
-            </w:r>
-            <w:r>
-              <w:rPr>
-                <w:sz w:val="20"/>
-              </w:rPr>
-              <w:lastRenderedPageBreak/>
-              <w:t>alteration (28 CFR 35.164, 35.204).</w:t>
+              <w:t>The TAAP falls below the standard, and the requesting unit claims that equally effective access would be an undue burden or a fundamental alteration (28 CFR 35.164, 35.204).</w:t>
             </w:r>
           </w:p>
         </w:tc>
@@ -8393,7 +9620,6 @@
               <w:rPr>
                 <w:sz w:val="20"/>
               </w:rPr>
-              <w:lastRenderedPageBreak/>
               <w:t>The president or a designee with budget authority</w:t>
             </w:r>
           </w:p>
@@ -8434,7 +9660,7 @@
           <w:numId w:val="0"/>
         </w:numPr>
       </w:pPr>
-      <w:bookmarkStart w:id="27" w:name="_Toc243488070"/>
+      <w:bookmarkStart w:id="27" w:name="_Toc243581635"/>
       <w:r>
         <w:lastRenderedPageBreak/>
         <w:t>Notes</w:t>
@@ -8714,7 +9940,7 @@
         <w:pStyle w:val="EndnoteText"/>
       </w:pPr>
       <w:r>
-        <w:t>CSU ATI Procurement Process. The depth of review depends on how the product will be used, which is why unknown answers hold the review.</w:t>
+        <w:t>CSU ATI Procurement Process. The depth of review depends on how the product will be used, which is why a missing user count holds the review.</w:t>
       </w:r>
     </w:p>
     <w:p>
@@ -8778,7 +10004,7 @@
         <w:pStyle w:val="EndnoteText"/>
       </w:pPr>
       <w:r>
-        <w:t>Same facts, same answer (proposed). Two reviewers given the same facts reach the same result. Each question maps to one group so no fact is counted twice.</w:t>
+        <w:t>Same facts, same answer (proposed). Two reviewers given the same facts reach the same result. Each answer scores once, so no fact is counted twice.</w:t>
       </w:r>
     </w:p>
   </w:endnote>
@@ -8794,7 +10020,7 @@
         <w:endnoteRef/>
       </w:r>
       <w:r>
-        <w:t xml:space="preserve"> Calibration. The user count cuts (25 and 250), the band cut points (0.25 and 0.55), the equal group weights and the assignment of each floor to medium or high are pilot calibration. No rule sets them.</w:t>
+        <w:t xml:space="preserve"> Calibration. The user count tiers (25, 250 and 2,500), the answer weights, the band cut points (2.5 and 5.5 of 10 points) and the assignment of each floor to medium or high are pilot calibration. No rule sets them.</w:t>
       </w:r>
     </w:p>
   </w:endnote>
@@ -8810,7 +10036,7 @@
         <w:endnoteRef/>
       </w:r>
       <w:r>
-        <w:t xml:space="preserve"> Binding rules. 28 CFR 35.205. The four tests define S1. A barrier that makes an essential function clearly harder to perform fails the minimal-impact test, so S2 does not conform. The university must be able to show minimal impact, so S1 needs demonstration.</w:t>
+        <w:t xml:space="preserve"> Binding rules. 28 CFR 35.205. The four tests define S1. A barrier that makes an essential function clearly harder to perform fails the minimal-impact test, so S2 does not conform. The university must be able to show minimal impact, so an S1 rating rests on a remark or evidence that names the function and the impact.</w:t>
       </w:r>
     </w:p>
     <w:p>
@@ -8906,7 +10132,7 @@
         <w:pStyle w:val="EndnoteText"/>
       </w:pPr>
       <w:r>
-        <w:t>CSU ATI Procurement Process, Step 3. The ATI reviewer decides on the review findings, so the findings are confirmed before the decision is made.</w:t>
+        <w:t>CSU ATI Procurement Process, Step 3. The ATI reviewer decides on the review findings. The matrix confirms the vendor's claim of no barrier before an approval rests on it, and confirms the barriers found at the first TAAP review.</w:t>
       </w:r>
     </w:p>
     <w:p>
@@ -8914,7 +10140,7 @@
         <w:pStyle w:val="EndnoteText"/>
       </w:pPr>
       <w:r>
-        <w:t>28 CFR 35.205. The university must be able to show that a nonconformance has minimal impact, which is why S1 always needs a demonstration, an audit or ATI testing.</w:t>
+        <w:t>28 CFR 35.205. The university must be able to show that a nonconformance has minimal impact, which is why an S1 rating rests on a remark or evidence that names the function and the impact.</w:t>
       </w:r>
     </w:p>
     <w:p>
@@ -8938,7 +10164,7 @@
         <w:endnoteRef/>
       </w:r>
       <w:r>
-        <w:t xml:space="preserve"> Principles. Vendor conformance claims require proportionate validation. A vendor's conformance report is an unverified claim. The institution checks it in proportion to the product's exposure, and a claim the product contradicts counts as no evidence.</w:t>
+        <w:t xml:space="preserve"> Principles. Vendor conformance claims require proportionate validation. A vendor's conformance report is an unverified claim. The institution checks it in proportion to the product's exposure, and a claim the product contradicts ranks below a clean one.</w:t>
       </w:r>
     </w:p>
     <w:p>
@@ -8970,7 +10196,7 @@
         <w:endnoteRef/>
       </w:r>
       <w:r>
-        <w:t xml:space="preserve"> Calibration. The floor values (any evidence at low exposure, E1 at medium, E2 at high), the two-year ACR age and the eight ACR quality checks are calibration, drawn from CSU practice rather than a rule. The reasoning that a Deny stands on weak evidence is the matrix's own. Vendor self-reports understate barriers and do not invent them, so a standard computed from the findings on file is a minimum.</w:t>
+        <w:t xml:space="preserve"> Calibration. The floor values (any evidence at low exposure, and a clean ACR taken at face value at medium and high), the two-year ACR age, the eight ACR report checks, the one-year line of the age qualification, the author and remarks qualifications and the two forms of ATI testing, the analyst's spot check and the ATI coordinator's full manual review, are calibration, drawn from CSU practice and the published audits of vendor reports rather than a rule. The split between an ACR's admissions and its denials, and the reasoning that at low and medium exposure a Deny and an Alternate access required grade stand on the barriers found at any evidence level, while at high exposure every grade waits for evidence at the floor, are the matrix's own. Vendor self-reports understate barriers and do not invent them, so a standard computed from the findings on file is a minimum.</w:t>
       </w:r>
     </w:p>
   </w:endnote>
@@ -9026,7 +10252,7 @@
         <w:endnoteRef/>
       </w:r>
       <w:r>
-        <w:t xml:space="preserve"> Calibration. The blocked-pair steps (2 and 4), the S2 count (3) and the cap at 2 are the matrix's. The assumption of Breadth 2 under the fallback with no evidence at all mirrors how unknown exposure answers map to high.</w:t>
+        <w:t xml:space="preserve"> Calibration. The blocked-pair steps (2 and 4), the S2 count (3) and the cap at 2 are the matrix's. The assumption of Breadth 2 under the fallback with no evidence at all mirrors how a blank exposure answer maps to high.</w:t>
       </w:r>
     </w:p>
   </w:endnote>
@@ -9897,7 +11123,7 @@
         <w:sz w:val="18"/>
       </w:rPr>
       <w:tab/>
-      <w:t>Matrix version 2, 2026-10-21</w:t>
+      <w:t>Matrix version 3, 2026-10-22</w:t>
     </w:r>
   </w:p>
 </w:hdr>
@@ -9930,7 +11156,7 @@
         <w:sz w:val="18"/>
       </w:rPr>
       <w:tab/>
-      <w:t>Matrix version 2, 2026-10-21</w:t>
+      <w:t>Matrix version 3, 2026-10-22</w:t>
     </w:r>
   </w:p>
 </w:hdr>
@@ -9961,7 +11187,7 @@
         <w:sz w:val="18"/>
       </w:rPr>
       <w:tab/>
-      <w:t>Matrix version 2, 2026-10-21</w:t>
+      <w:t>Matrix version 3, 2026-10-22</w:t>
     </w:r>
   </w:p>
 </w:hdr>
@@ -10141,9 +11367,9 @@
     </w:lvl>
   </w:abstractNum>
   <w:abstractNum w:abstractNumId="9" w15:restartNumberingAfterBreak="0">
-    <w:nsid w:val="11366B21"/>
+    <w:nsid w:val="7ED91121"/>
     <w:multiLevelType w:val="multilevel"/>
-    <w:tmpl w:val="2CE0FDC6"/>
+    <w:tmpl w:val="B08C9E42"/>
     <w:lvl w:ilvl="0">
       <w:start w:val="1"/>
       <w:numFmt w:val="decimal"/>
@@ -10205,34 +11431,34 @@
       <w:lvlJc w:val="left"/>
     </w:lvl>
   </w:abstractNum>
-  <w:num w:numId="1" w16cid:durableId="1039550662">
+  <w:num w:numId="1" w16cid:durableId="1293946023">
     <w:abstractNumId w:val="8"/>
   </w:num>
-  <w:num w:numId="2" w16cid:durableId="777027573">
+  <w:num w:numId="2" w16cid:durableId="1506558717">
     <w:abstractNumId w:val="6"/>
   </w:num>
-  <w:num w:numId="3" w16cid:durableId="684211899">
+  <w:num w:numId="3" w16cid:durableId="2095973943">
     <w:abstractNumId w:val="5"/>
   </w:num>
-  <w:num w:numId="4" w16cid:durableId="1070814235">
+  <w:num w:numId="4" w16cid:durableId="1445076562">
     <w:abstractNumId w:val="4"/>
   </w:num>
-  <w:num w:numId="5" w16cid:durableId="602765543">
+  <w:num w:numId="5" w16cid:durableId="672300556">
     <w:abstractNumId w:val="7"/>
   </w:num>
-  <w:num w:numId="6" w16cid:durableId="867374658">
+  <w:num w:numId="6" w16cid:durableId="403457422">
     <w:abstractNumId w:val="3"/>
   </w:num>
-  <w:num w:numId="7" w16cid:durableId="200292419">
+  <w:num w:numId="7" w16cid:durableId="204876112">
     <w:abstractNumId w:val="2"/>
   </w:num>
-  <w:num w:numId="8" w16cid:durableId="1257245651">
+  <w:num w:numId="8" w16cid:durableId="890919526">
     <w:abstractNumId w:val="1"/>
   </w:num>
-  <w:num w:numId="9" w16cid:durableId="166793772">
+  <w:num w:numId="9" w16cid:durableId="434325107">
     <w:abstractNumId w:val="0"/>
   </w:num>
-  <w:num w:numId="10" w16cid:durableId="1862472518">
+  <w:num w:numId="10" w16cid:durableId="1784571353">
     <w:abstractNumId w:val="9"/>
   </w:num>
 </w:numbering>
@@ -21634,7 +22860,7 @@
     <w:uiPriority w:val="99"/>
     <w:semiHidden/>
     <w:unhideWhenUsed/>
-    <w:rsid w:val="00167F14"/>
+    <w:rsid w:val="00642F68"/>
     <w:pPr>
       <w:spacing w:after="80" w:line="240" w:lineRule="auto"/>
     </w:pPr>
@@ -21649,7 +22875,7 @@
     <w:link w:val="EndnoteText"/>
     <w:uiPriority w:val="99"/>
     <w:semiHidden/>
-    <w:rsid w:val="00167F14"/>
+    <w:rsid w:val="00642F68"/>
     <w:rPr>
       <w:rFonts w:ascii="Calibri" w:hAnsi="Calibri"/>
       <w:sz w:val="20"/>
@@ -21662,7 +22888,7 @@
     <w:uiPriority w:val="99"/>
     <w:semiHidden/>
     <w:unhideWhenUsed/>
-    <w:rsid w:val="00167F14"/>
+    <w:rsid w:val="00642F68"/>
     <w:rPr>
       <w:vertAlign w:val="superscript"/>
     </w:rPr>
@@ -21674,7 +22900,7 @@
     <w:autoRedefine/>
     <w:uiPriority w:val="39"/>
     <w:unhideWhenUsed/>
-    <w:rsid w:val="00167F14"/>
+    <w:rsid w:val="00642F68"/>
     <w:pPr>
       <w:spacing w:after="100"/>
     </w:pPr>
@@ -21686,7 +22912,7 @@
     <w:autoRedefine/>
     <w:uiPriority w:val="39"/>
     <w:unhideWhenUsed/>
-    <w:rsid w:val="00167F14"/>
+    <w:rsid w:val="00642F68"/>
     <w:pPr>
       <w:spacing w:after="100"/>
       <w:ind w:left="220"/>
@@ -21697,7 +22923,7 @@
     <w:basedOn w:val="DefaultParagraphFont"/>
     <w:uiPriority w:val="99"/>
     <w:unhideWhenUsed/>
-    <w:rsid w:val="00167F14"/>
+    <w:rsid w:val="00642F68"/>
     <w:rPr>
       <w:color w:val="0000FF" w:themeColor="hyperlink"/>
       <w:u w:val="single"/>

--- a/app/database/ontology/impact-matrix/SFBRN-Accessible-Procurement-Rubric.docx
+++ b/app/database/ontology/impact-matrix/SFBRN-Accessible-Procurement-Rubric.docx
@@ -29,7 +29,7 @@
         <w:rPr>
           <w:i/>
         </w:rPr>
-        <w:t>Review matrix version 3. Built 2026-10-22 from review-matrix.js, the model the SFBRN campuses run.</w:t>
+        <w:t>Review matrix version 3. Built 2026-10-23 from review-matrix.js, the model the SFBRN campuses run.</w:t>
       </w:r>
     </w:p>
     <w:p/>
@@ -89,7 +89,7 @@
       <w:r>
         <w:fldChar w:fldCharType="separate"/>
       </w:r>
-      <w:hyperlink w:anchor="_Toc243581608" w:history="1">
+      <w:hyperlink w:anchor="_Toc243607068" w:history="1">
         <w:r>
           <w:rPr>
             <w:rStyle w:val="Hyperlink"/>
@@ -134,7 +134,7 @@
             <w:noProof/>
             <w:webHidden/>
           </w:rPr>
-          <w:instrText xml:space="preserve"> PAGEREF _Toc243581608 \h </w:instrText>
+          <w:instrText xml:space="preserve"> PAGEREF _Toc243607068 \h </w:instrText>
         </w:r>
         <w:r>
           <w:rPr>
@@ -181,7 +181,7 @@
           <w14:ligatures w14:val="standardContextual"/>
         </w:rPr>
       </w:pPr>
-      <w:hyperlink w:anchor="_Toc243581609" w:history="1">
+      <w:hyperlink w:anchor="_Toc243607069" w:history="1">
         <w:r>
           <w:rPr>
             <w:rStyle w:val="Hyperlink"/>
@@ -226,7 +226,7 @@
             <w:noProof/>
             <w:webHidden/>
           </w:rPr>
-          <w:instrText xml:space="preserve"> PAGEREF _Toc243581609 \h </w:instrText>
+          <w:instrText xml:space="preserve"> PAGEREF _Toc243607069 \h </w:instrText>
         </w:r>
         <w:r>
           <w:rPr>
@@ -273,7 +273,7 @@
           <w14:ligatures w14:val="standardContextual"/>
         </w:rPr>
       </w:pPr>
-      <w:hyperlink w:anchor="_Toc243581610" w:history="1">
+      <w:hyperlink w:anchor="_Toc243607070" w:history="1">
         <w:r>
           <w:rPr>
             <w:rStyle w:val="Hyperlink"/>
@@ -318,7 +318,7 @@
             <w:noProof/>
             <w:webHidden/>
           </w:rPr>
-          <w:instrText xml:space="preserve"> PAGEREF _Toc243581610 \h </w:instrText>
+          <w:instrText xml:space="preserve"> PAGEREF _Toc243607070 \h </w:instrText>
         </w:r>
         <w:r>
           <w:rPr>
@@ -365,7 +365,7 @@
           <w14:ligatures w14:val="standardContextual"/>
         </w:rPr>
       </w:pPr>
-      <w:hyperlink w:anchor="_Toc243581611" w:history="1">
+      <w:hyperlink w:anchor="_Toc243607071" w:history="1">
         <w:r>
           <w:rPr>
             <w:rStyle w:val="Hyperlink"/>
@@ -410,7 +410,7 @@
             <w:noProof/>
             <w:webHidden/>
           </w:rPr>
-          <w:instrText xml:space="preserve"> PAGEREF _Toc243581611 \h </w:instrText>
+          <w:instrText xml:space="preserve"> PAGEREF _Toc243607071 \h </w:instrText>
         </w:r>
         <w:r>
           <w:rPr>
@@ -457,7 +457,7 @@
           <w14:ligatures w14:val="standardContextual"/>
         </w:rPr>
       </w:pPr>
-      <w:hyperlink w:anchor="_Toc243581612" w:history="1">
+      <w:hyperlink w:anchor="_Toc243607072" w:history="1">
         <w:r>
           <w:rPr>
             <w:rStyle w:val="Hyperlink"/>
@@ -502,7 +502,7 @@
             <w:noProof/>
             <w:webHidden/>
           </w:rPr>
-          <w:instrText xml:space="preserve"> PAGEREF _Toc243581612 \h </w:instrText>
+          <w:instrText xml:space="preserve"> PAGEREF _Toc243607072 \h </w:instrText>
         </w:r>
         <w:r>
           <w:rPr>
@@ -549,7 +549,7 @@
           <w14:ligatures w14:val="standardContextual"/>
         </w:rPr>
       </w:pPr>
-      <w:hyperlink w:anchor="_Toc243581613" w:history="1">
+      <w:hyperlink w:anchor="_Toc243607073" w:history="1">
         <w:r>
           <w:rPr>
             <w:rStyle w:val="Hyperlink"/>
@@ -594,7 +594,7 @@
             <w:noProof/>
             <w:webHidden/>
           </w:rPr>
-          <w:instrText xml:space="preserve"> PAGEREF _Toc243581613 \h </w:instrText>
+          <w:instrText xml:space="preserve"> PAGEREF _Toc243607073 \h </w:instrText>
         </w:r>
         <w:r>
           <w:rPr>
@@ -641,7 +641,7 @@
           <w14:ligatures w14:val="standardContextual"/>
         </w:rPr>
       </w:pPr>
-      <w:hyperlink w:anchor="_Toc243581614" w:history="1">
+      <w:hyperlink w:anchor="_Toc243607074" w:history="1">
         <w:r>
           <w:rPr>
             <w:rStyle w:val="Hyperlink"/>
@@ -686,7 +686,7 @@
             <w:noProof/>
             <w:webHidden/>
           </w:rPr>
-          <w:instrText xml:space="preserve"> PAGEREF _Toc243581614 \h </w:instrText>
+          <w:instrText xml:space="preserve"> PAGEREF _Toc243607074 \h </w:instrText>
         </w:r>
         <w:r>
           <w:rPr>
@@ -733,7 +733,7 @@
           <w14:ligatures w14:val="standardContextual"/>
         </w:rPr>
       </w:pPr>
-      <w:hyperlink w:anchor="_Toc243581615" w:history="1">
+      <w:hyperlink w:anchor="_Toc243607075" w:history="1">
         <w:r>
           <w:rPr>
             <w:rStyle w:val="Hyperlink"/>
@@ -778,7 +778,7 @@
             <w:noProof/>
             <w:webHidden/>
           </w:rPr>
-          <w:instrText xml:space="preserve"> PAGEREF _Toc243581615 \h </w:instrText>
+          <w:instrText xml:space="preserve"> PAGEREF _Toc243607075 \h </w:instrText>
         </w:r>
         <w:r>
           <w:rPr>
@@ -825,7 +825,7 @@
           <w14:ligatures w14:val="standardContextual"/>
         </w:rPr>
       </w:pPr>
-      <w:hyperlink w:anchor="_Toc243581616" w:history="1">
+      <w:hyperlink w:anchor="_Toc243607076" w:history="1">
         <w:r>
           <w:rPr>
             <w:rStyle w:val="Hyperlink"/>
@@ -870,7 +870,7 @@
             <w:noProof/>
             <w:webHidden/>
           </w:rPr>
-          <w:instrText xml:space="preserve"> PAGEREF _Toc243581616 \h </w:instrText>
+          <w:instrText xml:space="preserve"> PAGEREF _Toc243607076 \h </w:instrText>
         </w:r>
         <w:r>
           <w:rPr>
@@ -917,7 +917,7 @@
           <w14:ligatures w14:val="standardContextual"/>
         </w:rPr>
       </w:pPr>
-      <w:hyperlink w:anchor="_Toc243581617" w:history="1">
+      <w:hyperlink w:anchor="_Toc243607077" w:history="1">
         <w:r>
           <w:rPr>
             <w:rStyle w:val="Hyperlink"/>
@@ -962,7 +962,7 @@
             <w:noProof/>
             <w:webHidden/>
           </w:rPr>
-          <w:instrText xml:space="preserve"> PAGEREF _Toc243581617 \h </w:instrText>
+          <w:instrText xml:space="preserve"> PAGEREF _Toc243607077 \h </w:instrText>
         </w:r>
         <w:r>
           <w:rPr>
@@ -1009,7 +1009,7 @@
           <w14:ligatures w14:val="standardContextual"/>
         </w:rPr>
       </w:pPr>
-      <w:hyperlink w:anchor="_Toc243581618" w:history="1">
+      <w:hyperlink w:anchor="_Toc243607078" w:history="1">
         <w:r>
           <w:rPr>
             <w:rStyle w:val="Hyperlink"/>
@@ -1054,7 +1054,7 @@
             <w:noProof/>
             <w:webHidden/>
           </w:rPr>
-          <w:instrText xml:space="preserve"> PAGEREF _Toc243581618 \h </w:instrText>
+          <w:instrText xml:space="preserve"> PAGEREF _Toc243607078 \h </w:instrText>
         </w:r>
         <w:r>
           <w:rPr>
@@ -1101,7 +1101,7 @@
           <w14:ligatures w14:val="standardContextual"/>
         </w:rPr>
       </w:pPr>
-      <w:hyperlink w:anchor="_Toc243581619" w:history="1">
+      <w:hyperlink w:anchor="_Toc243607079" w:history="1">
         <w:r>
           <w:rPr>
             <w:rStyle w:val="Hyperlink"/>
@@ -1146,7 +1146,7 @@
             <w:noProof/>
             <w:webHidden/>
           </w:rPr>
-          <w:instrText xml:space="preserve"> PAGEREF _Toc243581619 \h </w:instrText>
+          <w:instrText xml:space="preserve"> PAGEREF _Toc243607079 \h </w:instrText>
         </w:r>
         <w:r>
           <w:rPr>
@@ -1193,7 +1193,7 @@
           <w14:ligatures w14:val="standardContextual"/>
         </w:rPr>
       </w:pPr>
-      <w:hyperlink w:anchor="_Toc243581620" w:history="1">
+      <w:hyperlink w:anchor="_Toc243607080" w:history="1">
         <w:r>
           <w:rPr>
             <w:rStyle w:val="Hyperlink"/>
@@ -1238,7 +1238,7 @@
             <w:noProof/>
             <w:webHidden/>
           </w:rPr>
-          <w:instrText xml:space="preserve"> PAGEREF _Toc243581620 \h </w:instrText>
+          <w:instrText xml:space="preserve"> PAGEREF _Toc243607080 \h </w:instrText>
         </w:r>
         <w:r>
           <w:rPr>
@@ -1285,7 +1285,7 @@
           <w14:ligatures w14:val="standardContextual"/>
         </w:rPr>
       </w:pPr>
-      <w:hyperlink w:anchor="_Toc243581621" w:history="1">
+      <w:hyperlink w:anchor="_Toc243607081" w:history="1">
         <w:r>
           <w:rPr>
             <w:rStyle w:val="Hyperlink"/>
@@ -1330,7 +1330,7 @@
             <w:noProof/>
             <w:webHidden/>
           </w:rPr>
-          <w:instrText xml:space="preserve"> PAGEREF _Toc243581621 \h </w:instrText>
+          <w:instrText xml:space="preserve"> PAGEREF _Toc243607081 \h </w:instrText>
         </w:r>
         <w:r>
           <w:rPr>
@@ -1377,7 +1377,7 @@
           <w14:ligatures w14:val="standardContextual"/>
         </w:rPr>
       </w:pPr>
-      <w:hyperlink w:anchor="_Toc243581622" w:history="1">
+      <w:hyperlink w:anchor="_Toc243607082" w:history="1">
         <w:r>
           <w:rPr>
             <w:rStyle w:val="Hyperlink"/>
@@ -1422,7 +1422,7 @@
             <w:noProof/>
             <w:webHidden/>
           </w:rPr>
-          <w:instrText xml:space="preserve"> PAGEREF _Toc243581622 \h </w:instrText>
+          <w:instrText xml:space="preserve"> PAGEREF _Toc243607082 \h </w:instrText>
         </w:r>
         <w:r>
           <w:rPr>
@@ -1469,7 +1469,7 @@
           <w14:ligatures w14:val="standardContextual"/>
         </w:rPr>
       </w:pPr>
-      <w:hyperlink w:anchor="_Toc243581623" w:history="1">
+      <w:hyperlink w:anchor="_Toc243607083" w:history="1">
         <w:r>
           <w:rPr>
             <w:rStyle w:val="Hyperlink"/>
@@ -1514,7 +1514,7 @@
             <w:noProof/>
             <w:webHidden/>
           </w:rPr>
-          <w:instrText xml:space="preserve"> PAGEREF _Toc243581623 \h </w:instrText>
+          <w:instrText xml:space="preserve"> PAGEREF _Toc243607083 \h </w:instrText>
         </w:r>
         <w:r>
           <w:rPr>
@@ -1561,7 +1561,7 @@
           <w14:ligatures w14:val="standardContextual"/>
         </w:rPr>
       </w:pPr>
-      <w:hyperlink w:anchor="_Toc243581624" w:history="1">
+      <w:hyperlink w:anchor="_Toc243607084" w:history="1">
         <w:r>
           <w:rPr>
             <w:rStyle w:val="Hyperlink"/>
@@ -1606,7 +1606,7 @@
             <w:noProof/>
             <w:webHidden/>
           </w:rPr>
-          <w:instrText xml:space="preserve"> PAGEREF _Toc243581624 \h </w:instrText>
+          <w:instrText xml:space="preserve"> PAGEREF _Toc243607084 \h </w:instrText>
         </w:r>
         <w:r>
           <w:rPr>
@@ -1653,7 +1653,7 @@
           <w14:ligatures w14:val="standardContextual"/>
         </w:rPr>
       </w:pPr>
-      <w:hyperlink w:anchor="_Toc243581625" w:history="1">
+      <w:hyperlink w:anchor="_Toc243607085" w:history="1">
         <w:r>
           <w:rPr>
             <w:rStyle w:val="Hyperlink"/>
@@ -1698,7 +1698,7 @@
             <w:noProof/>
             <w:webHidden/>
           </w:rPr>
-          <w:instrText xml:space="preserve"> PAGEREF _Toc243581625 \h </w:instrText>
+          <w:instrText xml:space="preserve"> PAGEREF _Toc243607085 \h </w:instrText>
         </w:r>
         <w:r>
           <w:rPr>
@@ -1745,7 +1745,7 @@
           <w14:ligatures w14:val="standardContextual"/>
         </w:rPr>
       </w:pPr>
-      <w:hyperlink w:anchor="_Toc243581626" w:history="1">
+      <w:hyperlink w:anchor="_Toc243607086" w:history="1">
         <w:r>
           <w:rPr>
             <w:rStyle w:val="Hyperlink"/>
@@ -1790,7 +1790,7 @@
             <w:noProof/>
             <w:webHidden/>
           </w:rPr>
-          <w:instrText xml:space="preserve"> PAGEREF _Toc243581626 \h </w:instrText>
+          <w:instrText xml:space="preserve"> PAGEREF _Toc243607086 \h </w:instrText>
         </w:r>
         <w:r>
           <w:rPr>
@@ -1837,7 +1837,7 @@
           <w14:ligatures w14:val="standardContextual"/>
         </w:rPr>
       </w:pPr>
-      <w:hyperlink w:anchor="_Toc243581627" w:history="1">
+      <w:hyperlink w:anchor="_Toc243607087" w:history="1">
         <w:r>
           <w:rPr>
             <w:rStyle w:val="Hyperlink"/>
@@ -1882,7 +1882,7 @@
             <w:noProof/>
             <w:webHidden/>
           </w:rPr>
-          <w:instrText xml:space="preserve"> PAGEREF _Toc243581627 \h </w:instrText>
+          <w:instrText xml:space="preserve"> PAGEREF _Toc243607087 \h </w:instrText>
         </w:r>
         <w:r>
           <w:rPr>
@@ -1929,7 +1929,7 @@
           <w14:ligatures w14:val="standardContextual"/>
         </w:rPr>
       </w:pPr>
-      <w:hyperlink w:anchor="_Toc243581628" w:history="1">
+      <w:hyperlink w:anchor="_Toc243607088" w:history="1">
         <w:r>
           <w:rPr>
             <w:rStyle w:val="Hyperlink"/>
@@ -1953,7 +1953,7 @@
             <w:rStyle w:val="Hyperlink"/>
             <w:noProof/>
           </w:rPr>
-          <w:t>Breadth</w:t>
+          <w:t>Reading an ACR</w:t>
         </w:r>
         <w:r>
           <w:rPr>
@@ -1974,7 +1974,7 @@
             <w:noProof/>
             <w:webHidden/>
           </w:rPr>
-          <w:instrText xml:space="preserve"> PAGEREF _Toc243581628 \h </w:instrText>
+          <w:instrText xml:space="preserve"> PAGEREF _Toc243607088 \h </w:instrText>
         </w:r>
         <w:r>
           <w:rPr>
@@ -2021,7 +2021,7 @@
           <w14:ligatures w14:val="standardContextual"/>
         </w:rPr>
       </w:pPr>
-      <w:hyperlink w:anchor="_Toc243581629" w:history="1">
+      <w:hyperlink w:anchor="_Toc243607089" w:history="1">
         <w:r>
           <w:rPr>
             <w:rStyle w:val="Hyperlink"/>
@@ -2045,7 +2045,7 @@
             <w:rStyle w:val="Hyperlink"/>
             <w:noProof/>
           </w:rPr>
-          <w:t>TAAP</w:t>
+          <w:t>Breadth</w:t>
         </w:r>
         <w:r>
           <w:rPr>
@@ -2066,7 +2066,7 @@
             <w:noProof/>
             <w:webHidden/>
           </w:rPr>
-          <w:instrText xml:space="preserve"> PAGEREF _Toc243581629 \h </w:instrText>
+          <w:instrText xml:space="preserve"> PAGEREF _Toc243607089 \h </w:instrText>
         </w:r>
         <w:r>
           <w:rPr>
@@ -2086,7 +2086,7 @@
             <w:noProof/>
             <w:webHidden/>
           </w:rPr>
-          <w:t>18</w:t>
+          <w:t>23</w:t>
         </w:r>
         <w:r>
           <w:rPr>
@@ -2113,7 +2113,7 @@
           <w14:ligatures w14:val="standardContextual"/>
         </w:rPr>
       </w:pPr>
-      <w:hyperlink w:anchor="_Toc243581630" w:history="1">
+      <w:hyperlink w:anchor="_Toc243607090" w:history="1">
         <w:r>
           <w:rPr>
             <w:rStyle w:val="Hyperlink"/>
@@ -2137,7 +2137,7 @@
             <w:rStyle w:val="Hyperlink"/>
             <w:noProof/>
           </w:rPr>
-          <w:t>Risk grade</w:t>
+          <w:t>TAAP</w:t>
         </w:r>
         <w:r>
           <w:rPr>
@@ -2158,7 +2158,7 @@
             <w:noProof/>
             <w:webHidden/>
           </w:rPr>
-          <w:instrText xml:space="preserve"> PAGEREF _Toc243581630 \h </w:instrText>
+          <w:instrText xml:space="preserve"> PAGEREF _Toc243607090 \h </w:instrText>
         </w:r>
         <w:r>
           <w:rPr>
@@ -2178,7 +2178,7 @@
             <w:noProof/>
             <w:webHidden/>
           </w:rPr>
-          <w:t>19</w:t>
+          <w:t>23</w:t>
         </w:r>
         <w:r>
           <w:rPr>
@@ -2205,7 +2205,7 @@
           <w14:ligatures w14:val="standardContextual"/>
         </w:rPr>
       </w:pPr>
-      <w:hyperlink w:anchor="_Toc243581631" w:history="1">
+      <w:hyperlink w:anchor="_Toc243607091" w:history="1">
         <w:r>
           <w:rPr>
             <w:rStyle w:val="Hyperlink"/>
@@ -2229,7 +2229,7 @@
             <w:rStyle w:val="Hyperlink"/>
             <w:noProof/>
           </w:rPr>
-          <w:t>Pressure and the TAAP standard</w:t>
+          <w:t>Risk grade</w:t>
         </w:r>
         <w:r>
           <w:rPr>
@@ -2250,7 +2250,7 @@
             <w:noProof/>
             <w:webHidden/>
           </w:rPr>
-          <w:instrText xml:space="preserve"> PAGEREF _Toc243581631 \h </w:instrText>
+          <w:instrText xml:space="preserve"> PAGEREF _Toc243607091 \h </w:instrText>
         </w:r>
         <w:r>
           <w:rPr>
@@ -2270,7 +2270,7 @@
             <w:noProof/>
             <w:webHidden/>
           </w:rPr>
-          <w:t>19</w:t>
+          <w:t>24</w:t>
         </w:r>
         <w:r>
           <w:rPr>
@@ -2297,7 +2297,7 @@
           <w14:ligatures w14:val="standardContextual"/>
         </w:rPr>
       </w:pPr>
-      <w:hyperlink w:anchor="_Toc243581632" w:history="1">
+      <w:hyperlink w:anchor="_Toc243607092" w:history="1">
         <w:r>
           <w:rPr>
             <w:rStyle w:val="Hyperlink"/>
@@ -2321,7 +2321,7 @@
             <w:rStyle w:val="Hyperlink"/>
             <w:noProof/>
           </w:rPr>
-          <w:t>Warning level</w:t>
+          <w:t>Pressure and the TAAP standard</w:t>
         </w:r>
         <w:r>
           <w:rPr>
@@ -2342,7 +2342,7 @@
             <w:noProof/>
             <w:webHidden/>
           </w:rPr>
-          <w:instrText xml:space="preserve"> PAGEREF _Toc243581632 \h </w:instrText>
+          <w:instrText xml:space="preserve"> PAGEREF _Toc243607092 \h </w:instrText>
         </w:r>
         <w:r>
           <w:rPr>
@@ -2362,7 +2362,7 @@
             <w:noProof/>
             <w:webHidden/>
           </w:rPr>
-          <w:t>20</w:t>
+          <w:t>24</w:t>
         </w:r>
         <w:r>
           <w:rPr>
@@ -2389,7 +2389,7 @@
           <w14:ligatures w14:val="standardContextual"/>
         </w:rPr>
       </w:pPr>
-      <w:hyperlink w:anchor="_Toc243581633" w:history="1">
+      <w:hyperlink w:anchor="_Toc243607093" w:history="1">
         <w:r>
           <w:rPr>
             <w:rStyle w:val="Hyperlink"/>
@@ -2413,7 +2413,7 @@
             <w:rStyle w:val="Hyperlink"/>
             <w:noProof/>
           </w:rPr>
-          <w:t>Final decision</w:t>
+          <w:t>Warning level</w:t>
         </w:r>
         <w:r>
           <w:rPr>
@@ -2434,7 +2434,7 @@
             <w:noProof/>
             <w:webHidden/>
           </w:rPr>
-          <w:instrText xml:space="preserve"> PAGEREF _Toc243581633 \h </w:instrText>
+          <w:instrText xml:space="preserve"> PAGEREF _Toc243607093 \h </w:instrText>
         </w:r>
         <w:r>
           <w:rPr>
@@ -2454,7 +2454,7 @@
             <w:noProof/>
             <w:webHidden/>
           </w:rPr>
-          <w:t>21</w:t>
+          <w:t>25</w:t>
         </w:r>
         <w:r>
           <w:rPr>
@@ -2481,7 +2481,7 @@
           <w14:ligatures w14:val="standardContextual"/>
         </w:rPr>
       </w:pPr>
-      <w:hyperlink w:anchor="_Toc243581634" w:history="1">
+      <w:hyperlink w:anchor="_Toc243607094" w:history="1">
         <w:r>
           <w:rPr>
             <w:rStyle w:val="Hyperlink"/>
@@ -2505,6 +2505,98 @@
             <w:rStyle w:val="Hyperlink"/>
             <w:noProof/>
           </w:rPr>
+          <w:t>Final decision</w:t>
+        </w:r>
+        <w:r>
+          <w:rPr>
+            <w:noProof/>
+            <w:webHidden/>
+          </w:rPr>
+          <w:tab/>
+        </w:r>
+        <w:r>
+          <w:rPr>
+            <w:noProof/>
+            <w:webHidden/>
+          </w:rPr>
+          <w:fldChar w:fldCharType="begin"/>
+        </w:r>
+        <w:r>
+          <w:rPr>
+            <w:noProof/>
+            <w:webHidden/>
+          </w:rPr>
+          <w:instrText xml:space="preserve"> PAGEREF _Toc243607094 \h </w:instrText>
+        </w:r>
+        <w:r>
+          <w:rPr>
+            <w:noProof/>
+            <w:webHidden/>
+          </w:rPr>
+        </w:r>
+        <w:r>
+          <w:rPr>
+            <w:noProof/>
+            <w:webHidden/>
+          </w:rPr>
+          <w:fldChar w:fldCharType="separate"/>
+        </w:r>
+        <w:r>
+          <w:rPr>
+            <w:noProof/>
+            <w:webHidden/>
+          </w:rPr>
+          <w:t>26</w:t>
+        </w:r>
+        <w:r>
+          <w:rPr>
+            <w:noProof/>
+            <w:webHidden/>
+          </w:rPr>
+          <w:fldChar w:fldCharType="end"/>
+        </w:r>
+      </w:hyperlink>
+    </w:p>
+    <w:p>
+      <w:pPr>
+        <w:pStyle w:val="TOC2"/>
+        <w:tabs>
+          <w:tab w:val="left" w:pos="960"/>
+          <w:tab w:val="right" w:leader="dot" w:pos="9350"/>
+        </w:tabs>
+        <w:rPr>
+          <w:rFonts w:asciiTheme="minorHAnsi" w:hAnsiTheme="minorHAnsi"/>
+          <w:noProof/>
+          <w:kern w:val="2"/>
+          <w:sz w:val="24"/>
+          <w:szCs w:val="24"/>
+          <w14:ligatures w14:val="standardContextual"/>
+        </w:rPr>
+      </w:pPr>
+      <w:hyperlink w:anchor="_Toc243607095" w:history="1">
+        <w:r>
+          <w:rPr>
+            <w:rStyle w:val="Hyperlink"/>
+            <w:noProof/>
+          </w:rPr>
+          <w:t>3.16</w:t>
+        </w:r>
+        <w:r>
+          <w:rPr>
+            <w:rFonts w:asciiTheme="minorHAnsi" w:hAnsiTheme="minorHAnsi"/>
+            <w:noProof/>
+            <w:kern w:val="2"/>
+            <w:sz w:val="24"/>
+            <w:szCs w:val="24"/>
+            <w14:ligatures w14:val="standardContextual"/>
+          </w:rPr>
+          <w:tab/>
+        </w:r>
+        <w:r>
+          <w:rPr>
+            <w:rStyle w:val="Hyperlink"/>
+            <w:noProof/>
+          </w:rPr>
           <w:t>Holds</w:t>
         </w:r>
         <w:r>
@@ -2526,7 +2618,7 @@
             <w:noProof/>
             <w:webHidden/>
           </w:rPr>
-          <w:instrText xml:space="preserve"> PAGEREF _Toc243581634 \h </w:instrText>
+          <w:instrText xml:space="preserve"> PAGEREF _Toc243607095 \h </w:instrText>
         </w:r>
         <w:r>
           <w:rPr>
@@ -2546,7 +2638,7 @@
             <w:noProof/>
             <w:webHidden/>
           </w:rPr>
-          <w:t>21</w:t>
+          <w:t>27</w:t>
         </w:r>
         <w:r>
           <w:rPr>
@@ -2572,7 +2664,7 @@
           <w14:ligatures w14:val="standardContextual"/>
         </w:rPr>
       </w:pPr>
-      <w:hyperlink w:anchor="_Toc243581635" w:history="1">
+      <w:hyperlink w:anchor="_Toc243607096" w:history="1">
         <w:r>
           <w:rPr>
             <w:rStyle w:val="Hyperlink"/>
@@ -2599,7 +2691,7 @@
             <w:noProof/>
             <w:webHidden/>
           </w:rPr>
-          <w:instrText xml:space="preserve"> PAGEREF _Toc243581635 \h </w:instrText>
+          <w:instrText xml:space="preserve"> PAGEREF _Toc243607096 \h </w:instrText>
         </w:r>
         <w:r>
           <w:rPr>
@@ -2619,7 +2711,7 @@
             <w:noProof/>
             <w:webHidden/>
           </w:rPr>
-          <w:t>23</w:t>
+          <w:t>29</w:t>
         </w:r>
         <w:r>
           <w:rPr>
@@ -2644,7 +2736,7 @@
       <w:pPr>
         <w:pStyle w:val="Heading1"/>
       </w:pPr>
-      <w:bookmarkStart w:id="0" w:name="_Toc243581608"/>
+      <w:bookmarkStart w:id="0" w:name="_Toc243607068"/>
       <w:r>
         <w:lastRenderedPageBreak/>
         <w:t>Accessible Procurement Process Overview</w:t>
@@ -2693,7 +2785,7 @@
       <w:pPr>
         <w:pStyle w:val="Heading2"/>
       </w:pPr>
-      <w:bookmarkStart w:id="1" w:name="_Toc243581609"/>
+      <w:bookmarkStart w:id="1" w:name="_Toc243607069"/>
       <w:r>
         <w:t>Read the requisition</w:t>
       </w:r>
@@ -2788,7 +2880,7 @@
       <w:pPr>
         <w:pStyle w:val="Heading2"/>
       </w:pPr>
-      <w:bookmarkStart w:id="2" w:name="_Toc243581610"/>
+      <w:bookmarkStart w:id="2" w:name="_Toc243607070"/>
       <w:r>
         <w:t>Check for prior reviews, plans and complaints</w:t>
       </w:r>
@@ -2844,7 +2936,7 @@
       <w:pPr>
         <w:pStyle w:val="Heading2"/>
       </w:pPr>
-      <w:bookmarkStart w:id="3" w:name="_Toc243581611"/>
+      <w:bookmarkStart w:id="3" w:name="_Toc243607071"/>
       <w:r>
         <w:t>Obtain the evidence</w:t>
       </w:r>
@@ -2896,7 +2988,7 @@
       <w:pPr>
         <w:pStyle w:val="Heading2"/>
       </w:pPr>
-      <w:bookmarkStart w:id="4" w:name="_Toc243581612"/>
+      <w:bookmarkStart w:id="4" w:name="_Toc243607072"/>
       <w:r>
         <w:t>Rate Exposure</w:t>
       </w:r>
@@ -2959,7 +3051,7 @@
       <w:pPr>
         <w:pStyle w:val="Heading2"/>
       </w:pPr>
-      <w:bookmarkStart w:id="5" w:name="_Toc243581613"/>
+      <w:bookmarkStart w:id="5" w:name="_Toc243607073"/>
       <w:r>
         <w:t>Rate Severity</w:t>
       </w:r>
@@ -3055,7 +3147,7 @@
       <w:pPr>
         <w:pStyle w:val="Heading2"/>
       </w:pPr>
-      <w:bookmarkStart w:id="6" w:name="_Toc243581614"/>
+      <w:bookmarkStart w:id="6" w:name="_Toc243607074"/>
       <w:r>
         <w:t>Read the risk grade</w:t>
       </w:r>
@@ -3103,7 +3195,7 @@
       <w:pPr>
         <w:pStyle w:val="Heading2"/>
       </w:pPr>
-      <w:bookmarkStart w:id="7" w:name="_Toc243581615"/>
+      <w:bookmarkStart w:id="7" w:name="_Toc243607075"/>
       <w:r>
         <w:t>Write the TAAP</w:t>
       </w:r>
@@ -3285,7 +3377,7 @@
       <w:pPr>
         <w:pStyle w:val="Heading2"/>
       </w:pPr>
-      <w:bookmarkStart w:id="8" w:name="_Toc243581616"/>
+      <w:bookmarkStart w:id="8" w:name="_Toc243607076"/>
       <w:r>
         <w:t>Record the decision</w:t>
       </w:r>
@@ -3365,7 +3457,7 @@
       <w:pPr>
         <w:pStyle w:val="Heading2"/>
       </w:pPr>
-      <w:bookmarkStart w:id="9" w:name="_Toc243581617"/>
+      <w:bookmarkStart w:id="9" w:name="_Toc243607077"/>
       <w:r>
         <w:t>Keep the plan under review</w:t>
       </w:r>
@@ -3451,7 +3543,7 @@
         </w:rPr>
         <w:lastRenderedPageBreak/>
         <w:drawing>
-          <wp:inline distT="0" distB="0" distL="0" distR="0" wp14:anchorId="159E99F7" wp14:editId="008568E8">
+          <wp:inline distT="0" distB="0" distL="0" distR="0" wp14:anchorId="62CFC956" wp14:editId="586BCB5F">
             <wp:extent cx="5486400" cy="6278880"/>
             <wp:effectExtent l="0" t="0" r="0" b="0"/>
             <wp:docPr id="1" name="Picture 1"/>
@@ -3509,7 +3601,7 @@
         </w:rPr>
         <w:lastRenderedPageBreak/>
         <w:drawing>
-          <wp:inline distT="0" distB="0" distL="0" distR="0" wp14:anchorId="19164D66" wp14:editId="07A3EF9E">
+          <wp:inline distT="0" distB="0" distL="0" distR="0" wp14:anchorId="3A65E144" wp14:editId="717FBACD">
             <wp:extent cx="5303520" cy="6500046"/>
             <wp:effectExtent l="0" t="0" r="0" b="0"/>
             <wp:docPr id="2" name="Picture 2"/>
@@ -3575,7 +3667,7 @@
       <w:pPr>
         <w:pStyle w:val="Heading1"/>
       </w:pPr>
-      <w:bookmarkStart w:id="10" w:name="_Toc243581618"/>
+      <w:bookmarkStart w:id="10" w:name="_Toc243607078"/>
       <w:r>
         <w:lastRenderedPageBreak/>
         <w:t>The rubric on one page</w:t>
@@ -3593,7 +3685,7 @@
           <w:noProof/>
         </w:rPr>
         <w:drawing>
-          <wp:inline distT="0" distB="0" distL="0" distR="0" wp14:anchorId="372C29CC" wp14:editId="344C4B71">
+          <wp:inline distT="0" distB="0" distL="0" distR="0" wp14:anchorId="4C2E4727" wp14:editId="266C869A">
             <wp:extent cx="8229600" cy="3902962"/>
             <wp:effectExtent l="0" t="0" r="0" b="0"/>
             <wp:docPr id="3" name="Picture 3"/>
@@ -3658,7 +3750,7 @@
       <w:pPr>
         <w:pStyle w:val="Heading1"/>
       </w:pPr>
-      <w:bookmarkStart w:id="11" w:name="_Toc243581619"/>
+      <w:bookmarkStart w:id="11" w:name="_Toc243607079"/>
       <w:r>
         <w:lastRenderedPageBreak/>
         <w:t>Definitions</w:t>
@@ -3669,7 +3761,7 @@
       <w:pPr>
         <w:pStyle w:val="Heading2"/>
       </w:pPr>
-      <w:bookmarkStart w:id="12" w:name="_Toc243581620"/>
+      <w:bookmarkStart w:id="12" w:name="_Toc243607080"/>
       <w:r>
         <w:t>Review standard</w:t>
       </w:r>
@@ -3693,7 +3785,7 @@
       <w:pPr>
         <w:pStyle w:val="Heading2"/>
       </w:pPr>
-      <w:bookmarkStart w:id="13" w:name="_Toc243581621"/>
+      <w:bookmarkStart w:id="13" w:name="_Toc243607081"/>
       <w:r>
         <w:t>Essential function</w:t>
       </w:r>
@@ -3780,7 +3872,7 @@
       <w:pPr>
         <w:pStyle w:val="Heading2"/>
       </w:pPr>
-      <w:bookmarkStart w:id="14" w:name="_Toc243581622"/>
+      <w:bookmarkStart w:id="14" w:name="_Toc243607082"/>
       <w:r>
         <w:t>Nonconformance and barrier</w:t>
       </w:r>
@@ -3956,7 +4048,7 @@
       <w:pPr>
         <w:pStyle w:val="Heading2"/>
       </w:pPr>
-      <w:bookmarkStart w:id="15" w:name="_Toc243581623"/>
+      <w:bookmarkStart w:id="15" w:name="_Toc243607083"/>
       <w:r>
         <w:t>Minimal impact</w:t>
       </w:r>
@@ -4059,7 +4151,7 @@
       <w:pPr>
         <w:pStyle w:val="Heading2"/>
       </w:pPr>
-      <w:bookmarkStart w:id="16" w:name="_Toc243581624"/>
+      <w:bookmarkStart w:id="16" w:name="_Toc243607084"/>
       <w:r>
         <w:t>Finding</w:t>
       </w:r>
@@ -4157,7 +4249,7 @@
       <w:pPr>
         <w:pStyle w:val="Heading2"/>
       </w:pPr>
-      <w:bookmarkStart w:id="17" w:name="_Toc243581625"/>
+      <w:bookmarkStart w:id="17" w:name="_Toc243607085"/>
       <w:r>
         <w:t>Exposure</w:t>
       </w:r>
@@ -5301,7 +5393,7 @@
       <w:pPr>
         <w:pStyle w:val="Heading2"/>
       </w:pPr>
-      <w:bookmarkStart w:id="18" w:name="_Toc243581626"/>
+      <w:bookmarkStart w:id="18" w:name="_Toc243607086"/>
       <w:r>
         <w:t>Severity</w:t>
       </w:r>
@@ -6293,7 +6385,7 @@
       <w:pPr>
         <w:pStyle w:val="Heading2"/>
       </w:pPr>
-      <w:bookmarkStart w:id="19" w:name="_Toc243581627"/>
+      <w:bookmarkStart w:id="19" w:name="_Toc243607087"/>
       <w:r>
         <w:t>Evidence (Veracity)</w:t>
       </w:r>
@@ -6484,7 +6576,7 @@
               <w:rPr>
                 <w:sz w:val="20"/>
               </w:rPr>
-              <w:t>Clean vendor ACR not yet taken at face value, because its remarks restate the criteria or it is both more than a year old and by the vendor's own staff</w:t>
+              <w:t>Clean vendor ACR not yet taken at face value, because its remarks fall short of a bug report or it is both more than a year old and by the vendor's own staff</w:t>
             </w:r>
           </w:p>
         </w:tc>
@@ -6681,10 +6773,18 @@
         <w:ind w:left="720"/>
       </w:pPr>
       <w:r>
-        <w:t>Eight report checks rate the ACR as a document. A failed check is a report defect, and an ACR with one ranks E1-. An ACR with no report defect is clean</w:t>
+        <w:t>Twelve report checks rate the ACR. A failed check is a report defect, and an ACR with one ranks E1-. An ACR with no report defect is clean</w:t>
       </w:r>
       <w:r>
         <w:t>. A barrier the product has is a finding, recorded in the Severity step and credible at any evidence level.</w:t>
+      </w:r>
+    </w:p>
+    <w:p>
+      <w:pPr>
+        <w:ind w:left="720"/>
+      </w:pPr>
+      <w:r>
+        <w:t>The document checks rate the report's front matter and scope and apply to every ACR.</w:t>
       </w:r>
     </w:p>
     <w:p>
@@ -6729,7 +6829,7 @@
         <w:ind w:left="1080"/>
       </w:pPr>
       <w:r>
-        <w:t>"Partially Supports" or "Does Not Support" without remarks</w:t>
+        <w:t>Tested on one browser and one screen reader only</w:t>
       </w:r>
     </w:p>
     <w:p>
@@ -6738,7 +6838,7 @@
         <w:ind w:left="1080"/>
       </w:pPr>
       <w:r>
-        <w:t>"Supports" on complex criteria without remarks that show the work</w:t>
+        <w:t>"Not Evaluated" outside the AAA table, or "Not Applicable" without a reason</w:t>
       </w:r>
     </w:p>
     <w:p>
@@ -6747,7 +6847,7 @@
         <w:ind w:left="1080"/>
       </w:pPr>
       <w:r>
-        <w:t>"Not Evaluated" outside the AAA table</w:t>
+        <w:t>Does not cover every interface or platform being bought</w:t>
       </w:r>
     </w:p>
     <w:p>
@@ -6756,7 +6856,7 @@
         <w:ind w:left="1080"/>
       </w:pPr>
       <w:r>
-        <w:t>Does not cover every interface or platform being bought</w:t>
+        <w:t>Scope carve-outs in the notes that exclude part of the product</w:t>
       </w:r>
     </w:p>
     <w:p>
@@ -6764,10 +6864,43 @@
         <w:ind w:left="720"/>
       </w:pPr>
       <w:r>
-        <w:t>The analyst may accept</w:t>
-      </w:r>
-      <w:r>
-        <w:t xml:space="preserve"> an ACR with a report defect when the defect does not bear on the purchase, such as a version line one patch release behind, and records why it does not matter here. An accepted ACR is rated like a clean one, by its qualifications and the spot check, and the determination prints the defect and the acceptance. Acceptance never cures a stale report, since the report's age is a fact, and never restores an ACR the spot check contradicted.</w:t>
+        <w:t>The remarks checks rate the Remarks column and open when the remarks fall short of a bug report.</w:t>
+      </w:r>
+    </w:p>
+    <w:p>
+      <w:pPr>
+        <w:pStyle w:val="ListBullet"/>
+        <w:ind w:left="1080"/>
+      </w:pPr>
+      <w:r>
+        <w:t>"Partially Supports" or "Does Not Support" without remarks</w:t>
+      </w:r>
+    </w:p>
+    <w:p>
+      <w:pPr>
+        <w:pStyle w:val="ListBullet"/>
+        <w:ind w:left="1080"/>
+      </w:pPr>
+      <w:r>
+        <w:t>"Supports" on complex criteria without remarks that show the work</w:t>
+      </w:r>
+    </w:p>
+    <w:p>
+      <w:pPr>
+        <w:pStyle w:val="ListBullet"/>
+        <w:ind w:left="1080"/>
+      </w:pPr>
+      <w:r>
+        <w:t>A remark describes a failure under a "Supports" rating</w:t>
+      </w:r>
+    </w:p>
+    <w:p>
+      <w:pPr>
+        <w:pStyle w:val="ListBullet"/>
+        <w:ind w:left="1080"/>
+      </w:pPr>
+      <w:r>
+        <w:t>Remarks hedge with "some", "most" or "generally"</w:t>
       </w:r>
     </w:p>
     <w:p>
@@ -6775,7 +6908,8 @@
         <w:ind w:left="720"/>
       </w:pPr>
       <w:r>
-        <w:t>A report marked Supports on every criterion passes the sixth report check only when its remarks show the work, as a remark in the form of the GSA issue-level supplement does. A perfect result is as likely to mean the evaluation was not done as that no barrier exists, so a clean all-Supports report is the case the three qualifications and the spot check below exist for.</w:t>
+        <w:lastRenderedPageBreak/>
+        <w:t>The analyst may accept an ACR with a report defect when the defect does not bear on the purchase, such as a version line one patch release behind, and records why it does not matter here. An accepted ACR is rated like a clean one, by its qualifications and the spot check, and the determination prints the defect and the acceptance. Acceptance never cures a stale report, since the report's age is a fact, and never restores an ACR the spot check contradicted.</w:t>
       </w:r>
     </w:p>
     <w:p>
@@ -6783,14 +6917,24 @@
         <w:ind w:left="720"/>
       </w:pPr>
       <w:r>
-        <w:lastRenderedPageBreak/>
+        <w:t>A report marked Supports on every criterion passes the bare-Supports check only when its remarks show the work, as a remark in the form of the GSA issue-level supplement does. A perfect result is as likely to mean the evaluation was not done as that no barrier exists, so a clean all-Supports report is the case the three qualifications and the spot check below exist for.</w:t>
+      </w:r>
+    </w:p>
+    <w:p>
+      <w:pPr>
+        <w:ind w:left="720"/>
+      </w:pPr>
+      <w:r>
         <w:t>Three qualifications decide whether a clean ACR is taken at face value</w:t>
       </w:r>
       <w:r>
-        <w:t xml:space="preserve"> (E1+) or takes the spot check first (E1). The remarks decide. A finding in an ACR should read like a bug report, with the fields of the GSA issue-level supplement, since a report whose admissions are written that way shows the evaluation was done, which is the best evidence on paper for its Supports rows. The age and the author are read off the front page and lower the ACR only together. An ACR more than a year old by the vendor's own staff is not taken at face value even with good remarks. A date not reco</w:t>
-      </w:r>
-      <w:r>
-        <w:t xml:space="preserve">rded is unknown and neither raises nor lowers. The age reads the evaluation date in the ACR's methods section, or the report date when the methods name none. A major release changes the first version component or carries the vendor's own major label, and an unknown release date neither raises nor lowers. An </w:t>
+        <w:t xml:space="preserve"> (E1+) or takes the spot check first (E1). The remarks decide. A finding in an ACR should read like a bug report, with the fields of the GSA issue-level supplement, since a report whose admissions are written that way shows the evaluation was done, which is the best evidence on paper for its Supports rows. Remarks that name the feature with issues but not where it is, how it falls short or who is affected meet the floor the VPAT instructions set. They neither raise nor lower, and the ACR takes the spot chec</w:t>
+      </w:r>
+      <w:r>
+        <w:t>k first. Remarks that are blank, restate the criterion, repeat across rows or hedge lower the ACR and open the remarks checks. The age and the author are read off the front page and lower the ACR only together. An ACR more than a year old by the vendor's own staff is not taken at face value even with good remarks. A date not recorded is unknown and neither raises nor lowers. The age reads the evaluation date in the ACR's methods section, or the report date when the methods name none. A major release changes</w:t>
+      </w:r>
+      <w:r>
+        <w:t xml:space="preserve"> the first version component or carries the vendor's own major label, and an unknown release date neither raises nor lowers. An </w:t>
       </w:r>
       <w:r>
         <w:t>outside firm is one the vendor does not own, is not affiliated with, and does not pay for remediation, and the firm's name and method print in the determination.</w:t>
@@ -6804,10 +6948,10 @@
         <w:tblLook w:val="04A0" w:firstRow="1" w:lastRow="0" w:firstColumn="1" w:lastColumn="0" w:noHBand="0" w:noVBand="1"/>
       </w:tblPr>
       <w:tblGrid>
-        <w:gridCol w:w="2176"/>
-        <w:gridCol w:w="2155"/>
-        <w:gridCol w:w="2172"/>
-        <w:gridCol w:w="2137"/>
+        <w:gridCol w:w="2173"/>
+        <w:gridCol w:w="2151"/>
+        <w:gridCol w:w="2169"/>
+        <w:gridCol w:w="2147"/>
       </w:tblGrid>
       <w:tr>
         <w:tc>
@@ -7044,7 +7188,14 @@
               <w:rPr>
                 <w:sz w:val="20"/>
               </w:rPr>
-              <w:t>The remarks read like a bug report. Each "Partially Supports" and "Does Not Support" row names the page, screen, component or workflow affected, how it falls short and who is affected, and the "Supports" rows on complex criteria give an example or the method</w:t>
+              <w:t xml:space="preserve">The remarks read like a bug report. Each "Partially Supports" and "Does Not Support" row names the page, screen, component or workflow affected, how it falls short and who is </w:t>
+            </w:r>
+            <w:r>
+              <w:rPr>
+                <w:sz w:val="20"/>
+              </w:rPr>
+              <w:lastRenderedPageBreak/>
+              <w:t>affected, and the "Supports" rows on complex criteria give an example or the method</w:t>
             </w:r>
           </w:p>
         </w:tc>
@@ -7060,7 +7211,15 @@
               <w:rPr>
                 <w:sz w:val="20"/>
               </w:rPr>
-              <w:t>The remarks restate the criterion, generalise, or leave the location out, so a barrier cannot be placed on an essential function</w:t>
+              <w:lastRenderedPageBreak/>
+              <w:t xml:space="preserve">The remarks are blank, restate the criterion, repeat the same text across rows or hedge with "some", "most" or "generally", so a barrier cannot be placed on an essential function. The remarks name the </w:t>
+            </w:r>
+            <w:r>
+              <w:rPr>
+                <w:sz w:val="20"/>
+              </w:rPr>
+              <w:lastRenderedPageBreak/>
+              <w:t>feature or function with issues, but not where it is, how it falls short or who is affected. The ACR is not taken at face value, and the spot check is next</w:t>
             </w:r>
           </w:p>
         </w:tc>
@@ -7076,7 +7235,8 @@
               <w:rPr>
                 <w:sz w:val="20"/>
               </w:rPr>
-              <w:t>A blank remark on an admission (the remarks report check), or a bare Supports on a complex criterion (the sixth report check)</w:t>
+              <w:lastRenderedPageBreak/>
+              <w:t>A blank remark on an admission, a bare Supports on a complex criterion, a remark that contradicts its rating, or hedged remarks (the remarks checks)</w:t>
             </w:r>
           </w:p>
         </w:tc>
@@ -7092,13 +7252,138 @@
         <w:ind w:left="720"/>
       </w:pPr>
       <w:r>
-        <w:t>ATI testing takes two forms. The spot check</w:t>
-      </w:r>
-      <w:r>
-        <w:t xml:space="preserve"> (E3a) is the analyst's own pass over the essential functions with a screen reader and the keyboard, done on top of a clean ACR. It is the cheapest independent look at the product, and it ranks with a demonstration or an audit, so it clears every floor. The full manual review</w:t>
+        <w:t>ATI testing takes two forms. The spot check (E3a) is the analyst's own pass over the essential functions with a screen reader and the keyboard, done on top of a clean ACR. It is the cheapest independent look at the product, and it ranks with a demonstration or an audit, so it clears every floor. The full manual review</w:t>
       </w:r>
       <w:r>
         <w:t xml:space="preserve"> (E3b) is the ATI coordinator's evaluation of the product by a named method, and it ranks highest. The spot check applies to a clean or accepted ACR, since a report defect is cured by the vendor or accepted by the analyst, not by a spot check, and the determination records the functions covered and the assistive technology used.</w:t>
+      </w:r>
+    </w:p>
+    <w:p>
+      <w:pPr>
+        <w:pStyle w:val="ListBullet"/>
+        <w:ind w:left="1080"/>
+      </w:pPr>
+      <w:r>
+        <w:rPr>
+          <w:b/>
+        </w:rPr>
+        <w:t>Agrees.</w:t>
+      </w:r>
+      <w:r>
+        <w:t xml:space="preserve"> At least one essential function exercised with a screen reader and the keyboard, and nothing found that the ACR does not report. The evidence is E3a, the spot check's own rank, which clears every floor.</w:t>
+      </w:r>
+    </w:p>
+    <w:p>
+      <w:pPr>
+        <w:pStyle w:val="ListBullet"/>
+        <w:ind w:left="1080"/>
+      </w:pPr>
+      <w:r>
+        <w:rPr>
+          <w:b/>
+        </w:rPr>
+        <w:t>Contradicts.</w:t>
+      </w:r>
+      <w:r>
+        <w:t xml:space="preserve"> The spot check finds a barrier the ACR reports as Supports. The ACR drops to E1-, and the barriers found are recorded as findings.</w:t>
+      </w:r>
+    </w:p>
+    <w:p>
+      <w:pPr>
+        <w:ind w:left="720"/>
+      </w:pPr>
+      <w:r>
+        <w:t>Every risk grade that rests on the denials needs evidence at the Veracity floor</w:t>
+      </w:r>
+      <w:r>
+        <w:t xml:space="preserve"> for its exposure before the denials are confirmed. The floor binds every risk grade at high exposure, and at low and medium a No alternate access required grade, which rests on the vendor's claim of no barrier on an essential function.</w:t>
+      </w:r>
+    </w:p>
+    <w:p>
+      <w:pPr>
+        <w:pStyle w:val="ListBullet"/>
+        <w:ind w:left="1080"/>
+      </w:pPr>
+      <w:r>
+        <w:rPr>
+          <w:b/>
+        </w:rPr>
+        <w:t>Low exposure.</w:t>
+      </w:r>
+      <w:r>
+        <w:t xml:space="preserve"> Any evidence.</w:t>
+      </w:r>
+    </w:p>
+    <w:p>
+      <w:pPr>
+        <w:pStyle w:val="ListBullet"/>
+        <w:ind w:left="1080"/>
+      </w:pPr>
+      <w:r>
+        <w:rPr>
+          <w:b/>
+        </w:rPr>
+        <w:t>Medium exposure.</w:t>
+      </w:r>
+      <w:r>
+        <w:t xml:space="preserve"> E1+, E2a, E2b, E3a, E3b.</w:t>
+      </w:r>
+    </w:p>
+    <w:p>
+      <w:pPr>
+        <w:pStyle w:val="ListBullet"/>
+        <w:ind w:left="1080"/>
+      </w:pPr>
+      <w:r>
+        <w:rPr>
+          <w:b/>
+        </w:rPr>
+        <w:t>High exposure.</w:t>
+      </w:r>
+      <w:r>
+        <w:t xml:space="preserve"> E1+, E2a, E2b, E3a, E3b.</w:t>
+      </w:r>
+    </w:p>
+    <w:p>
+      <w:pPr>
+        <w:ind w:left="720"/>
+      </w:pPr>
+      <w:r>
+        <w:t>Severity does not move the floor. An S1 rating rests on a remark or evidence that names the function and the impact, which a trusted ACR's bug-report remark does, because the reviewer must be able to show the impact is minimal.</w:t>
+      </w:r>
+    </w:p>
+    <w:p>
+      <w:pPr>
+        <w:ind w:left="720"/>
+      </w:pPr>
+      <w:r>
+        <w:t>At low and medium exposure an Alternate access required grade rests on the barriers found, which are credible at any level, so the review proceeds on them at any evidence level. Below the floor the barriers found are a minimum, the TAAP standard (defined below) is provisional, and the first TAAP review re-rates Severity on evidence at the floor. At high exposure the plan's scope rests on the denials too, since a barrier the vendor denies gets no alternative, so the review raises the evidence before the plan</w:t>
+      </w:r>
+      <w:r>
+        <w:t xml:space="preserve"> is written.</w:t>
+      </w:r>
+    </w:p>
+    <w:p>
+      <w:pPr>
+        <w:ind w:left="720"/>
+      </w:pPr>
+      <w:r>
+        <w:t>Below the floor where it binds, the review holds with the ATI review team, and the evidence in hand decides the step that raises it.</w:t>
+      </w:r>
+    </w:p>
+    <w:p>
+      <w:pPr>
+        <w:pStyle w:val="ListBullet"/>
+        <w:ind w:left="1080"/>
+      </w:pPr>
+      <w:r>
+        <w:rPr>
+          <w:b/>
+        </w:rPr>
+        <w:t>A clean ACR not yet taken at face value.</w:t>
+      </w:r>
+      <w:r>
+        <w:t xml:space="preserve"> The analyst's spot check comes first. If it agrees, the evidence is E3a and the review proceeds.</w:t>
       </w:r>
     </w:p>
     <w:p>
@@ -7111,134 +7396,6 @@
           <w:b/>
         </w:rPr>
         <w:lastRenderedPageBreak/>
-        <w:t>Agrees.</w:t>
-      </w:r>
-      <w:r>
-        <w:t xml:space="preserve"> At least one essential function exercised with a screen reader and the keyboard, and nothing found that the ACR does not report. The evidence is E3a, the spot check's own rank, which clears every floor.</w:t>
-      </w:r>
-    </w:p>
-    <w:p>
-      <w:pPr>
-        <w:pStyle w:val="ListBullet"/>
-        <w:ind w:left="1080"/>
-      </w:pPr>
-      <w:r>
-        <w:rPr>
-          <w:b/>
-        </w:rPr>
-        <w:t>Contradicts.</w:t>
-      </w:r>
-      <w:r>
-        <w:t xml:space="preserve"> The spot check finds a barrier the ACR reports as Supports. The ACR drops to E1-, and the barriers found are recorded as findings.</w:t>
-      </w:r>
-    </w:p>
-    <w:p>
-      <w:pPr>
-        <w:ind w:left="720"/>
-      </w:pPr>
-      <w:r>
-        <w:t>Every risk grade that rests on the denials needs evidence at the Veracity floor</w:t>
-      </w:r>
-      <w:r>
-        <w:t xml:space="preserve"> for its exposure before the denials are confirmed. The floor binds every risk grade at high exposure, and at low and medium a No alternate access required grade, which rests on the vendor's claim of no barrier on an essential function.</w:t>
-      </w:r>
-    </w:p>
-    <w:p>
-      <w:pPr>
-        <w:pStyle w:val="ListBullet"/>
-        <w:ind w:left="1080"/>
-      </w:pPr>
-      <w:r>
-        <w:rPr>
-          <w:b/>
-        </w:rPr>
-        <w:t>Low exposure.</w:t>
-      </w:r>
-      <w:r>
-        <w:t xml:space="preserve"> Any evidence.</w:t>
-      </w:r>
-    </w:p>
-    <w:p>
-      <w:pPr>
-        <w:pStyle w:val="ListBullet"/>
-        <w:ind w:left="1080"/>
-      </w:pPr>
-      <w:r>
-        <w:rPr>
-          <w:b/>
-        </w:rPr>
-        <w:t>Medium exposure.</w:t>
-      </w:r>
-      <w:r>
-        <w:t xml:space="preserve"> E1+, E2a, E2b, E3a, E3b.</w:t>
-      </w:r>
-    </w:p>
-    <w:p>
-      <w:pPr>
-        <w:pStyle w:val="ListBullet"/>
-        <w:ind w:left="1080"/>
-      </w:pPr>
-      <w:r>
-        <w:rPr>
-          <w:b/>
-        </w:rPr>
-        <w:t>High exposure.</w:t>
-      </w:r>
-      <w:r>
-        <w:t xml:space="preserve"> E1+, E2a, E2b, E3a, E3b.</w:t>
-      </w:r>
-    </w:p>
-    <w:p>
-      <w:pPr>
-        <w:ind w:left="720"/>
-      </w:pPr>
-      <w:r>
-        <w:t>Severity does not move the floor. An S1 rating rests on a remark or evidence that names the function and the impact, which a trusted ACR's bug-report remark does, because the reviewer must be able to show the impact is minimal.</w:t>
-      </w:r>
-    </w:p>
-    <w:p>
-      <w:pPr>
-        <w:ind w:left="720"/>
-      </w:pPr>
-      <w:r>
-        <w:t>At low and medium exposure an Alternate access required grade rests on the barriers found, which are credible at any level, so the review proceeds on them at any evidence level. Below the floor the barriers found are a minimum, the TAAP standard (defined below) is provisional, and the first TAAP review re-rates Severity on evidence at the floor. At high exposure the plan's scope rests on the denials too, since a barrier the vendor denies gets no alternative, so the review raises the evidence before the plan</w:t>
-      </w:r>
-      <w:r>
-        <w:t xml:space="preserve"> is written.</w:t>
-      </w:r>
-    </w:p>
-    <w:p>
-      <w:pPr>
-        <w:ind w:left="720"/>
-      </w:pPr>
-      <w:r>
-        <w:t>Below the floor where it binds, the review holds with the ATI review team, and the evidence in hand decides the step that raises it.</w:t>
-      </w:r>
-    </w:p>
-    <w:p>
-      <w:pPr>
-        <w:pStyle w:val="ListBullet"/>
-        <w:ind w:left="1080"/>
-      </w:pPr>
-      <w:r>
-        <w:rPr>
-          <w:b/>
-        </w:rPr>
-        <w:t>A clean ACR not yet taken at face value.</w:t>
-      </w:r>
-      <w:r>
-        <w:t xml:space="preserve"> The analyst's spot check comes first. If it agrees, the evidence is E3a and the review proceeds.</w:t>
-      </w:r>
-    </w:p>
-    <w:p>
-      <w:pPr>
-        <w:pStyle w:val="ListBullet"/>
-        <w:ind w:left="1080"/>
-      </w:pPr>
-      <w:r>
-        <w:rPr>
-          <w:b/>
-        </w:rPr>
         <w:t>A contradicted ACR.</w:t>
       </w:r>
       <w:r>
@@ -7291,32 +7448,1092 @@
         <w:t>When the evidence cannot be raised, the ATI review team records that and the review proceeds under the fallback</w:t>
       </w:r>
       <w:r>
-        <w:t xml:space="preserve">. Severity is S3 (provisional) and the barriers found are a minimum. Unproven conformance is treated as hiding a blocking barrier, so the review requires an alternate access plan (TAAP, defined below). A medium exposure review of a clean vendor ACR with no findings, no spot check and no demonstration ends here, with a TAAP whose documentation states that </w:t>
+        <w:t>. Severity is S3 (provisional) and the barriers found are a minimum. Unproven conformance is treated as hiding a blocking barrier, so the review requires an alternate access plan (TAAP, defined below). A medium exposure review of a clean vendor ACR with no findings, no spot check and no demonstration ends here, with a TAAP whose documentation states that the product could not be evaluated. Deny stands on the evidence in hand, because weak evidence can hide barriers but not invent them.</w:t>
+      </w:r>
+    </w:p>
+    <w:p>
+      <w:pPr>
+        <w:pStyle w:val="Heading2"/>
+      </w:pPr>
+      <w:bookmarkStart w:id="20" w:name="_Toc243607088"/>
+      <w:r>
+        <w:t>Reading an ACR</w:t>
+      </w:r>
+      <w:bookmarkEnd w:id="20"/>
+    </w:p>
+    <w:p>
+      <w:pPr>
+        <w:ind w:left="720"/>
+      </w:pPr>
+      <w:r>
+        <w:t>An ACR</w:t>
+      </w:r>
+      <w:r>
+        <w:t xml:space="preserve"> is the vendor's completed VPAT, the Voluntary Product Accessibility Template published by the Information Technology Industry Council (ITI). The template is a set of tables with one row per success criterion, and the vendor fills each row with a conformance level and a remark. Nobody certifies the result.</w:t>
+      </w:r>
+    </w:p>
+    <w:p>
+      <w:pPr>
+        <w:ind w:left="720"/>
+      </w:pPr>
+      <w:r>
+        <w:t>The vendor's own staff write most ACRs, often from knowledge of the product rather than a fresh test. The published audits found the reports wrong often enough that the matrix reads an ACR as a claim to grade, not as a result to copy.</w:t>
+      </w:r>
+    </w:p>
+    <w:p>
+      <w:pPr>
+        <w:pStyle w:val="ListBullet"/>
+        <w:ind w:left="1080"/>
+      </w:pPr>
+      <w:r>
+        <w:t>About one row in five was wrong when seventeen library vendors' reports were scanned.</w:t>
+      </w:r>
+    </w:p>
+    <w:p>
+      <w:pPr>
+        <w:pStyle w:val="ListBullet"/>
+        <w:ind w:left="1080"/>
+      </w:pPr>
+      <w:r>
+        <w:t>Only 10 of 227 library databases matched their reports in full under manual testing.</w:t>
+      </w:r>
+    </w:p>
+    <w:p>
+      <w:pPr>
+        <w:pStyle w:val="ListBullet"/>
+        <w:ind w:left="1080"/>
+      </w:pPr>
+      <w:r>
+        <w:t>Every vendor spot-checked in a third audit had issues its report did not mention.</w:t>
+      </w:r>
+    </w:p>
+    <w:p>
+      <w:pPr>
+        <w:ind w:left="720"/>
+      </w:pPr>
+      <w:r>
+        <w:t>Two parts of the report feed two parts of the review. The document checks rate the front matter, which says what the vendor evaluated, when, by whom and how. The remarks qualification and the findings rate the conformance tables, which say what the vendor admits and what the vendor denies.</w:t>
+      </w:r>
+    </w:p>
+    <w:p>
+      <w:pPr>
+        <w:ind w:left="720"/>
+      </w:pPr>
+      <w:r>
+        <w:rPr>
+          <w:b/>
+        </w:rPr>
+        <w:t>Edition.</w:t>
+      </w:r>
+      <w:r>
+        <w:t xml:space="preserve"> ITI publishes the template in four editions, and the edition prints on the first page.</w:t>
+      </w:r>
+    </w:p>
+    <w:p>
+      <w:pPr>
+        <w:pStyle w:val="ListBullet"/>
+        <w:ind w:left="1080"/>
+      </w:pPr>
+      <w:r>
+        <w:t>The 508 edition reports against the Revised Section 508 Standards, which incorporate WCAG 2.0, so it has no rows for the 2.1 and 2.2 criteria.</w:t>
+      </w:r>
+    </w:p>
+    <w:p>
+      <w:pPr>
+        <w:pStyle w:val="ListBullet"/>
+        <w:ind w:left="1080"/>
+      </w:pPr>
+      <w:r>
+        <w:t>The EU edition reports against EN 301 549.</w:t>
+      </w:r>
+    </w:p>
+    <w:p>
+      <w:pPr>
+        <w:pStyle w:val="ListBullet"/>
+        <w:ind w:left="1080"/>
+      </w:pPr>
+      <w:r>
+        <w:t>The WCAG edition includes the WCAG 2.1 and 2.2 criteria.</w:t>
+      </w:r>
+    </w:p>
+    <w:p>
+      <w:pPr>
+        <w:pStyle w:val="ListBullet"/>
+        <w:ind w:left="1080"/>
+      </w:pPr>
+      <w:r>
+        <w:t>The international edition combines all three standards.</w:t>
+      </w:r>
+    </w:p>
+    <w:p>
+      <w:pPr>
+        <w:ind w:left="720"/>
+      </w:pPr>
+      <w:r>
+        <w:rPr>
+          <w:b/>
+        </w:rPr>
+        <w:t>The matrix.</w:t>
+      </w:r>
+      <w:r>
+        <w:t xml:space="preserve"> A web or mobile product reported on the 508 edition fails the edition check, because the review standard for those products is WCAG 2.1 AA and the report cannot speak to </w:t>
       </w:r>
       <w:r>
         <w:lastRenderedPageBreak/>
-        <w:t>the product could not be evaluated. Deny stands on the evidence in hand, because weak evidence can hide barriers but not invent them.</w:t>
+        <w:t>the 2.1 criteria at all. Desktop software and hardware reported on the 508 edition are on the right edition, since their review standard is the Section 508 Standards.</w:t>
+      </w:r>
+    </w:p>
+    <w:p>
+      <w:pPr>
+        <w:ind w:left="720"/>
+      </w:pPr>
+      <w:r>
+        <w:t>A report on a VPAT 1.x template predates the 2017 refresh of Section 508, so nobody has revised the report since then, and the Date entry applies.</w:t>
+      </w:r>
+    </w:p>
+    <w:p>
+      <w:pPr>
+        <w:ind w:left="720"/>
+      </w:pPr>
+      <w:r>
+        <w:rPr>
+          <w:b/>
+        </w:rPr>
+        <w:t>Product and version.</w:t>
+      </w:r>
+      <w:r>
+        <w:t xml:space="preserve"> The "Name of Product/Version" line on the first page names what the vendor evaluated.</w:t>
+      </w:r>
+    </w:p>
+    <w:p>
+      <w:pPr>
+        <w:ind w:left="720"/>
+      </w:pPr>
+      <w:r>
+        <w:rPr>
+          <w:b/>
+        </w:rPr>
+        <w:t>The sources.</w:t>
+      </w:r>
+      <w:r>
+        <w:t xml:space="preserve"> A report describes one version of one product at one time, and the audits found platforms changing while the reviewers worked. Vendors also reuse one report across a product line.</w:t>
+      </w:r>
+    </w:p>
+    <w:p>
+      <w:pPr>
+        <w:ind w:left="720"/>
+      </w:pPr>
+      <w:r>
+        <w:rPr>
+          <w:b/>
+        </w:rPr>
+        <w:t>The matrix.</w:t>
+      </w:r>
+      <w:r>
+        <w:t xml:space="preserve"> The product named must be the product on the requisition, and the version must be the version the campus will run. A report on a different version fails the date and version check.</w:t>
+      </w:r>
+    </w:p>
+    <w:p>
+      <w:pPr>
+        <w:pStyle w:val="ListBullet"/>
+        <w:ind w:left="1080"/>
+      </w:pPr>
+      <w:r>
+        <w:t>A version one patch release behind is the usual case for accepting the defect, because a patch rarely changes the interface.</w:t>
+      </w:r>
+    </w:p>
+    <w:p>
+      <w:pPr>
+        <w:pStyle w:val="ListBullet"/>
+        <w:ind w:left="1080"/>
+      </w:pPr>
+      <w:r>
+        <w:t>A report older than the product's last major release is stale, under the Date entry, because a redesign makes every row unverified.</w:t>
+      </w:r>
+    </w:p>
+    <w:p>
+      <w:pPr>
+        <w:ind w:left="720"/>
+      </w:pPr>
+      <w:r>
+        <w:rPr>
+          <w:b/>
+        </w:rPr>
+        <w:t>Date.</w:t>
+      </w:r>
+      <w:r>
+        <w:t xml:space="preserve"> The first page carries a "Report Date", and the "Evaluation Methods Used" section often carries a second date, the date of the testing the report describes.</w:t>
+      </w:r>
+    </w:p>
+    <w:p>
+      <w:pPr>
+        <w:ind w:left="720"/>
+      </w:pPr>
+      <w:r>
+        <w:t>The two can be years apart when a vendor reissues an old evaluation on a new template. The matrix reads the age from the evaluation date, or from the report date when the methods name no date.</w:t>
+      </w:r>
+    </w:p>
+    <w:p>
+      <w:pPr>
+        <w:ind w:left="720"/>
+      </w:pPr>
+      <w:r>
+        <w:rPr>
+          <w:b/>
+        </w:rPr>
+        <w:t>The sources.</w:t>
+      </w:r>
+      <w:r>
+        <w:t xml:space="preserve"> The sources accept an ACR for between twelve and twenty-four months. The matrix takes the shorter figure for the qualification and the longer one for the defect.</w:t>
+      </w:r>
+    </w:p>
+    <w:p>
+      <w:pPr>
+        <w:ind w:left="720"/>
+      </w:pPr>
+      <w:r>
+        <w:rPr>
+          <w:b/>
+        </w:rPr>
+        <w:t>The matrix.</w:t>
+      </w:r>
+    </w:p>
+    <w:p>
+      <w:pPr>
+        <w:pStyle w:val="ListBullet"/>
+        <w:ind w:left="1080"/>
+      </w:pPr>
+      <w:r>
+        <w:t>An evaluation more than a year old lowers the ACR when the vendor's own staff wrote the report, since a self-assessment loses what credibility it had as releases accumulate.</w:t>
+      </w:r>
+    </w:p>
+    <w:p>
+      <w:pPr>
+        <w:pStyle w:val="ListBullet"/>
+        <w:ind w:left="1080"/>
+      </w:pPr>
+      <w:r>
+        <w:t>A report more than two years old, or older than the product's last major release, is stale. Stale is the one report defect acceptance never cures, because the report then describes a product that no longer exists.</w:t>
+      </w:r>
+    </w:p>
+    <w:p>
+      <w:pPr>
+        <w:pStyle w:val="ListBullet"/>
+        <w:ind w:left="1080"/>
+      </w:pPr>
+      <w:r>
+        <w:t>A report with no date is of unknown age, which neither raises nor lowers, and no date at all fails the date and version check.</w:t>
+      </w:r>
+    </w:p>
+    <w:p>
+      <w:pPr>
+        <w:ind w:left="720"/>
+      </w:pPr>
+      <w:r>
+        <w:rPr>
+          <w:b/>
+        </w:rPr>
+        <w:t>Author and methods.</w:t>
+      </w:r>
+      <w:r>
+        <w:t xml:space="preserve"> The template has no author field, so the analyst reads the author from the cover page, the "Evaluation Methods Used" section or a firm named in the notes.</w:t>
+      </w:r>
+    </w:p>
+    <w:p>
+      <w:pPr>
+        <w:ind w:left="720"/>
+      </w:pPr>
+      <w:r>
+        <w:t>When none of those names anyone, the author is the vendor. The author matters because an ACR is a self-assessment unless an outside firm did the work. The matrix defines an outside firm</w:t>
+      </w:r>
+      <w:r>
+        <w:t xml:space="preserve"> as one the vendor does not own, is not affiliated with and does not pay for remediation.</w:t>
+      </w:r>
+    </w:p>
+    <w:p>
+      <w:pPr>
+        <w:ind w:left="720"/>
+      </w:pPr>
+      <w:r>
+        <w:rPr>
+          <w:b/>
+        </w:rPr>
+        <w:t>The sources.</w:t>
+      </w:r>
+      <w:r>
+        <w:t xml:space="preserve"> The practitioner sources trace most ACR errors to lack of expertise rather than dishonesty, so a vendor's product team can misrate a row in good faith. An outside firm names itself and its method because its name is its credential.</w:t>
+      </w:r>
+    </w:p>
+    <w:p>
+      <w:pPr>
+        <w:ind w:left="720"/>
+      </w:pPr>
+      <w:r>
+        <w:lastRenderedPageBreak/>
+        <w:t>The methods section says how the vendor tested. The VPAT instructions accept "knowledge of general product functionality" as a method, which means nobody tested anything, and it is the weakest method the instructions allow. A thorough evaluation names the browsers, the screen readers and the versions used.</w:t>
+      </w:r>
+    </w:p>
+    <w:p>
+      <w:pPr>
+        <w:ind w:left="720"/>
+      </w:pPr>
+      <w:r>
+        <w:rPr>
+          <w:b/>
+        </w:rPr>
+        <w:t>The matrix.</w:t>
+      </w:r>
+    </w:p>
+    <w:p>
+      <w:pPr>
+        <w:pStyle w:val="ListBullet"/>
+        <w:ind w:left="1080"/>
+      </w:pPr>
+      <w:r>
+        <w:t>A report that names no method fails the methods check.</w:t>
+      </w:r>
+    </w:p>
+    <w:p>
+      <w:pPr>
+        <w:pStyle w:val="ListBullet"/>
+        <w:ind w:left="1080"/>
+      </w:pPr>
+      <w:r>
+        <w:t>A method that names one browser and one screen reader fails the single-browser check, because screen readers disagree with each other on the same markup and one pairing misses how the product behaves on every other browser and assistive technology.</w:t>
+      </w:r>
+    </w:p>
+    <w:p>
+      <w:pPr>
+        <w:ind w:left="720"/>
+      </w:pPr>
+      <w:r>
+        <w:rPr>
+          <w:b/>
+        </w:rPr>
+        <w:t>Scope and notes.</w:t>
+      </w:r>
+      <w:r>
+        <w:t xml:space="preserve"> The "Notes" and "Applicable Standards/Guidelines" sections on the first page say what the vendor evaluated and against which standards.</w:t>
+      </w:r>
+    </w:p>
+    <w:p>
+      <w:pPr>
+        <w:ind w:left="720"/>
+      </w:pPr>
+      <w:r>
+        <w:t>A product is often several products, such as a web app for students and a mobile app, and a report covers one of them unless it says otherwise. Vendors also narrow the scope in the notes. A sentence such as "the reporting module was not evaluated" or "third-party components are out of scope" removes part of the product from every row below it, and the Supports claims then say nothing about the excluded part.</w:t>
+      </w:r>
+    </w:p>
+    <w:p>
+      <w:pPr>
+        <w:ind w:left="720"/>
+      </w:pPr>
+      <w:r>
+        <w:rPr>
+          <w:b/>
+        </w:rPr>
+        <w:t>The sources.</w:t>
+      </w:r>
+      <w:r>
+        <w:t xml:space="preserve"> A description of the product that is vague or inaccurate suggests the author does not know the product, and the notes are where that shows first.</w:t>
+      </w:r>
+    </w:p>
+    <w:p>
+      <w:pPr>
+        <w:ind w:left="720"/>
+      </w:pPr>
+      <w:r>
+        <w:rPr>
+          <w:b/>
+        </w:rPr>
+        <w:t>The matrix.</w:t>
+      </w:r>
+    </w:p>
+    <w:p>
+      <w:pPr>
+        <w:pStyle w:val="ListBullet"/>
+        <w:ind w:left="1080"/>
+      </w:pPr>
+      <w:r>
+        <w:t>Each platform the campus buys needs its own report or its own set of tables, since a mobile app shares no interface with the web app. A report that misses one fails the missing-interface check.</w:t>
+      </w:r>
+    </w:p>
+    <w:p>
+      <w:pPr>
+        <w:pStyle w:val="ListBullet"/>
+        <w:ind w:left="1080"/>
+      </w:pPr>
+      <w:r>
+        <w:t>A note that excludes part of the product fails the carve-out check.</w:t>
+      </w:r>
+    </w:p>
+    <w:p>
+      <w:pPr>
+        <w:ind w:left="720"/>
+      </w:pPr>
+      <w:r>
+        <w:rPr>
+          <w:b/>
+        </w:rPr>
+        <w:t>The conformance tables.</w:t>
+      </w:r>
+      <w:r>
+        <w:t xml:space="preserve"> The body of the report is the conformance tables, one per standard, with one row per success criterion. Each row holds a conformance level and a remark.</w:t>
+      </w:r>
+    </w:p>
+    <w:p>
+      <w:pPr>
+        <w:ind w:left="720"/>
+      </w:pPr>
+      <w:r>
+        <w:t>The template defines four levels, and allows a fifth on the AAA table. The levels do not carry severity.</w:t>
+      </w:r>
+    </w:p>
+    <w:p>
+      <w:pPr>
+        <w:pStyle w:val="ListBullet"/>
+        <w:ind w:left="1080"/>
+      </w:pPr>
+      <w:r>
+        <w:t>"Supports" requires one method that meets the criterion, so a product with one accessible path and three inaccessible ones can claim it.</w:t>
+      </w:r>
+    </w:p>
+    <w:p>
+      <w:pPr>
+        <w:pStyle w:val="ListBullet"/>
+        <w:ind w:left="1080"/>
+      </w:pPr>
+      <w:r>
+        <w:t>"Partially Supports" means some functionality does not meet the criterion. GSA reads it as non-conformance, and so does the matrix.</w:t>
+      </w:r>
+    </w:p>
+    <w:p>
+      <w:pPr>
+        <w:pStyle w:val="ListBullet"/>
+        <w:ind w:left="1080"/>
+      </w:pPr>
+      <w:r>
+        <w:t>"Does Not Support" means most of the functionality fails under ITI's definition, while other authors decide it by user impact or by the share of pages that fail, so the same product earns different levels from different authors.</w:t>
+      </w:r>
+    </w:p>
+    <w:p>
+      <w:pPr>
+        <w:pStyle w:val="ListBullet"/>
+        <w:ind w:left="1080"/>
+      </w:pPr>
+      <w:r>
+        <w:t>"Not Applicable" means the criterion has nothing in the product to apply to.</w:t>
+      </w:r>
+    </w:p>
+    <w:p>
+      <w:pPr>
+        <w:pStyle w:val="ListBullet"/>
+        <w:ind w:left="1080"/>
+      </w:pPr>
+      <w:r>
+        <w:t>"Not Evaluated" is allowed on the AAA table only.</w:t>
+      </w:r>
+    </w:p>
+    <w:p>
+      <w:pPr>
+        <w:ind w:left="720"/>
+      </w:pPr>
+      <w:r>
+        <w:rPr>
+          <w:b/>
+        </w:rPr>
+        <w:t>The matrix.</w:t>
+      </w:r>
+      <w:r>
+        <w:t xml:space="preserve"> The matrix reads the rows in two halves.</w:t>
+      </w:r>
+    </w:p>
+    <w:p>
+      <w:pPr>
+        <w:pStyle w:val="ListBullet"/>
+        <w:ind w:left="1080"/>
+      </w:pPr>
+      <w:r>
+        <w:t xml:space="preserve">The "Partially Supports" and "Does Not Support" rows are the vendor's </w:t>
+      </w:r>
+      <w:r>
+        <w:rPr>
+          <w:b/>
+        </w:rPr>
+        <w:t>admissions</w:t>
+      </w:r>
+      <w:r>
+        <w:t>. The matrix credits them at any evidence level, because a vendor has no reason to invent a barrier.</w:t>
+      </w:r>
+    </w:p>
+    <w:p>
+      <w:pPr>
+        <w:pStyle w:val="ListBullet"/>
+        <w:ind w:left="1080"/>
+      </w:pPr>
+      <w:r>
+        <w:lastRenderedPageBreak/>
+        <w:t xml:space="preserve">The "Supports" rows are the vendor's </w:t>
+      </w:r>
+      <w:r>
+        <w:rPr>
+          <w:b/>
+        </w:rPr>
+        <w:t>denials</w:t>
+      </w:r>
+      <w:r>
+        <w:t>. The matrix grades them by the three qualifications, the report checks and the spot check, because the audits found the denials wrong about one row in five.</w:t>
+      </w:r>
+    </w:p>
+    <w:p>
+      <w:pPr>
+        <w:ind w:left="720"/>
+      </w:pPr>
+      <w:r>
+        <w:rPr>
+          <w:b/>
+        </w:rPr>
+        <w:t>The remarks.</w:t>
+      </w:r>
+      <w:r>
+        <w:t xml:space="preserve"> The Remarks column is where a report shows its work, and it is the column the sources weigh most.</w:t>
+      </w:r>
+    </w:p>
+    <w:p>
+      <w:pPr>
+        <w:ind w:left="720"/>
+      </w:pPr>
+      <w:r>
+        <w:t>ITI's instructions tell the author to say, on every "Partially Supports" and "Does Not Support" row, which functions or features have issues and how they fall short. The best reports go further and read like a bug list.</w:t>
+      </w:r>
+    </w:p>
+    <w:p>
+      <w:pPr>
+        <w:ind w:left="720"/>
+      </w:pPr>
+      <w:r>
+        <w:rPr>
+          <w:b/>
+        </w:rPr>
+        <w:t>The sources.</w:t>
+      </w:r>
+      <w:r>
+        <w:t xml:space="preserve"> The General Services Administration (GSA) publishes an issue-level supplement for ACRs, and a remark with its fields is a bug report. The fields are</w:t>
+      </w:r>
+    </w:p>
+    <w:p>
+      <w:pPr>
+        <w:pStyle w:val="ListBullet"/>
+        <w:ind w:left="1080"/>
+      </w:pPr>
+      <w:r>
+        <w:t>the severity</w:t>
+      </w:r>
+    </w:p>
+    <w:p>
+      <w:pPr>
+        <w:pStyle w:val="ListBullet"/>
+        <w:ind w:left="1080"/>
+      </w:pPr>
+      <w:r>
+        <w:t>the page, screen, component or workflow affected</w:t>
+      </w:r>
+    </w:p>
+    <w:p>
+      <w:pPr>
+        <w:pStyle w:val="ListBullet"/>
+        <w:ind w:left="1080"/>
+      </w:pPr>
+      <w:r>
+        <w:t>the user group</w:t>
+      </w:r>
+    </w:p>
+    <w:p>
+      <w:pPr>
+        <w:pStyle w:val="ListBullet"/>
+        <w:ind w:left="1080"/>
+      </w:pPr>
+      <w:r>
+        <w:t>the workaround</w:t>
+      </w:r>
+    </w:p>
+    <w:p>
+      <w:pPr>
+        <w:ind w:left="720"/>
+      </w:pPr>
+      <w:r>
+        <w:t>A vendor that writes its admissions that way has done the evaluation, which is the best evidence on paper that its Supports rows were tested too. "Some images do not include alternative text" is the opposite case, since it does not say whether the login button is one of them.</w:t>
+      </w:r>
+    </w:p>
+    <w:p>
+      <w:pPr>
+        <w:ind w:left="720"/>
+      </w:pPr>
+      <w:r>
+        <w:rPr>
+          <w:b/>
+        </w:rPr>
+        <w:t>The matrix.</w:t>
+      </w:r>
+      <w:r>
+        <w:t xml:space="preserve"> The analyst reads the remarks on the admission rows first and picks the remarks answer in Step 2 that describes the pattern most of them follow.</w:t>
+      </w:r>
+    </w:p>
+    <w:p>
+      <w:pPr>
+        <w:pStyle w:val="ListBullet"/>
+        <w:ind w:left="1080"/>
+      </w:pPr>
+      <w:r>
+        <w:t>A remark with the fields above raises the ACR.</w:t>
+      </w:r>
+    </w:p>
+    <w:p>
+      <w:pPr>
+        <w:pStyle w:val="ListBullet"/>
+        <w:ind w:left="1080"/>
+      </w:pPr>
+      <w:r>
+        <w:t>A remark that names the feature with issues and stops there meets the floor the instructions set. The report takes the spot check before the matrix trusts it.</w:t>
+      </w:r>
+    </w:p>
+    <w:p>
+      <w:pPr>
+        <w:pStyle w:val="ListBullet"/>
+        <w:ind w:left="1080"/>
+      </w:pPr>
+      <w:r>
+        <w:t>A blank remark, a remark that restates the criterion, one sentence repeated across rows, or a remark hedged with "some", "most" or "generally" falls below that floor and lowers the ACR.</w:t>
+      </w:r>
+    </w:p>
+    <w:p>
+      <w:pPr>
+        <w:ind w:left="720"/>
+      </w:pPr>
+      <w:r>
+        <w:t>The analyst then reads the "Supports" rows on the complex criteria, such as 1.3.1 Info and Relationships and 4.1.2 Name, Role, Value, where a product of any size has work to show.</w:t>
+      </w:r>
+    </w:p>
+    <w:p>
+      <w:pPr>
+        <w:pStyle w:val="ListBullet"/>
+        <w:ind w:left="1080"/>
+      </w:pPr>
+      <w:r>
+        <w:t>A bare "Supports" there fails the bare-Supports check.</w:t>
+      </w:r>
+    </w:p>
+    <w:p>
+      <w:pPr>
+        <w:pStyle w:val="ListBullet"/>
+        <w:ind w:left="1080"/>
+      </w:pPr>
+      <w:r>
+        <w:t>A remark that describes a failure under a "Supports" rating contradicts the rating, and the matrix believes the remark.</w:t>
+      </w:r>
+    </w:p>
+    <w:p>
+      <w:pPr>
+        <w:ind w:left="720"/>
+      </w:pPr>
+      <w:r>
+        <w:rPr>
+          <w:b/>
+        </w:rPr>
+        <w:t>Not Applicable and Not Evaluated.</w:t>
+      </w:r>
+      <w:r>
+        <w:t xml:space="preserve"> Both levels take a row out of the evaluation, and vendors use both to shrink the number of rows they have to defend.</w:t>
+      </w:r>
+    </w:p>
+    <w:p>
+      <w:pPr>
+        <w:ind w:left="720"/>
+      </w:pPr>
+      <w:r>
+        <w:t>A report with many of them covers less of the product than its page count suggests.</w:t>
+      </w:r>
+    </w:p>
+    <w:p>
+      <w:pPr>
+        <w:ind w:left="720"/>
+      </w:pPr>
+      <w:r>
+        <w:rPr>
+          <w:b/>
+        </w:rPr>
+        <w:t>The sources.</w:t>
+      </w:r>
+      <w:r>
+        <w:t xml:space="preserve"> "Not Applicable" needs a remark that says what is absent. "No prerecorded video" is a reason on 1.2.1 Audio-only and Video-only. A bare "Not Applicable" on 1.1.1 Non-text Content is not a reason, since every product with an image meets or fails 1.1.1, and the sources treat an unexplained "Not Applicable" as a denial in disguise.</w:t>
+      </w:r>
+    </w:p>
+    <w:p>
+      <w:pPr>
+        <w:ind w:left="720"/>
+      </w:pPr>
+      <w:r>
+        <w:t>"Not Evaluated" says the author did not look. The VPAT instructions allow it on the AAA table only, and GSA says it gives no assurance.</w:t>
+      </w:r>
+    </w:p>
+    <w:p>
+      <w:pPr>
+        <w:ind w:left="720"/>
+      </w:pPr>
+      <w:r>
+        <w:rPr>
+          <w:b/>
+        </w:rPr>
+        <w:lastRenderedPageBreak/>
+        <w:t>The matrix.</w:t>
+      </w:r>
+    </w:p>
+    <w:p>
+      <w:pPr>
+        <w:pStyle w:val="ListBullet"/>
+        <w:ind w:left="1080"/>
+      </w:pPr>
+      <w:r>
+        <w:t>The matrix reads "Not Evaluated" on any table but AAA as "Does Not Support".</w:t>
+      </w:r>
+    </w:p>
+    <w:p>
+      <w:pPr>
+        <w:pStyle w:val="ListBullet"/>
+        <w:ind w:left="1080"/>
+      </w:pPr>
+      <w:r>
+        <w:t>A "Not Applicable" without a reason, or a "Not Evaluated" outside the AAA table, fails the not-evaluated check.</w:t>
+      </w:r>
+    </w:p>
+    <w:p>
+      <w:pPr>
+        <w:ind w:left="720"/>
+      </w:pPr>
+      <w:r>
+        <w:rPr>
+          <w:b/>
+        </w:rPr>
+        <w:t>All Supports.</w:t>
+      </w:r>
+      <w:r>
+        <w:t xml:space="preserve"> A report with "Supports" on every row is a warning sign rather than a good result.</w:t>
+      </w:r>
+    </w:p>
+    <w:p>
+      <w:pPr>
+        <w:ind w:left="720"/>
+      </w:pPr>
+      <w:r>
+        <w:rPr>
+          <w:b/>
+        </w:rPr>
+        <w:t>The sources.</w:t>
+      </w:r>
+      <w:r>
+        <w:t xml:space="preserve"> A thorough evaluation takes about a hundred hours and finds at least one failure in a product of any size. In one audit the vendor that claimed full compliance performed worst, and one university tells its buyers that a flawless ACR raises the question of whether the author understands accessibility.</w:t>
+      </w:r>
+    </w:p>
+    <w:p>
+      <w:pPr>
+        <w:ind w:left="720"/>
+      </w:pPr>
+      <w:r>
+        <w:rPr>
+          <w:b/>
+        </w:rPr>
+        <w:t>The matrix.</w:t>
+      </w:r>
+    </w:p>
+    <w:p>
+      <w:pPr>
+        <w:pStyle w:val="ListBullet"/>
+        <w:ind w:left="1080"/>
+      </w:pPr>
+      <w:r>
+        <w:t>A report with "Supports" on every row and no remark that shows the work fails the bare-Supports check, because such a report is as likely to mean the vendor did not evaluate as that no barrier exists.</w:t>
+      </w:r>
+    </w:p>
+    <w:p>
+      <w:pPr>
+        <w:pStyle w:val="ListBullet"/>
+        <w:ind w:left="1080"/>
+      </w:pPr>
+      <w:r>
+        <w:t>A report with "Supports" everywhere and remarks that show the work on the complex criteria passes the check and is rated like any other ACR.</w:t>
+      </w:r>
+    </w:p>
+    <w:p>
+      <w:pPr>
+        <w:ind w:left="720"/>
+      </w:pPr>
+      <w:r>
+        <w:rPr>
+          <w:b/>
+        </w:rPr>
+        <w:t>The spot check.</w:t>
+      </w:r>
+      <w:r>
+        <w:t xml:space="preserve"> An ACR is a claim, and the spot check is the cheapest test of the claim.</w:t>
+      </w:r>
+    </w:p>
+    <w:p>
+      <w:pPr>
+        <w:ind w:left="720"/>
+      </w:pPr>
+      <w:r>
+        <w:t>The analyst spends three to five minutes on one essential function with a screen reader and the keyboard.</w:t>
+      </w:r>
+    </w:p>
+    <w:p>
+      <w:pPr>
+        <w:pStyle w:val="ListBullet"/>
+        <w:ind w:left="1080"/>
+      </w:pPr>
+      <w:r>
+        <w:t>Tab through the function.</w:t>
+      </w:r>
+    </w:p>
+    <w:p>
+      <w:pPr>
+        <w:pStyle w:val="ListBullet"/>
+        <w:ind w:left="1080"/>
+      </w:pPr>
+      <w:r>
+        <w:t>Read its headings and form labels.</w:t>
+      </w:r>
+    </w:p>
+    <w:p>
+      <w:pPr>
+        <w:pStyle w:val="ListBullet"/>
+        <w:ind w:left="1080"/>
+      </w:pPr>
+      <w:r>
+        <w:t>Try the controls the ACR marks "Supports".</w:t>
+      </w:r>
+    </w:p>
+    <w:p>
+      <w:pPr>
+        <w:ind w:left="720"/>
+      </w:pPr>
+      <w:r>
+        <w:rPr>
+          <w:b/>
+        </w:rPr>
+        <w:t>The sources.</w:t>
+      </w:r>
+      <w:r>
+        <w:t xml:space="preserve"> The sources draw the same test from 65 Big Ten Academic Alliance reports. They name a keyboard failure as the strongest single sign of deeper problems, since a control the keyboard cannot reach fails for every assistive technology at once.</w:t>
+      </w:r>
+    </w:p>
+    <w:p>
+      <w:pPr>
+        <w:ind w:left="720"/>
+      </w:pPr>
+      <w:r>
+        <w:rPr>
+          <w:b/>
+        </w:rPr>
+        <w:t>The matrix.</w:t>
+      </w:r>
+      <w:r>
+        <w:t xml:space="preserve"> The check tests the denials, not the admissions, so the analyst picks a function the ACR marks "Supports" rather than one the ACR already admits is broken.</w:t>
+      </w:r>
+    </w:p>
+    <w:p>
+      <w:pPr>
+        <w:pStyle w:val="ListBullet"/>
+        <w:ind w:left="1080"/>
+      </w:pPr>
+      <w:r>
+        <w:t>A spot check that agrees with the ACR raises the evidence to E3a.</w:t>
+      </w:r>
+    </w:p>
+    <w:p>
+      <w:pPr>
+        <w:pStyle w:val="ListBullet"/>
+        <w:ind w:left="1080"/>
+      </w:pPr>
+      <w:r>
+        <w:t>A barrier the ACR denies drops the ACR to E1-, because one wrong denial means the rest were not tested either. A second spot check cannot restore the Supports rows.</w:t>
+      </w:r>
+    </w:p>
+    <w:p>
+      <w:pPr>
+        <w:pStyle w:val="ListBullet"/>
+        <w:ind w:left="1080"/>
+      </w:pPr>
+      <w:r>
+        <w:t>The spot check applies to a clean or accepted ACR only, since a report defect is a fact about the document that no test of the product cures.</w:t>
+      </w:r>
+    </w:p>
+    <w:p>
+      <w:pPr>
+        <w:ind w:left="720"/>
+      </w:pPr>
+      <w:r>
+        <w:rPr>
+          <w:b/>
+        </w:rPr>
+        <w:t>From rows to findings.</w:t>
+      </w:r>
+      <w:r>
+        <w:t xml:space="preserve"> A row of the ACR is a lead, not a grade.</w:t>
+      </w:r>
+    </w:p>
+    <w:p>
+      <w:pPr>
+        <w:ind w:left="720"/>
+      </w:pPr>
+      <w:r>
+        <w:rPr>
+          <w:b/>
+        </w:rPr>
+        <w:t>The sources.</w:t>
+      </w:r>
+      <w:r>
+        <w:t xml:space="preserve"> Severity is judged per barrier, against a user group and a task, because nothing in the row predicts it.</w:t>
+      </w:r>
+    </w:p>
+    <w:p>
+      <w:pPr>
+        <w:pStyle w:val="ListBullet"/>
+        <w:ind w:left="1080"/>
+      </w:pPr>
+      <w:r>
+        <w:t>The conformance level says nothing about how badly a barrier hurts.</w:t>
+      </w:r>
+    </w:p>
+    <w:p>
+      <w:pPr>
+        <w:pStyle w:val="ListBullet"/>
+        <w:ind w:left="1080"/>
+      </w:pPr>
+      <w:r>
+        <w:t>The criterion's level, A or AA, does not predict severity.</w:t>
+      </w:r>
+    </w:p>
+    <w:p>
+      <w:pPr>
+        <w:pStyle w:val="ListBullet"/>
+        <w:ind w:left="1080"/>
+      </w:pPr>
+      <w:r>
+        <w:t>Only half of blind users' problems were covered by any success criterion at all.</w:t>
+      </w:r>
+    </w:p>
+    <w:p>
+      <w:pPr>
+        <w:pStyle w:val="ListBullet"/>
+        <w:ind w:left="1080"/>
+      </w:pPr>
+      <w:r>
+        <w:t>Two experienced reviewers agree on a conformance call about three times in four.</w:t>
+      </w:r>
+    </w:p>
+    <w:p>
+      <w:pPr>
+        <w:ind w:left="720"/>
+      </w:pPr>
+      <w:r>
+        <w:t>The GSA supplement rates each issue on a three-point scale.</w:t>
+      </w:r>
+    </w:p>
+    <w:p>
+      <w:pPr>
+        <w:pStyle w:val="ListBullet"/>
+        <w:ind w:left="1080"/>
+      </w:pPr>
+      <w:r>
+        <w:rPr>
+          <w:b/>
+        </w:rPr>
+        <w:lastRenderedPageBreak/>
+        <w:t>Critical</w:t>
+      </w:r>
+      <w:r>
+        <w:t xml:space="preserve"> prevents people with disabilities from completing core functionality.</w:t>
+      </w:r>
+    </w:p>
+    <w:p>
+      <w:pPr>
+        <w:pStyle w:val="ListBullet"/>
+        <w:ind w:left="1080"/>
+      </w:pPr>
+      <w:r>
+        <w:rPr>
+          <w:b/>
+        </w:rPr>
+        <w:t>Major</w:t>
+      </w:r>
+      <w:r>
+        <w:t xml:space="preserve"> substantially impairs access to important functionality.</w:t>
+      </w:r>
+    </w:p>
+    <w:p>
+      <w:pPr>
+        <w:pStyle w:val="ListBullet"/>
+        <w:ind w:left="1080"/>
+      </w:pPr>
+      <w:r>
+        <w:rPr>
+          <w:b/>
+        </w:rPr>
+        <w:t>Minor</w:t>
+      </w:r>
+      <w:r>
+        <w:t xml:space="preserve"> is a partial barrier.</w:t>
+      </w:r>
+    </w:p>
+    <w:p>
+      <w:pPr>
+        <w:ind w:left="720"/>
+      </w:pPr>
+      <w:r>
+        <w:rPr>
+          <w:b/>
+        </w:rPr>
+        <w:t>The matrix.</w:t>
+      </w:r>
+      <w:r>
+        <w:t xml:space="preserve"> The analyst records a finding once the remark names the feature and the analyst can place that feature on an essential function, with the role and disability group the barrier stops. Critical and Major map to S3 and S2.</w:t>
+      </w:r>
+    </w:p>
+    <w:p>
+      <w:pPr>
+        <w:ind w:left="720"/>
+      </w:pPr>
+      <w:r>
+        <w:t>A remark that does not name the feature leaves the barrier unknown, not minor, so the review raises the evidence rather than rating the barrier minor. The disagreement figure is why the Severity entry fixes each level by the task effect on a named group rather than leaving the call to the reviewer's sense of the barrier.</w:t>
+      </w:r>
+    </w:p>
+    <w:p>
+      <w:pPr>
+        <w:ind w:left="720"/>
+      </w:pPr>
+      <w:r>
+        <w:t>The audit figures come from DeLancey (2015), Willis and O'Reilly (2020) and Zavala and Reidsma (2020). The agreement figure comes from Brajnik, Yesilada and Harper (2010 and 2012), and the coverage figure from Power, Freire, Petrie and Swallow (2012). The readings come from the VPAT 2.5 instructions, the GSA issue-level supplement, the Section508.gov guidance on ACRs, the Minnesota, University of Michigan and University of Washington Libraries scoring rubrics, WebAIM's article on procurement, and the practi</w:t>
+      </w:r>
+      <w:r>
+        <w:t>tioner guides by McNeilly, Bahram, Roselli and Groves. The file acr-interpretation-research.md collects them with their findings. None of them binds the CSU. They guide the reading of a report, not the standard the review holds the product to.</w:t>
       </w:r>
     </w:p>
     <w:p>
       <w:pPr>
         <w:pStyle w:val="Heading2"/>
       </w:pPr>
-      <w:bookmarkStart w:id="20" w:name="_Toc243581628"/>
+      <w:bookmarkStart w:id="21" w:name="_Toc243607089"/>
       <w:r>
         <w:t>Breadth</w:t>
       </w:r>
-      <w:bookmarkEnd w:id="20"/>
+      <w:bookmarkEnd w:id="21"/>
     </w:p>
     <w:p>
       <w:pPr>
         <w:ind w:left="720"/>
       </w:pPr>
       <w:r>
-        <w:t>Breadth</w:t>
-      </w:r>
-      <w:r>
-        <w:t xml:space="preserve"> rates barrier reach across essential functions and disability groups, on a scale of 0 to 2.</w:t>
+        <w:t>Breadth rates barrier reach across essential functions and disability groups, on a scale of 0 to 2.</w:t>
       </w:r>
       <w:r>
         <w:rPr>
@@ -7361,11 +8578,11 @@
       <w:pPr>
         <w:pStyle w:val="Heading2"/>
       </w:pPr>
-      <w:bookmarkStart w:id="21" w:name="_Toc243581629"/>
+      <w:bookmarkStart w:id="22" w:name="_Toc243607090"/>
       <w:r>
         <w:t>TAAP</w:t>
       </w:r>
-      <w:bookmarkEnd w:id="21"/>
+      <w:bookmarkEnd w:id="22"/>
     </w:p>
     <w:p>
       <w:pPr>
@@ -7473,6 +8690,7 @@
         <w:ind w:left="1080"/>
       </w:pPr>
       <w:r>
+        <w:lastRenderedPageBreak/>
         <w:t>The impacted disability groups</w:t>
       </w:r>
     </w:p>
@@ -7562,7 +8780,6 @@
         <w:ind w:left="720"/>
       </w:pPr>
       <w:r>
-        <w:lastRenderedPageBreak/>
         <w:t>The department using the product provides TAAP-defined support on any problem report, independent of accommodation, which starts with one person's request. The procurement review never relies on accommodation.</w:t>
       </w:r>
     </w:p>
@@ -7570,11 +8787,11 @@
       <w:pPr>
         <w:pStyle w:val="Heading2"/>
       </w:pPr>
-      <w:bookmarkStart w:id="22" w:name="_Toc243581630"/>
+      <w:bookmarkStart w:id="23" w:name="_Toc243607091"/>
       <w:r>
         <w:t>Risk grade</w:t>
       </w:r>
-      <w:bookmarkEnd w:id="22"/>
+      <w:bookmarkEnd w:id="23"/>
     </w:p>
     <w:p>
       <w:pPr>
@@ -8006,11 +9223,11 @@
       <w:pPr>
         <w:pStyle w:val="Heading2"/>
       </w:pPr>
-      <w:bookmarkStart w:id="23" w:name="_Toc243581631"/>
+      <w:bookmarkStart w:id="24" w:name="_Toc243607092"/>
       <w:r>
         <w:t>Pressure and the TAAP standard</w:t>
       </w:r>
-      <w:bookmarkEnd w:id="23"/>
+      <w:bookmarkEnd w:id="24"/>
     </w:p>
     <w:p>
       <w:pPr>
@@ -8112,6 +9329,7 @@
               <w:rPr>
                 <w:sz w:val="20"/>
               </w:rPr>
+              <w:lastRenderedPageBreak/>
               <w:t>0, 1</w:t>
             </w:r>
           </w:p>
@@ -8396,7 +9614,6 @@
               <w:rPr>
                 <w:sz w:val="20"/>
               </w:rPr>
-              <w:lastRenderedPageBreak/>
               <w:t>Full, all six</w:t>
             </w:r>
           </w:p>
@@ -8463,11 +9680,11 @@
       <w:pPr>
         <w:pStyle w:val="Heading2"/>
       </w:pPr>
-      <w:bookmarkStart w:id="24" w:name="_Toc243581632"/>
+      <w:bookmarkStart w:id="25" w:name="_Toc243607093"/>
       <w:r>
         <w:t>Warning level</w:t>
       </w:r>
-      <w:bookmarkEnd w:id="24"/>
+      <w:bookmarkEnd w:id="25"/>
     </w:p>
     <w:p>
       <w:pPr>
@@ -8650,7 +9867,14 @@
               <w:rPr>
                 <w:sz w:val="20"/>
               </w:rPr>
-              <w:t>A small or optional audience, and a plan that covers equally effective access. The residual risk is the ordinary risk of a temporary plan.</w:t>
+              <w:t xml:space="preserve">A small or optional audience, and a plan </w:t>
+            </w:r>
+            <w:r>
+              <w:rPr>
+                <w:sz w:val="20"/>
+              </w:rPr>
+              <w:lastRenderedPageBreak/>
+              <w:t>that covers equally effective access. The residual risk is the ordinary risk of a temporary plan.</w:t>
             </w:r>
           </w:p>
         </w:tc>
@@ -8666,7 +9890,15 @@
               <w:rPr>
                 <w:sz w:val="20"/>
               </w:rPr>
-              <w:t>The TAAP is reviewed annually.</w:t>
+              <w:lastRenderedPageBreak/>
+              <w:t xml:space="preserve">The TAAP is reviewed </w:t>
+            </w:r>
+            <w:r>
+              <w:rPr>
+                <w:sz w:val="20"/>
+              </w:rPr>
+              <w:lastRenderedPageBreak/>
+              <w:t>annually.</w:t>
             </w:r>
           </w:p>
         </w:tc>
@@ -8684,6 +9916,7 @@
               <w:rPr>
                 <w:sz w:val="20"/>
               </w:rPr>
+              <w:lastRenderedPageBreak/>
               <w:t>Elevated</w:t>
             </w:r>
           </w:p>
@@ -8782,14 +10015,7 @@
               <w:rPr>
                 <w:sz w:val="20"/>
               </w:rPr>
-              <w:t xml:space="preserve">A large or required audience depends on staff support for access the plan does not </w:t>
-            </w:r>
-            <w:r>
-              <w:rPr>
-                <w:sz w:val="20"/>
-              </w:rPr>
-              <w:lastRenderedPageBreak/>
-              <w:t>provide, or on a full plan at the highest exposure. The Title II duty continues and rests on the department's capacity and the vendor's remediation.</w:t>
+              <w:t>A large or required audience depends on staff support for access the plan does not provide, or on a full plan at the highest exposure. The Title II duty continues and rests on the department's capacity and the vendor's remediation.</w:t>
             </w:r>
           </w:p>
         </w:tc>
@@ -8805,15 +10031,7 @@
               <w:rPr>
                 <w:sz w:val="20"/>
               </w:rPr>
-              <w:lastRenderedPageBreak/>
-              <w:t xml:space="preserve">Weigh the more accessible product before buying. The Dean or Division Vice </w:t>
-            </w:r>
-            <w:r>
-              <w:rPr>
-                <w:sz w:val="20"/>
-              </w:rPr>
-              <w:lastRenderedPageBreak/>
-              <w:t>President acknowledges the residual risk in the TAAP. The TAAP is reviewed at the first roadmap milestone.</w:t>
+              <w:t>Weigh the more accessible product before buying. The Dean or Division Vice President acknowledges the residual risk in the TAAP. The TAAP is reviewed at the first roadmap milestone.</w:t>
             </w:r>
           </w:p>
         </w:tc>
@@ -8844,11 +10062,11 @@
       <w:pPr>
         <w:pStyle w:val="Heading2"/>
       </w:pPr>
-      <w:bookmarkStart w:id="25" w:name="_Toc243581633"/>
+      <w:bookmarkStart w:id="26" w:name="_Toc243607094"/>
       <w:r>
         <w:t>Final decision</w:t>
       </w:r>
-      <w:bookmarkEnd w:id="25"/>
+      <w:bookmarkEnd w:id="26"/>
     </w:p>
     <w:p>
       <w:pPr>
@@ -9006,6 +10224,7 @@
               <w:rPr>
                 <w:sz w:val="20"/>
               </w:rPr>
+              <w:lastRenderedPageBreak/>
               <w:t>Deny</w:t>
             </w:r>
           </w:p>
@@ -9074,11 +10293,11 @@
       <w:pPr>
         <w:pStyle w:val="Heading2"/>
       </w:pPr>
-      <w:bookmarkStart w:id="26" w:name="_Toc243581634"/>
+      <w:bookmarkStart w:id="27" w:name="_Toc243607095"/>
       <w:r>
         <w:t>Holds</w:t>
       </w:r>
-      <w:bookmarkEnd w:id="26"/>
+      <w:bookmarkEnd w:id="27"/>
     </w:p>
     <w:p>
       <w:pPr>
@@ -9088,11 +10307,7 @@
         <w:t>A hold</w:t>
       </w:r>
       <w:r>
-        <w:t xml:space="preserve"> pauses the review until a named party supplies what the review waits for. Holds 1 to 3 come before the risk grade, and the first that applies holds the review. Hold 3 applies at high exposure, and at low and medium to a risk grade that rests on the vendor's Supports rows, and </w:t>
-      </w:r>
-      <w:r>
-        <w:lastRenderedPageBreak/>
-        <w:t>it resumes at the Severity step with the new findings, or the review proceeds under the fallback, defined under Evidence, when the evidence cannot be raised. Holds 4 and 5 arise in the remedy step.</w:t>
+        <w:t xml:space="preserve"> pauses the review until a named party supplies what the review waits for. Holds 1 to 3 come before the risk grade, and the first that applies holds the review. Hold 3 applies at high exposure, and at low and medium to a risk grade that rests on the vendor's Supports rows, and it resumes at the Severity step with the new findings, or the review proceeds under the fallback, defined under Evidence, when the evidence cannot be raised. Holds 4 and 5 arise in the remedy step.</w:t>
       </w:r>
       <w:r>
         <w:rPr>
@@ -9572,6 +10787,7 @@
               <w:rPr>
                 <w:sz w:val="20"/>
               </w:rPr>
+              <w:lastRenderedPageBreak/>
               <w:t>5</w:t>
             </w:r>
           </w:p>
@@ -9660,12 +10876,12 @@
           <w:numId w:val="0"/>
         </w:numPr>
       </w:pPr>
-      <w:bookmarkStart w:id="27" w:name="_Toc243581635"/>
+      <w:bookmarkStart w:id="28" w:name="_Toc243607096"/>
       <w:r>
         <w:lastRenderedPageBreak/>
         <w:t>Notes</w:t>
       </w:r>
-      <w:bookmarkEnd w:id="27"/>
+      <w:bookmarkEnd w:id="28"/>
     </w:p>
     <w:p>
       <w:pPr>
@@ -10196,7 +11412,7 @@
         <w:endnoteRef/>
       </w:r>
       <w:r>
-        <w:t xml:space="preserve"> Calibration. The floor values (any evidence at low exposure, and a clean ACR taken at face value at medium and high), the two-year ACR age, the eight ACR report checks, the one-year line of the age qualification, the author and remarks qualifications and the two forms of ATI testing, the analyst's spot check and the ATI coordinator's full manual review, are calibration, drawn from CSU practice and the published audits of vendor reports rather than a rule. The split between an ACR's admissions and its denials, and the reasoning that at low and medium exposure a Deny and an Alternate access required grade stand on the barriers found at any evidence level, while at high exposure every grade waits for evidence at the floor, are the matrix's own. Vendor self-reports understate barriers and do not invent them, so a standard computed from the findings on file is a minimum.</w:t>
+        <w:t xml:space="preserve"> Calibration. The floor values (any evidence at low exposure, and a clean ACR taken at face value at medium and high), the two-year ACR age, the twelve ACR report checks, the one-year line of the age qualification, the author and remarks qualifications and the two forms of ATI testing, the analyst's spot check and the ATI coordinator's full manual review, are calibration, drawn from CSU practice and the published audits of vendor reports rather than a rule. The split between an ACR's admissions and its denials, and the reasoning that at low and medium exposure a Deny and an Alternate access required grade stand on the barriers found at any evidence level, while at high exposure every grade waits for evidence at the floor, are the matrix's own. Vendor self-reports understate barriers and do not invent them, so a standard computed from the findings on file is a minimum.</w:t>
       </w:r>
     </w:p>
   </w:endnote>
@@ -11123,7 +12339,7 @@
         <w:sz w:val="18"/>
       </w:rPr>
       <w:tab/>
-      <w:t>Matrix version 3, 2026-10-22</w:t>
+      <w:t>Matrix version 3, 2026-10-23</w:t>
     </w:r>
   </w:p>
 </w:hdr>
@@ -11156,7 +12372,7 @@
         <w:sz w:val="18"/>
       </w:rPr>
       <w:tab/>
-      <w:t>Matrix version 3, 2026-10-22</w:t>
+      <w:t>Matrix version 3, 2026-10-23</w:t>
     </w:r>
   </w:p>
 </w:hdr>
@@ -11187,7 +12403,7 @@
         <w:sz w:val="18"/>
       </w:rPr>
       <w:tab/>
-      <w:t>Matrix version 3, 2026-10-22</w:t>
+      <w:t>Matrix version 3, 2026-10-23</w:t>
     </w:r>
   </w:p>
 </w:hdr>
@@ -11367,9 +12583,9 @@
     </w:lvl>
   </w:abstractNum>
   <w:abstractNum w:abstractNumId="9" w15:restartNumberingAfterBreak="0">
-    <w:nsid w:val="7ED91121"/>
+    <w:nsid w:val="74DF5C10"/>
     <w:multiLevelType w:val="multilevel"/>
-    <w:tmpl w:val="B08C9E42"/>
+    <w:tmpl w:val="46A47E7C"/>
     <w:lvl w:ilvl="0">
       <w:start w:val="1"/>
       <w:numFmt w:val="decimal"/>
@@ -11431,34 +12647,34 @@
       <w:lvlJc w:val="left"/>
     </w:lvl>
   </w:abstractNum>
-  <w:num w:numId="1" w16cid:durableId="1293946023">
+  <w:num w:numId="1" w16cid:durableId="426924498">
     <w:abstractNumId w:val="8"/>
   </w:num>
-  <w:num w:numId="2" w16cid:durableId="1506558717">
+  <w:num w:numId="2" w16cid:durableId="1760248202">
     <w:abstractNumId w:val="6"/>
   </w:num>
-  <w:num w:numId="3" w16cid:durableId="2095973943">
+  <w:num w:numId="3" w16cid:durableId="1803300927">
     <w:abstractNumId w:val="5"/>
   </w:num>
-  <w:num w:numId="4" w16cid:durableId="1445076562">
+  <w:num w:numId="4" w16cid:durableId="1333483049">
     <w:abstractNumId w:val="4"/>
   </w:num>
-  <w:num w:numId="5" w16cid:durableId="672300556">
+  <w:num w:numId="5" w16cid:durableId="1395355368">
     <w:abstractNumId w:val="7"/>
   </w:num>
-  <w:num w:numId="6" w16cid:durableId="403457422">
+  <w:num w:numId="6" w16cid:durableId="1255548252">
     <w:abstractNumId w:val="3"/>
   </w:num>
-  <w:num w:numId="7" w16cid:durableId="204876112">
+  <w:num w:numId="7" w16cid:durableId="36440399">
     <w:abstractNumId w:val="2"/>
   </w:num>
-  <w:num w:numId="8" w16cid:durableId="890919526">
+  <w:num w:numId="8" w16cid:durableId="465852778">
     <w:abstractNumId w:val="1"/>
   </w:num>
-  <w:num w:numId="9" w16cid:durableId="434325107">
+  <w:num w:numId="9" w16cid:durableId="1944605614">
     <w:abstractNumId w:val="0"/>
   </w:num>
-  <w:num w:numId="10" w16cid:durableId="1784571353">
+  <w:num w:numId="10" w16cid:durableId="19596846">
     <w:abstractNumId w:val="9"/>
   </w:num>
 </w:numbering>
@@ -22860,7 +24076,7 @@
     <w:uiPriority w:val="99"/>
     <w:semiHidden/>
     <w:unhideWhenUsed/>
-    <w:rsid w:val="00642F68"/>
+    <w:rsid w:val="0079398B"/>
     <w:pPr>
       <w:spacing w:after="80" w:line="240" w:lineRule="auto"/>
     </w:pPr>
@@ -22875,7 +24091,7 @@
     <w:link w:val="EndnoteText"/>
     <w:uiPriority w:val="99"/>
     <w:semiHidden/>
-    <w:rsid w:val="00642F68"/>
+    <w:rsid w:val="0079398B"/>
     <w:rPr>
       <w:rFonts w:ascii="Calibri" w:hAnsi="Calibri"/>
       <w:sz w:val="20"/>
@@ -22888,7 +24104,7 @@
     <w:uiPriority w:val="99"/>
     <w:semiHidden/>
     <w:unhideWhenUsed/>
-    <w:rsid w:val="00642F68"/>
+    <w:rsid w:val="0079398B"/>
     <w:rPr>
       <w:vertAlign w:val="superscript"/>
     </w:rPr>
@@ -22900,7 +24116,7 @@
     <w:autoRedefine/>
     <w:uiPriority w:val="39"/>
     <w:unhideWhenUsed/>
-    <w:rsid w:val="00642F68"/>
+    <w:rsid w:val="0079398B"/>
     <w:pPr>
       <w:spacing w:after="100"/>
     </w:pPr>
@@ -22912,7 +24128,7 @@
     <w:autoRedefine/>
     <w:uiPriority w:val="39"/>
     <w:unhideWhenUsed/>
-    <w:rsid w:val="00642F68"/>
+    <w:rsid w:val="0079398B"/>
     <w:pPr>
       <w:spacing w:after="100"/>
       <w:ind w:left="220"/>
@@ -22923,7 +24139,7 @@
     <w:basedOn w:val="DefaultParagraphFont"/>
     <w:uiPriority w:val="99"/>
     <w:unhideWhenUsed/>
-    <w:rsid w:val="00642F68"/>
+    <w:rsid w:val="0079398B"/>
     <w:rPr>
       <w:color w:val="0000FF" w:themeColor="hyperlink"/>
       <w:u w:val="single"/>

--- a/app/database/ontology/impact-matrix/SFBRN-Accessible-Procurement-Rubric.docx
+++ b/app/database/ontology/impact-matrix/SFBRN-Accessible-Procurement-Rubric.docx
@@ -89,7 +89,7 @@
       <w:r>
         <w:fldChar w:fldCharType="separate"/>
       </w:r>
-      <w:hyperlink w:anchor="_Toc243607068" w:history="1">
+      <w:hyperlink w:anchor="_Toc243647874" w:history="1">
         <w:r>
           <w:rPr>
             <w:rStyle w:val="Hyperlink"/>
@@ -134,7 +134,7 @@
             <w:noProof/>
             <w:webHidden/>
           </w:rPr>
-          <w:instrText xml:space="preserve"> PAGEREF _Toc243607068 \h </w:instrText>
+          <w:instrText xml:space="preserve"> PAGEREF _Toc243647874 \h </w:instrText>
         </w:r>
         <w:r>
           <w:rPr>
@@ -181,7 +181,7 @@
           <w14:ligatures w14:val="standardContextual"/>
         </w:rPr>
       </w:pPr>
-      <w:hyperlink w:anchor="_Toc243607069" w:history="1">
+      <w:hyperlink w:anchor="_Toc243647875" w:history="1">
         <w:r>
           <w:rPr>
             <w:rStyle w:val="Hyperlink"/>
@@ -226,7 +226,7 @@
             <w:noProof/>
             <w:webHidden/>
           </w:rPr>
-          <w:instrText xml:space="preserve"> PAGEREF _Toc243607069 \h </w:instrText>
+          <w:instrText xml:space="preserve"> PAGEREF _Toc243647875 \h </w:instrText>
         </w:r>
         <w:r>
           <w:rPr>
@@ -273,7 +273,7 @@
           <w14:ligatures w14:val="standardContextual"/>
         </w:rPr>
       </w:pPr>
-      <w:hyperlink w:anchor="_Toc243607070" w:history="1">
+      <w:hyperlink w:anchor="_Toc243647876" w:history="1">
         <w:r>
           <w:rPr>
             <w:rStyle w:val="Hyperlink"/>
@@ -318,7 +318,7 @@
             <w:noProof/>
             <w:webHidden/>
           </w:rPr>
-          <w:instrText xml:space="preserve"> PAGEREF _Toc243607070 \h </w:instrText>
+          <w:instrText xml:space="preserve"> PAGEREF _Toc243647876 \h </w:instrText>
         </w:r>
         <w:r>
           <w:rPr>
@@ -365,7 +365,7 @@
           <w14:ligatures w14:val="standardContextual"/>
         </w:rPr>
       </w:pPr>
-      <w:hyperlink w:anchor="_Toc243607071" w:history="1">
+      <w:hyperlink w:anchor="_Toc243647877" w:history="1">
         <w:r>
           <w:rPr>
             <w:rStyle w:val="Hyperlink"/>
@@ -410,7 +410,7 @@
             <w:noProof/>
             <w:webHidden/>
           </w:rPr>
-          <w:instrText xml:space="preserve"> PAGEREF _Toc243607071 \h </w:instrText>
+          <w:instrText xml:space="preserve"> PAGEREF _Toc243647877 \h </w:instrText>
         </w:r>
         <w:r>
           <w:rPr>
@@ -457,7 +457,7 @@
           <w14:ligatures w14:val="standardContextual"/>
         </w:rPr>
       </w:pPr>
-      <w:hyperlink w:anchor="_Toc243607072" w:history="1">
+      <w:hyperlink w:anchor="_Toc243647878" w:history="1">
         <w:r>
           <w:rPr>
             <w:rStyle w:val="Hyperlink"/>
@@ -502,7 +502,7 @@
             <w:noProof/>
             <w:webHidden/>
           </w:rPr>
-          <w:instrText xml:space="preserve"> PAGEREF _Toc243607072 \h </w:instrText>
+          <w:instrText xml:space="preserve"> PAGEREF _Toc243647878 \h </w:instrText>
         </w:r>
         <w:r>
           <w:rPr>
@@ -549,7 +549,7 @@
           <w14:ligatures w14:val="standardContextual"/>
         </w:rPr>
       </w:pPr>
-      <w:hyperlink w:anchor="_Toc243607073" w:history="1">
+      <w:hyperlink w:anchor="_Toc243647879" w:history="1">
         <w:r>
           <w:rPr>
             <w:rStyle w:val="Hyperlink"/>
@@ -594,7 +594,7 @@
             <w:noProof/>
             <w:webHidden/>
           </w:rPr>
-          <w:instrText xml:space="preserve"> PAGEREF _Toc243607073 \h </w:instrText>
+          <w:instrText xml:space="preserve"> PAGEREF _Toc243647879 \h </w:instrText>
         </w:r>
         <w:r>
           <w:rPr>
@@ -641,7 +641,7 @@
           <w14:ligatures w14:val="standardContextual"/>
         </w:rPr>
       </w:pPr>
-      <w:hyperlink w:anchor="_Toc243607074" w:history="1">
+      <w:hyperlink w:anchor="_Toc243647880" w:history="1">
         <w:r>
           <w:rPr>
             <w:rStyle w:val="Hyperlink"/>
@@ -686,7 +686,7 @@
             <w:noProof/>
             <w:webHidden/>
           </w:rPr>
-          <w:instrText xml:space="preserve"> PAGEREF _Toc243607074 \h </w:instrText>
+          <w:instrText xml:space="preserve"> PAGEREF _Toc243647880 \h </w:instrText>
         </w:r>
         <w:r>
           <w:rPr>
@@ -733,7 +733,7 @@
           <w14:ligatures w14:val="standardContextual"/>
         </w:rPr>
       </w:pPr>
-      <w:hyperlink w:anchor="_Toc243607075" w:history="1">
+      <w:hyperlink w:anchor="_Toc243647881" w:history="1">
         <w:r>
           <w:rPr>
             <w:rStyle w:val="Hyperlink"/>
@@ -757,7 +757,7 @@
             <w:rStyle w:val="Hyperlink"/>
             <w:noProof/>
           </w:rPr>
-          <w:t>Write the TAAP</w:t>
+          <w:t>Draft the TAAP</w:t>
         </w:r>
         <w:r>
           <w:rPr>
@@ -778,7 +778,7 @@
             <w:noProof/>
             <w:webHidden/>
           </w:rPr>
-          <w:instrText xml:space="preserve"> PAGEREF _Toc243607075 \h </w:instrText>
+          <w:instrText xml:space="preserve"> PAGEREF _Toc243647881 \h </w:instrText>
         </w:r>
         <w:r>
           <w:rPr>
@@ -825,7 +825,7 @@
           <w14:ligatures w14:val="standardContextual"/>
         </w:rPr>
       </w:pPr>
-      <w:hyperlink w:anchor="_Toc243607076" w:history="1">
+      <w:hyperlink w:anchor="_Toc243647882" w:history="1">
         <w:r>
           <w:rPr>
             <w:rStyle w:val="Hyperlink"/>
@@ -870,7 +870,7 @@
             <w:noProof/>
             <w:webHidden/>
           </w:rPr>
-          <w:instrText xml:space="preserve"> PAGEREF _Toc243607076 \h </w:instrText>
+          <w:instrText xml:space="preserve"> PAGEREF _Toc243647882 \h </w:instrText>
         </w:r>
         <w:r>
           <w:rPr>
@@ -917,7 +917,7 @@
           <w14:ligatures w14:val="standardContextual"/>
         </w:rPr>
       </w:pPr>
-      <w:hyperlink w:anchor="_Toc243607077" w:history="1">
+      <w:hyperlink w:anchor="_Toc243647883" w:history="1">
         <w:r>
           <w:rPr>
             <w:rStyle w:val="Hyperlink"/>
@@ -962,7 +962,7 @@
             <w:noProof/>
             <w:webHidden/>
           </w:rPr>
-          <w:instrText xml:space="preserve"> PAGEREF _Toc243607077 \h </w:instrText>
+          <w:instrText xml:space="preserve"> PAGEREF _Toc243647883 \h </w:instrText>
         </w:r>
         <w:r>
           <w:rPr>
@@ -1009,7 +1009,7 @@
           <w14:ligatures w14:val="standardContextual"/>
         </w:rPr>
       </w:pPr>
-      <w:hyperlink w:anchor="_Toc243607078" w:history="1">
+      <w:hyperlink w:anchor="_Toc243647884" w:history="1">
         <w:r>
           <w:rPr>
             <w:rStyle w:val="Hyperlink"/>
@@ -1054,7 +1054,7 @@
             <w:noProof/>
             <w:webHidden/>
           </w:rPr>
-          <w:instrText xml:space="preserve"> PAGEREF _Toc243607078 \h </w:instrText>
+          <w:instrText xml:space="preserve"> PAGEREF _Toc243647884 \h </w:instrText>
         </w:r>
         <w:r>
           <w:rPr>
@@ -1101,7 +1101,7 @@
           <w14:ligatures w14:val="standardContextual"/>
         </w:rPr>
       </w:pPr>
-      <w:hyperlink w:anchor="_Toc243607079" w:history="1">
+      <w:hyperlink w:anchor="_Toc243647885" w:history="1">
         <w:r>
           <w:rPr>
             <w:rStyle w:val="Hyperlink"/>
@@ -1146,7 +1146,7 @@
             <w:noProof/>
             <w:webHidden/>
           </w:rPr>
-          <w:instrText xml:space="preserve"> PAGEREF _Toc243607079 \h </w:instrText>
+          <w:instrText xml:space="preserve"> PAGEREF _Toc243647885 \h </w:instrText>
         </w:r>
         <w:r>
           <w:rPr>
@@ -1193,7 +1193,7 @@
           <w14:ligatures w14:val="standardContextual"/>
         </w:rPr>
       </w:pPr>
-      <w:hyperlink w:anchor="_Toc243607080" w:history="1">
+      <w:hyperlink w:anchor="_Toc243647886" w:history="1">
         <w:r>
           <w:rPr>
             <w:rStyle w:val="Hyperlink"/>
@@ -1238,7 +1238,7 @@
             <w:noProof/>
             <w:webHidden/>
           </w:rPr>
-          <w:instrText xml:space="preserve"> PAGEREF _Toc243607080 \h </w:instrText>
+          <w:instrText xml:space="preserve"> PAGEREF _Toc243647886 \h </w:instrText>
         </w:r>
         <w:r>
           <w:rPr>
@@ -1285,7 +1285,7 @@
           <w14:ligatures w14:val="standardContextual"/>
         </w:rPr>
       </w:pPr>
-      <w:hyperlink w:anchor="_Toc243607081" w:history="1">
+      <w:hyperlink w:anchor="_Toc243647887" w:history="1">
         <w:r>
           <w:rPr>
             <w:rStyle w:val="Hyperlink"/>
@@ -1330,7 +1330,7 @@
             <w:noProof/>
             <w:webHidden/>
           </w:rPr>
-          <w:instrText xml:space="preserve"> PAGEREF _Toc243607081 \h </w:instrText>
+          <w:instrText xml:space="preserve"> PAGEREF _Toc243647887 \h </w:instrText>
         </w:r>
         <w:r>
           <w:rPr>
@@ -1377,7 +1377,7 @@
           <w14:ligatures w14:val="standardContextual"/>
         </w:rPr>
       </w:pPr>
-      <w:hyperlink w:anchor="_Toc243607082" w:history="1">
+      <w:hyperlink w:anchor="_Toc243647888" w:history="1">
         <w:r>
           <w:rPr>
             <w:rStyle w:val="Hyperlink"/>
@@ -1422,7 +1422,7 @@
             <w:noProof/>
             <w:webHidden/>
           </w:rPr>
-          <w:instrText xml:space="preserve"> PAGEREF _Toc243607082 \h </w:instrText>
+          <w:instrText xml:space="preserve"> PAGEREF _Toc243647888 \h </w:instrText>
         </w:r>
         <w:r>
           <w:rPr>
@@ -1469,7 +1469,7 @@
           <w14:ligatures w14:val="standardContextual"/>
         </w:rPr>
       </w:pPr>
-      <w:hyperlink w:anchor="_Toc243607083" w:history="1">
+      <w:hyperlink w:anchor="_Toc243647889" w:history="1">
         <w:r>
           <w:rPr>
             <w:rStyle w:val="Hyperlink"/>
@@ -1514,7 +1514,7 @@
             <w:noProof/>
             <w:webHidden/>
           </w:rPr>
-          <w:instrText xml:space="preserve"> PAGEREF _Toc243607083 \h </w:instrText>
+          <w:instrText xml:space="preserve"> PAGEREF _Toc243647889 \h </w:instrText>
         </w:r>
         <w:r>
           <w:rPr>
@@ -1561,7 +1561,7 @@
           <w14:ligatures w14:val="standardContextual"/>
         </w:rPr>
       </w:pPr>
-      <w:hyperlink w:anchor="_Toc243607084" w:history="1">
+      <w:hyperlink w:anchor="_Toc243647890" w:history="1">
         <w:r>
           <w:rPr>
             <w:rStyle w:val="Hyperlink"/>
@@ -1606,7 +1606,7 @@
             <w:noProof/>
             <w:webHidden/>
           </w:rPr>
-          <w:instrText xml:space="preserve"> PAGEREF _Toc243607084 \h </w:instrText>
+          <w:instrText xml:space="preserve"> PAGEREF _Toc243647890 \h </w:instrText>
         </w:r>
         <w:r>
           <w:rPr>
@@ -1653,7 +1653,7 @@
           <w14:ligatures w14:val="standardContextual"/>
         </w:rPr>
       </w:pPr>
-      <w:hyperlink w:anchor="_Toc243607085" w:history="1">
+      <w:hyperlink w:anchor="_Toc243647891" w:history="1">
         <w:r>
           <w:rPr>
             <w:rStyle w:val="Hyperlink"/>
@@ -1698,7 +1698,7 @@
             <w:noProof/>
             <w:webHidden/>
           </w:rPr>
-          <w:instrText xml:space="preserve"> PAGEREF _Toc243607085 \h </w:instrText>
+          <w:instrText xml:space="preserve"> PAGEREF _Toc243647891 \h </w:instrText>
         </w:r>
         <w:r>
           <w:rPr>
@@ -1745,7 +1745,7 @@
           <w14:ligatures w14:val="standardContextual"/>
         </w:rPr>
       </w:pPr>
-      <w:hyperlink w:anchor="_Toc243607086" w:history="1">
+      <w:hyperlink w:anchor="_Toc243647892" w:history="1">
         <w:r>
           <w:rPr>
             <w:rStyle w:val="Hyperlink"/>
@@ -1790,7 +1790,7 @@
             <w:noProof/>
             <w:webHidden/>
           </w:rPr>
-          <w:instrText xml:space="preserve"> PAGEREF _Toc243607086 \h </w:instrText>
+          <w:instrText xml:space="preserve"> PAGEREF _Toc243647892 \h </w:instrText>
         </w:r>
         <w:r>
           <w:rPr>
@@ -1837,7 +1837,7 @@
           <w14:ligatures w14:val="standardContextual"/>
         </w:rPr>
       </w:pPr>
-      <w:hyperlink w:anchor="_Toc243607087" w:history="1">
+      <w:hyperlink w:anchor="_Toc243647893" w:history="1">
         <w:r>
           <w:rPr>
             <w:rStyle w:val="Hyperlink"/>
@@ -1882,7 +1882,7 @@
             <w:noProof/>
             <w:webHidden/>
           </w:rPr>
-          <w:instrText xml:space="preserve"> PAGEREF _Toc243607087 \h </w:instrText>
+          <w:instrText xml:space="preserve"> PAGEREF _Toc243647893 \h </w:instrText>
         </w:r>
         <w:r>
           <w:rPr>
@@ -1929,7 +1929,7 @@
           <w14:ligatures w14:val="standardContextual"/>
         </w:rPr>
       </w:pPr>
-      <w:hyperlink w:anchor="_Toc243607088" w:history="1">
+      <w:hyperlink w:anchor="_Toc243647894" w:history="1">
         <w:r>
           <w:rPr>
             <w:rStyle w:val="Hyperlink"/>
@@ -1974,7 +1974,7 @@
             <w:noProof/>
             <w:webHidden/>
           </w:rPr>
-          <w:instrText xml:space="preserve"> PAGEREF _Toc243607088 \h </w:instrText>
+          <w:instrText xml:space="preserve"> PAGEREF _Toc243647894 \h </w:instrText>
         </w:r>
         <w:r>
           <w:rPr>
@@ -2021,7 +2021,7 @@
           <w14:ligatures w14:val="standardContextual"/>
         </w:rPr>
       </w:pPr>
-      <w:hyperlink w:anchor="_Toc243607089" w:history="1">
+      <w:hyperlink w:anchor="_Toc243647895" w:history="1">
         <w:r>
           <w:rPr>
             <w:rStyle w:val="Hyperlink"/>
@@ -2066,7 +2066,7 @@
             <w:noProof/>
             <w:webHidden/>
           </w:rPr>
-          <w:instrText xml:space="preserve"> PAGEREF _Toc243607089 \h </w:instrText>
+          <w:instrText xml:space="preserve"> PAGEREF _Toc243647895 \h </w:instrText>
         </w:r>
         <w:r>
           <w:rPr>
@@ -2113,7 +2113,7 @@
           <w14:ligatures w14:val="standardContextual"/>
         </w:rPr>
       </w:pPr>
-      <w:hyperlink w:anchor="_Toc243607090" w:history="1">
+      <w:hyperlink w:anchor="_Toc243647896" w:history="1">
         <w:r>
           <w:rPr>
             <w:rStyle w:val="Hyperlink"/>
@@ -2158,7 +2158,7 @@
             <w:noProof/>
             <w:webHidden/>
           </w:rPr>
-          <w:instrText xml:space="preserve"> PAGEREF _Toc243607090 \h </w:instrText>
+          <w:instrText xml:space="preserve"> PAGEREF _Toc243647896 \h </w:instrText>
         </w:r>
         <w:r>
           <w:rPr>
@@ -2205,7 +2205,7 @@
           <w14:ligatures w14:val="standardContextual"/>
         </w:rPr>
       </w:pPr>
-      <w:hyperlink w:anchor="_Toc243607091" w:history="1">
+      <w:hyperlink w:anchor="_Toc243647897" w:history="1">
         <w:r>
           <w:rPr>
             <w:rStyle w:val="Hyperlink"/>
@@ -2250,7 +2250,7 @@
             <w:noProof/>
             <w:webHidden/>
           </w:rPr>
-          <w:instrText xml:space="preserve"> PAGEREF _Toc243607091 \h </w:instrText>
+          <w:instrText xml:space="preserve"> PAGEREF _Toc243647897 \h </w:instrText>
         </w:r>
         <w:r>
           <w:rPr>
@@ -2297,7 +2297,7 @@
           <w14:ligatures w14:val="standardContextual"/>
         </w:rPr>
       </w:pPr>
-      <w:hyperlink w:anchor="_Toc243607092" w:history="1">
+      <w:hyperlink w:anchor="_Toc243647898" w:history="1">
         <w:r>
           <w:rPr>
             <w:rStyle w:val="Hyperlink"/>
@@ -2342,7 +2342,7 @@
             <w:noProof/>
             <w:webHidden/>
           </w:rPr>
-          <w:instrText xml:space="preserve"> PAGEREF _Toc243607092 \h </w:instrText>
+          <w:instrText xml:space="preserve"> PAGEREF _Toc243647898 \h </w:instrText>
         </w:r>
         <w:r>
           <w:rPr>
@@ -2389,7 +2389,7 @@
           <w14:ligatures w14:val="standardContextual"/>
         </w:rPr>
       </w:pPr>
-      <w:hyperlink w:anchor="_Toc243607093" w:history="1">
+      <w:hyperlink w:anchor="_Toc243647899" w:history="1">
         <w:r>
           <w:rPr>
             <w:rStyle w:val="Hyperlink"/>
@@ -2434,7 +2434,7 @@
             <w:noProof/>
             <w:webHidden/>
           </w:rPr>
-          <w:instrText xml:space="preserve"> PAGEREF _Toc243607093 \h </w:instrText>
+          <w:instrText xml:space="preserve"> PAGEREF _Toc243647899 \h </w:instrText>
         </w:r>
         <w:r>
           <w:rPr>
@@ -2481,7 +2481,7 @@
           <w14:ligatures w14:val="standardContextual"/>
         </w:rPr>
       </w:pPr>
-      <w:hyperlink w:anchor="_Toc243607094" w:history="1">
+      <w:hyperlink w:anchor="_Toc243647900" w:history="1">
         <w:r>
           <w:rPr>
             <w:rStyle w:val="Hyperlink"/>
@@ -2526,7 +2526,7 @@
             <w:noProof/>
             <w:webHidden/>
           </w:rPr>
-          <w:instrText xml:space="preserve"> PAGEREF _Toc243607094 \h </w:instrText>
+          <w:instrText xml:space="preserve"> PAGEREF _Toc243647900 \h </w:instrText>
         </w:r>
         <w:r>
           <w:rPr>
@@ -2573,7 +2573,7 @@
           <w14:ligatures w14:val="standardContextual"/>
         </w:rPr>
       </w:pPr>
-      <w:hyperlink w:anchor="_Toc243607095" w:history="1">
+      <w:hyperlink w:anchor="_Toc243647901" w:history="1">
         <w:r>
           <w:rPr>
             <w:rStyle w:val="Hyperlink"/>
@@ -2618,7 +2618,7 @@
             <w:noProof/>
             <w:webHidden/>
           </w:rPr>
-          <w:instrText xml:space="preserve"> PAGEREF _Toc243607095 \h </w:instrText>
+          <w:instrText xml:space="preserve"> PAGEREF _Toc243647901 \h </w:instrText>
         </w:r>
         <w:r>
           <w:rPr>
@@ -2664,7 +2664,7 @@
           <w14:ligatures w14:val="standardContextual"/>
         </w:rPr>
       </w:pPr>
-      <w:hyperlink w:anchor="_Toc243607096" w:history="1">
+      <w:hyperlink w:anchor="_Toc243647902" w:history="1">
         <w:r>
           <w:rPr>
             <w:rStyle w:val="Hyperlink"/>
@@ -2691,7 +2691,7 @@
             <w:noProof/>
             <w:webHidden/>
           </w:rPr>
-          <w:instrText xml:space="preserve"> PAGEREF _Toc243607096 \h </w:instrText>
+          <w:instrText xml:space="preserve"> PAGEREF _Toc243647902 \h </w:instrText>
         </w:r>
         <w:r>
           <w:rPr>
@@ -2736,7 +2736,7 @@
       <w:pPr>
         <w:pStyle w:val="Heading1"/>
       </w:pPr>
-      <w:bookmarkStart w:id="0" w:name="_Toc243607068"/>
+      <w:bookmarkStart w:id="0" w:name="_Toc243647874"/>
       <w:r>
         <w:lastRenderedPageBreak/>
         <w:t>Accessible Procurement Process Overview</w:t>
@@ -2748,7 +2748,7 @@
         <w:ind w:left="720"/>
       </w:pPr>
       <w:r>
-        <w:t>A review begins when a campus unit, the requesting unit, submits a requisition for a product. The review ends in one of three final decisions, Approve, Approve with TAAP or Deny. Where a fact the review needs is missing, the review pauses in a hold, named for what it waits for, until a named party supplies that fact. The nine steps below run in the order the reviewer takes them. Section 3 defines each term they use.</w:t>
+        <w:t>A review begins when a person in a campus department, the requester, submits a requisition for a product. The review ends in one of three final decisions, Approve, Approve with TAAP or Deny. Where a fact the review needs is missing, the review pauses in a hold, named for what it waits for, until a named party supplies that fact. The nine steps below run in the order the reviewer takes them. Section 3 defines each term they use.</w:t>
       </w:r>
       <w:r>
         <w:rPr>
@@ -2785,7 +2785,7 @@
       <w:pPr>
         <w:pStyle w:val="Heading2"/>
       </w:pPr>
-      <w:bookmarkStart w:id="1" w:name="_Toc243607069"/>
+      <w:bookmarkStart w:id="1" w:name="_Toc243647875"/>
       <w:r>
         <w:t>Read the requisition</w:t>
       </w:r>
@@ -2796,7 +2796,7 @@
         <w:ind w:left="720"/>
       </w:pPr>
       <w:r>
-        <w:t>The requisition names the product, the vendor, the quantity, the requesting unit and the intended use. The reviewer reads four things from it.</w:t>
+        <w:t>The requisition names the product, the vendor, the quantity, the requester's department and the intended use. The reviewer reads four things from it.</w:t>
       </w:r>
     </w:p>
     <w:p>
@@ -2880,7 +2880,7 @@
       <w:pPr>
         <w:pStyle w:val="Heading2"/>
       </w:pPr>
-      <w:bookmarkStart w:id="2" w:name="_Toc243607070"/>
+      <w:bookmarkStart w:id="2" w:name="_Toc243647876"/>
       <w:r>
         <w:t>Check for prior reviews, plans and complaints</w:t>
       </w:r>
@@ -2936,7 +2936,7 @@
       <w:pPr>
         <w:pStyle w:val="Heading2"/>
       </w:pPr>
-      <w:bookmarkStart w:id="3" w:name="_Toc243607071"/>
+      <w:bookmarkStart w:id="3" w:name="_Toc243647877"/>
       <w:r>
         <w:t>Obtain the evidence</w:t>
       </w:r>
@@ -2947,7 +2947,7 @@
         <w:ind w:left="720"/>
       </w:pPr>
       <w:r>
-        <w:t>The requesting unit obtains the vendor's accessibility documentation and attaches it to the requisition. For most purchases that is the vendor's Accessibility Conformance Report (ACR) for every interface being bought.</w:t>
+        <w:t>The requester obtains the vendor's accessibility documentation and attaches it to the requisition. For most purchases that is the vendor's Accessibility Conformance Report (ACR) for every interface being bought.</w:t>
       </w:r>
     </w:p>
     <w:p>
@@ -2962,7 +2962,7 @@
         <w:t>Missing.</w:t>
       </w:r>
       <w:r>
-        <w:t xml:space="preserve"> The review enters hold 1, for accessibility evidence. The reviewer asks the requesting unit for a current report from the vendor, with any open exposure questions in the same message so that the unit answers once.</w:t>
+        <w:t xml:space="preserve"> The review enters hold 1, for accessibility evidence. The reviewer asks the requester for a current report from the vendor, with any open exposure questions in the same message so that the requester answers once.</w:t>
       </w:r>
     </w:p>
     <w:p>
@@ -2988,7 +2988,7 @@
       <w:pPr>
         <w:pStyle w:val="Heading2"/>
       </w:pPr>
-      <w:bookmarkStart w:id="4" w:name="_Toc243607072"/>
+      <w:bookmarkStart w:id="4" w:name="_Toc243647878"/>
       <w:r>
         <w:t>Rate Exposure</w:t>
       </w:r>
@@ -3044,14 +3044,14 @@
         <w:t>Blank answers.</w:t>
       </w:r>
       <w:r>
-        <w:t xml:space="preserve"> The user count is required, and without it the review enters hold 2, for exposure answers, with the requesting unit. Every other answer is optional and counts as high when blank, so that a missing answer never lowers the level.</w:t>
+        <w:t xml:space="preserve"> The user count is required, and without it the review enters hold 2, for exposure answers, with the requester. Every other answer is optional and counts as high when blank, so that a missing answer never lowers the level.</w:t>
       </w:r>
     </w:p>
     <w:p>
       <w:pPr>
         <w:pStyle w:val="Heading2"/>
       </w:pPr>
-      <w:bookmarkStart w:id="5" w:name="_Toc243607073"/>
+      <w:bookmarkStart w:id="5" w:name="_Toc243647879"/>
       <w:r>
         <w:t>Rate Severity</w:t>
       </w:r>
@@ -3137,7 +3137,7 @@
         <w:ind w:left="720"/>
       </w:pPr>
       <w:r>
-        <w:t>Below the floor where it binds, the review enters hold 3, for stronger evidence. A clean ACR reaches the floor at any Exposure through the analyst's spot check. Otherwise the ATI review team raises the evidence with the requesting unit and the vendor, through a live demonstration of the essential functions with assistive technology, or through the ATI coordinator's full manual review, and re-rates Severity. When the evidence cannot be raised, the review proceeds under the fallback</w:t>
+        <w:t>Below the floor where it binds, the review enters hold 3, for stronger evidence. A clean ACR reaches the floor at any Exposure through the analyst's spot check. Otherwise the ATI review team raises the evidence with the requester and the vendor, through a live demonstration of the essential functions with assistive technology, or through the ATI coordinator's full manual review, and re-rates Severity. When the evidence cannot be raised, the review proceeds under the fallback</w:t>
       </w:r>
       <w:r>
         <w:t>, with Severity set to S3 (provisional), because unproven conformance is treated as hiding a blocking barrier.</w:t>
@@ -3147,7 +3147,7 @@
       <w:pPr>
         <w:pStyle w:val="Heading2"/>
       </w:pPr>
-      <w:bookmarkStart w:id="6" w:name="_Toc243607074"/>
+      <w:bookmarkStart w:id="6" w:name="_Toc243647880"/>
       <w:r>
         <w:t>Read the risk grade</w:t>
       </w:r>
@@ -3195,9 +3195,9 @@
       <w:pPr>
         <w:pStyle w:val="Heading2"/>
       </w:pPr>
-      <w:bookmarkStart w:id="7" w:name="_Toc243607075"/>
-      <w:r>
-        <w:t>Write the TAAP</w:t>
+      <w:bookmarkStart w:id="7" w:name="_Toc243647881"/>
+      <w:r>
+        <w:t>Draft the TAAP</w:t>
       </w:r>
       <w:bookmarkEnd w:id="7"/>
     </w:p>
@@ -3206,10 +3206,10 @@
         <w:ind w:left="720"/>
       </w:pPr>
       <w:r>
-        <w:t>Where alternate access is required, the campus writes a TAAP</w:t>
-      </w:r>
-      <w:r>
-        <w:t xml:space="preserve"> (Temporary Alternate Access Plan), the written plan for giving people with disabilities equally effective access another way while the vendor removes the barriers. The reviewer writes it with the person in the requesting unit who will administer and support the product, because the unit and not the reviewer provides the support the plan promises. The meeting has four outputs.</w:t>
+        <w:t>Where alternate access is required, the SFBRN Procurement team drafts a TAAP</w:t>
+      </w:r>
+      <w:r>
+        <w:t xml:space="preserve"> (Temporary Alternate Access Plan) with the requester. The TAAP is the written plan for giving people with disabilities equally effective access another way while the vendor removes the barriers. Authoring is collaborative. The reviewer drafts the plan with the person in the requester's department who will administer and support the product, because that person's team and not the reviewer provides the support the plan promises. The meeting has four outputs.</w:t>
       </w:r>
     </w:p>
     <w:p>
@@ -3218,7 +3218,7 @@
         <w:ind w:left="1080"/>
       </w:pPr>
       <w:r>
-        <w:t>How the product will be used, confirmed.</w:t>
+        <w:t>How the team will use the product, confirmed.</w:t>
       </w:r>
     </w:p>
     <w:p>
@@ -3245,7 +3245,7 @@
         <w:ind w:left="1080"/>
       </w:pPr>
       <w:r>
-        <w:t>The unit's responsibilities for supporting access.</w:t>
+        <w:t>The support team's responsibilities for supporting access.</w:t>
       </w:r>
     </w:p>
     <w:p>
@@ -3377,7 +3377,7 @@
       <w:pPr>
         <w:pStyle w:val="Heading2"/>
       </w:pPr>
-      <w:bookmarkStart w:id="8" w:name="_Toc243607076"/>
+      <w:bookmarkStart w:id="8" w:name="_Toc243647882"/>
       <w:r>
         <w:t>Record the decision</w:t>
       </w:r>
@@ -3427,7 +3427,7 @@
         <w:t>warning level</w:t>
       </w:r>
       <w:r>
-        <w:t>, low, elevated or high, that tells the signers what residual risk the unit accepts.</w:t>
+        <w:t>, low, elevated or high, that tells the signers what residual risk they accept.</w:t>
       </w:r>
     </w:p>
     <w:p>
@@ -3457,7 +3457,7 @@
       <w:pPr>
         <w:pStyle w:val="Heading2"/>
       </w:pPr>
-      <w:bookmarkStart w:id="9" w:name="_Toc243607077"/>
+      <w:bookmarkStart w:id="9" w:name="_Toc243647883"/>
       <w:r>
         <w:t>Keep the plan under review</w:t>
       </w:r>
@@ -3543,7 +3543,7 @@
         </w:rPr>
         <w:lastRenderedPageBreak/>
         <w:drawing>
-          <wp:inline distT="0" distB="0" distL="0" distR="0" wp14:anchorId="62CFC956" wp14:editId="586BCB5F">
+          <wp:inline distT="0" distB="0" distL="0" distR="0" wp14:anchorId="63D946AB" wp14:editId="21790C01">
             <wp:extent cx="5486400" cy="6278880"/>
             <wp:effectExtent l="0" t="0" r="0" b="0"/>
             <wp:docPr id="1" name="Picture 1"/>
@@ -3601,7 +3601,7 @@
         </w:rPr>
         <w:lastRenderedPageBreak/>
         <w:drawing>
-          <wp:inline distT="0" distB="0" distL="0" distR="0" wp14:anchorId="3A65E144" wp14:editId="717FBACD">
+          <wp:inline distT="0" distB="0" distL="0" distR="0" wp14:anchorId="3BCE3BD5" wp14:editId="71DA406E">
             <wp:extent cx="5303520" cy="6500046"/>
             <wp:effectExtent l="0" t="0" r="0" b="0"/>
             <wp:docPr id="2" name="Picture 2"/>
@@ -3667,7 +3667,7 @@
       <w:pPr>
         <w:pStyle w:val="Heading1"/>
       </w:pPr>
-      <w:bookmarkStart w:id="10" w:name="_Toc243607078"/>
+      <w:bookmarkStart w:id="10" w:name="_Toc243647884"/>
       <w:r>
         <w:lastRenderedPageBreak/>
         <w:t>The rubric on one page</w:t>
@@ -3685,7 +3685,7 @@
           <w:noProof/>
         </w:rPr>
         <w:drawing>
-          <wp:inline distT="0" distB="0" distL="0" distR="0" wp14:anchorId="4C2E4727" wp14:editId="266C869A">
+          <wp:inline distT="0" distB="0" distL="0" distR="0" wp14:anchorId="5CE6A4EF" wp14:editId="17525119">
             <wp:extent cx="8229600" cy="3902962"/>
             <wp:effectExtent l="0" t="0" r="0" b="0"/>
             <wp:docPr id="3" name="Picture 3"/>
@@ -3750,7 +3750,7 @@
       <w:pPr>
         <w:pStyle w:val="Heading1"/>
       </w:pPr>
-      <w:bookmarkStart w:id="11" w:name="_Toc243607079"/>
+      <w:bookmarkStart w:id="11" w:name="_Toc243647885"/>
       <w:r>
         <w:lastRenderedPageBreak/>
         <w:t>Definitions</w:t>
@@ -3761,7 +3761,7 @@
       <w:pPr>
         <w:pStyle w:val="Heading2"/>
       </w:pPr>
-      <w:bookmarkStart w:id="12" w:name="_Toc243607080"/>
+      <w:bookmarkStart w:id="12" w:name="_Toc243647886"/>
       <w:r>
         <w:t>Review standard</w:t>
       </w:r>
@@ -3785,7 +3785,7 @@
       <w:pPr>
         <w:pStyle w:val="Heading2"/>
       </w:pPr>
-      <w:bookmarkStart w:id="13" w:name="_Toc243607081"/>
+      <w:bookmarkStart w:id="13" w:name="_Toc243647887"/>
       <w:r>
         <w:t>Essential function</w:t>
       </w:r>
@@ -3872,7 +3872,7 @@
       <w:pPr>
         <w:pStyle w:val="Heading2"/>
       </w:pPr>
-      <w:bookmarkStart w:id="14" w:name="_Toc243607082"/>
+      <w:bookmarkStart w:id="14" w:name="_Toc243647888"/>
       <w:r>
         <w:t>Nonconformance and barrier</w:t>
       </w:r>
@@ -4048,7 +4048,7 @@
       <w:pPr>
         <w:pStyle w:val="Heading2"/>
       </w:pPr>
-      <w:bookmarkStart w:id="15" w:name="_Toc243607083"/>
+      <w:bookmarkStart w:id="15" w:name="_Toc243647889"/>
       <w:r>
         <w:t>Minimal impact</w:t>
       </w:r>
@@ -4130,7 +4130,7 @@
         <w:t>Burden.</w:t>
       </w:r>
       <w:r>
-        <w:t xml:space="preserve"> The university must demonstrate that all four tests are met, so minimal impact rests on evidence, never on assumption.</w:t>
+        <w:t xml:space="preserve"> The university must demonstrate that the product meets all four tests, so minimal impact rests on evidence, never on assumption.</w:t>
       </w:r>
     </w:p>
     <w:p>
@@ -4151,7 +4151,7 @@
       <w:pPr>
         <w:pStyle w:val="Heading2"/>
       </w:pPr>
-      <w:bookmarkStart w:id="16" w:name="_Toc243607084"/>
+      <w:bookmarkStart w:id="16" w:name="_Toc243647890"/>
       <w:r>
         <w:t>Finding</w:t>
       </w:r>
@@ -4249,7 +4249,7 @@
       <w:pPr>
         <w:pStyle w:val="Heading2"/>
       </w:pPr>
-      <w:bookmarkStart w:id="17" w:name="_Toc243607085"/>
+      <w:bookmarkStart w:id="17" w:name="_Toc243647891"/>
       <w:r>
         <w:t>Exposure</w:t>
       </w:r>
@@ -4607,7 +4607,7 @@
         <w:ind w:left="720"/>
       </w:pPr>
       <w:r>
-        <w:t>The user count is required, and the review halts until the requesting unit supplies it. It sets the starting level and the lowest level the other answers can reach.</w:t>
+        <w:t>The review needs the user count and halts until the requester supplies it. The count sets the starting level and the lowest level the other answers can reach.</w:t>
       </w:r>
     </w:p>
     <w:tbl>
@@ -5393,7 +5393,7 @@
       <w:pPr>
         <w:pStyle w:val="Heading2"/>
       </w:pPr>
-      <w:bookmarkStart w:id="18" w:name="_Toc243607086"/>
+      <w:bookmarkStart w:id="18" w:name="_Toc243647892"/>
       <w:r>
         <w:t>Severity</w:t>
       </w:r>
@@ -5404,7 +5404,7 @@
         <w:ind w:left="720"/>
       </w:pPr>
       <w:r>
-        <w:t>Severity is rated on an essential function</w:t>
+        <w:t>The reviewer rates Severity on an essential function</w:t>
       </w:r>
       <w:r>
         <w:t>, a function the product exists to provide, such as registering for a class, submitting homework or paying a bill. A function is essential when its removal would change the product's use or purpose, the WCAG-EM 2.0 test, and it covers its complete process from sign-in to final submission.</w:t>
@@ -6068,11 +6068,11 @@
         <w:tblLook w:val="04A0" w:firstRow="1" w:lastRow="0" w:firstColumn="1" w:lastColumn="0" w:noHBand="0" w:noVBand="1"/>
       </w:tblPr>
       <w:tblGrid>
-        <w:gridCol w:w="1731"/>
-        <w:gridCol w:w="1718"/>
-        <w:gridCol w:w="1735"/>
-        <w:gridCol w:w="1724"/>
-        <w:gridCol w:w="1732"/>
+        <w:gridCol w:w="1729"/>
+        <w:gridCol w:w="1726"/>
+        <w:gridCol w:w="1733"/>
+        <w:gridCol w:w="1722"/>
+        <w:gridCol w:w="1730"/>
       </w:tblGrid>
       <w:tr>
         <w:tc>
@@ -6108,7 +6108,7 @@
                 <w:b/>
                 <w:sz w:val="20"/>
               </w:rPr>
-              <w:t>What is counted</w:t>
+              <w:t>What the condition counts</w:t>
             </w:r>
           </w:p>
         </w:tc>
@@ -6385,7 +6385,7 @@
       <w:pPr>
         <w:pStyle w:val="Heading2"/>
       </w:pPr>
-      <w:bookmarkStart w:id="19" w:name="_Toc243607087"/>
+      <w:bookmarkStart w:id="19" w:name="_Toc243647893"/>
       <w:r>
         <w:t>Evidence (Veracity)</w:t>
       </w:r>
@@ -6541,7 +6541,14 @@
               <w:rPr>
                 <w:sz w:val="20"/>
               </w:rPr>
-              <w:t>Vendor ACR with a report defect that is not accepted, or contradicted by the ATI spot check</w:t>
+              <w:t xml:space="preserve">Vendor ACR with a report defect the analyst did </w:t>
+            </w:r>
+            <w:r>
+              <w:rPr>
+                <w:sz w:val="20"/>
+              </w:rPr>
+              <w:lastRenderedPageBreak/>
+              <w:t>not accept, or one the ATI spot check contradicted</w:t>
             </w:r>
           </w:p>
         </w:tc>
@@ -6909,7 +6916,10 @@
       </w:pPr>
       <w:r>
         <w:lastRenderedPageBreak/>
-        <w:t>The analyst may accept an ACR with a report defect when the defect does not bear on the purchase, such as a version line one patch release behind, and records why it does not matter here. An accepted ACR is rated like a clean one, by its qualifications and the spot check, and the determination prints the defect and the acceptance. Acceptance never cures a stale report, since the report's age is a fact, and never restores an ACR the spot check contradicted.</w:t>
+        <w:t>The analyst may accept</w:t>
+      </w:r>
+      <w:r>
+        <w:t xml:space="preserve"> an ACR with a report defect when the defect does not bear on the purchase, such as a version line one patch release behind, and records why it does not matter here. The review rates an accepted ACR like a clean one, by its qualifications and the spot check, and the determination prints the defect and the acceptance. Acceptance never cures a stale report, since the report's age is a fact, and never restores an ACR the spot check contradicted.</w:t>
       </w:r>
     </w:p>
     <w:p>
@@ -6925,16 +6935,16 @@
         <w:ind w:left="720"/>
       </w:pPr>
       <w:r>
-        <w:t>Three qualifications decide whether a clean ACR is taken at face value</w:t>
-      </w:r>
-      <w:r>
-        <w:t xml:space="preserve"> (E1+) or takes the spot check first (E1). The remarks decide. A finding in an ACR should read like a bug report, with the fields of the GSA issue-level supplement, since a report whose admissions are written that way shows the evaluation was done, which is the best evidence on paper for its Supports rows. Remarks that name the feature with issues but not where it is, how it falls short or who is affected meet the floor the VPAT instructions set. They neither raise nor lower, and the ACR takes the spot chec</w:t>
-      </w:r>
-      <w:r>
-        <w:t>k first. Remarks that are blank, restate the criterion, repeat across rows or hedge lower the ACR and open the remarks checks. The age and the author are read off the front page and lower the ACR only together. An ACR more than a year old by the vendor's own staff is not taken at face value even with good remarks. A date not recorded is unknown and neither raises nor lowers. The age reads the evaluation date in the ACR's methods section, or the report date when the methods name none. A major release changes</w:t>
-      </w:r>
-      <w:r>
-        <w:t xml:space="preserve"> the first version component or carries the vendor's own major label, and an unknown release date neither raises nor lowers. An </w:t>
+        <w:t>Three qualifications decide whether the analyst takes a clean ACR at face value</w:t>
+      </w:r>
+      <w:r>
+        <w:t xml:space="preserve"> (E1+) or runs the spot check first (E1). The remarks decide. A finding in an ACR should read like a bug report, with the fields of the GSA issue-level supplement, since a vendor that writes its admissions that way has done the evaluation, which is the best evidence on paper for its Supports rows. Remarks that name the feature with issues but not where it is, how it falls short or who is affected meet the floor the VPAT instructions set. They neither raise nor lower, and the ACR takes the spot check first. </w:t>
+      </w:r>
+      <w:r>
+        <w:t xml:space="preserve">Remarks that are blank, restate the criterion, repeat across rows or hedge lower the ACR and open the remarks checks. The analyst reads the age and the author off the front page, and they lower the ACR only together. The analyst does not take an ACR more than a year old by the vendor's own staff at face value even with good remarks. A missing date counts as unknown and neither raises nor lowers. The age reads the evaluation date in the ACR's methods section, or the report date when the methods name none. A </w:t>
+      </w:r>
+      <w:r>
+        <w:t xml:space="preserve">major release changes the first version component or carries the vendor's own major label, and an unknown release date neither raises nor lowers. An </w:t>
       </w:r>
       <w:r>
         <w:t>outside firm is one the vendor does not own, is not affiliated with, and does not pay for remediation, and the firm's name and method print in the determination.</w:t>
@@ -7212,14 +7222,14 @@
                 <w:sz w:val="20"/>
               </w:rPr>
               <w:lastRenderedPageBreak/>
-              <w:t xml:space="preserve">The remarks are blank, restate the criterion, repeat the same text across rows or hedge with "some", "most" or "generally", so a barrier cannot be placed on an essential function. The remarks name the </w:t>
+              <w:t xml:space="preserve">The remarks are blank, restate the criterion, repeat the same text across rows or hedge with "some", "most" or "generally", so the analyst cannot place a barrier on an essential function. The remarks </w:t>
             </w:r>
             <w:r>
               <w:rPr>
                 <w:sz w:val="20"/>
               </w:rPr>
               <w:lastRenderedPageBreak/>
-              <w:t>feature or function with issues, but not where it is, how it falls short or who is affected. The ACR is not taken at face value, and the spot check is next</w:t>
+              <w:t>name the feature or function with issues, but not where it is, how it falls short or who is affected. The analyst does not take the ACR at face value and runs the spot check next</w:t>
             </w:r>
           </w:p>
         </w:tc>
@@ -7285,7 +7295,7 @@
         <w:t>Contradicts.</w:t>
       </w:r>
       <w:r>
-        <w:t xml:space="preserve"> The spot check finds a barrier the ACR reports as Supports. The ACR drops to E1-, and the barriers found are recorded as findings.</w:t>
+        <w:t xml:space="preserve"> The spot check finds a barrier the ACR reports as Supports. The ACR drops to E1-, and the analyst records the barriers found as findings.</w:t>
       </w:r>
     </w:p>
     <w:p>
@@ -7296,7 +7306,7 @@
         <w:t>Every risk grade that rests on the denials needs evidence at the Veracity floor</w:t>
       </w:r>
       <w:r>
-        <w:t xml:space="preserve"> for its exposure before the denials are confirmed. The floor binds every risk grade at high exposure, and at low and medium a No alternate access required grade, which rests on the vendor's claim of no barrier on an essential function.</w:t>
+        <w:t xml:space="preserve"> for its exposure before the review confirms the denials. The floor binds every risk grade at high exposure, and at low and medium a No alternate access required grade, which rests on the vendor's claim of no barrier on an essential function.</w:t>
       </w:r>
     </w:p>
     <w:p>
@@ -7445,17 +7455,17 @@
         <w:ind w:left="720"/>
       </w:pPr>
       <w:r>
-        <w:t>When the evidence cannot be raised, the ATI review team records that and the review proceeds under the fallback</w:t>
-      </w:r>
-      <w:r>
-        <w:t>. Severity is S3 (provisional) and the barriers found are a minimum. Unproven conformance is treated as hiding a blocking barrier, so the review requires an alternate access plan (TAAP, defined below). A medium exposure review of a clean vendor ACR with no findings, no spot check and no demonstration ends here, with a TAAP whose documentation states that the product could not be evaluated. Deny stands on the evidence in hand, because weak evidence can hide barriers but not invent them.</w:t>
+        <w:t>When the ATI review team cannot raise the evidence, it records that and the review proceeds under the fallback</w:t>
+      </w:r>
+      <w:r>
+        <w:t>. Severity is S3 (provisional) and the barriers found are a minimum. The review treats unproven conformance as hiding a blocking barrier, so it requires an alternate access plan (TAAP, defined below). A medium exposure review of a clean vendor ACR with no findings, no spot check and no demonstration ends here, with a TAAP whose documentation states that the product could not be evaluated. Deny stands on the evidence in hand, because weak evidence can hide barriers but not invent them.</w:t>
       </w:r>
     </w:p>
     <w:p>
       <w:pPr>
         <w:pStyle w:val="Heading2"/>
       </w:pPr>
-      <w:bookmarkStart w:id="20" w:name="_Toc243607088"/>
+      <w:bookmarkStart w:id="20" w:name="_Toc243647894"/>
       <w:r>
         <w:t>Reading an ACR</w:t>
       </w:r>
@@ -8062,7 +8072,7 @@
         <w:ind w:left="720"/>
       </w:pPr>
       <w:r>
-        <w:t>A vendor that writes its admissions that way has done the evaluation, which is the best evidence on paper that its Supports rows were tested too. "Some images do not include alternative text" is the opposite case, since it does not say whether the login button is one of them.</w:t>
+        <w:t>A vendor that writes its admissions that way has done the evaluation, which is the best evidence on paper that it tested its Supports rows too. "Some images do not include alternative text" is the opposite case, since it does not say whether the login button is one of them.</w:t>
       </w:r>
     </w:p>
     <w:p>
@@ -8260,7 +8270,7 @@
         <w:ind w:left="1080"/>
       </w:pPr>
       <w:r>
-        <w:t>A report with "Supports" everywhere and remarks that show the work on the complex criteria passes the check and is rated like any other ACR.</w:t>
+        <w:t>A report with "Supports" everywhere and remarks that show the work on the complex criteria passes the check, and the review rates it like any other ACR.</w:t>
       </w:r>
     </w:p>
     <w:p>
@@ -8355,7 +8365,7 @@
         <w:ind w:left="1080"/>
       </w:pPr>
       <w:r>
-        <w:t>A barrier the ACR denies drops the ACR to E1-, because one wrong denial means the rest were not tested either. A second spot check cannot restore the Supports rows.</w:t>
+        <w:t>A barrier the ACR denies drops the ACR to E1-, because one wrong denial means the vendor did not test the rest either. A second spot check cannot restore the Supports rows.</w:t>
       </w:r>
     </w:p>
     <w:p>
@@ -8419,7 +8429,7 @@
         <w:ind w:left="1080"/>
       </w:pPr>
       <w:r>
-        <w:t>Only half of blind users' problems were covered by any success criterion at all.</w:t>
+        <w:t>The success criteria, all of them together, covered only half of blind users' problems.</w:t>
       </w:r>
     </w:p>
     <w:p>
@@ -8522,7 +8532,7 @@
       <w:pPr>
         <w:pStyle w:val="Heading2"/>
       </w:pPr>
-      <w:bookmarkStart w:id="21" w:name="_Toc243607089"/>
+      <w:bookmarkStart w:id="21" w:name="_Toc243647895"/>
       <w:r>
         <w:t>Breadth</w:t>
       </w:r>
@@ -8578,7 +8588,7 @@
       <w:pPr>
         <w:pStyle w:val="Heading2"/>
       </w:pPr>
-      <w:bookmarkStart w:id="22" w:name="_Toc243607090"/>
+      <w:bookmarkStart w:id="22" w:name="_Toc243647896"/>
       <w:r>
         <w:t>TAAP</w:t>
       </w:r>
@@ -8761,10 +8771,10 @@
         <w:ind w:left="720"/>
       </w:pPr>
       <w:r>
-        <w:t>A TAAP below the standard is approved only under a written determination by the president or a designee that equally effective access would be an undue burden or a fundamental alteration (28 CFR 35.164, 35.204). The determination covers this product only, counts all university resources, and lists the support that remains for each missed requirement. High cost alone does not establish an undue burden. The exception is a defence against this one required action, never a property of the product, so the review</w:t>
-      </w:r>
-      <w:r>
-        <w:t xml:space="preserve"> never asks for it at intake.</w:t>
+        <w:t>The review approves a TAAP below the standard only under a written determination by the president or a designee that equally effective access would be an undue burden or a fundamental alteration (28 CFR 35.164, 35.204). The determination covers this product only, counts all university resources, and lists the support that remains for each missed requirement. High cost alone does not establish an undue burden. The exception is a defence against this one required action, never a property of the product, so th</w:t>
+      </w:r>
+      <w:r>
+        <w:t>e review never asks for it at intake.</w:t>
       </w:r>
     </w:p>
     <w:p>
@@ -8787,7 +8797,7 @@
       <w:pPr>
         <w:pStyle w:val="Heading2"/>
       </w:pPr>
-      <w:bookmarkStart w:id="23" w:name="_Toc243607091"/>
+      <w:bookmarkStart w:id="23" w:name="_Toc243647897"/>
       <w:r>
         <w:t>Risk grade</w:t>
       </w:r>
@@ -9223,7 +9233,7 @@
       <w:pPr>
         <w:pStyle w:val="Heading2"/>
       </w:pPr>
-      <w:bookmarkStart w:id="24" w:name="_Toc243607092"/>
+      <w:bookmarkStart w:id="24" w:name="_Toc243647898"/>
       <w:r>
         <w:t>Pressure and the TAAP standard</w:t>
       </w:r>
@@ -9530,7 +9540,7 @@
               <w:rPr>
                 <w:sz w:val="20"/>
               </w:rPr>
-              <w:t>Deny, unless a written undue burden or fundamental alteration determination is on file. A plan that meets none of the six is denied even then, since it gives no alternative access</w:t>
+              <w:t>Deny, unless a written undue burden or fundamental alteration determination is on file. The review denies a plan that meets none of the six even then, since it gives no alternative access</w:t>
             </w:r>
           </w:p>
         </w:tc>
@@ -9580,7 +9590,7 @@
               <w:rPr>
                 <w:sz w:val="20"/>
               </w:rPr>
-              <w:t>Approve with TAAP. Where the minimum is all six, at pressure 3 or more, a plan short of six is below the minimum and is denied</w:t>
+              <w:t>Approve with TAAP. Where the minimum is all six, at pressure 3 or more, a plan short of six falls below the minimum, and the review denies it</w:t>
             </w:r>
           </w:p>
         </w:tc>
@@ -9662,10 +9672,10 @@
         <w:ind w:left="720"/>
       </w:pPr>
       <w:r>
-        <w:t>A plan below the standard is denied at any severity and pressure, unless a written undue burden or fundamental alteration determination is on file. TAAP work costs staff time, so purchases with less at stake get a lower standard. The shortfall</w:t>
-      </w:r>
-      <w:r>
-        <w:t>, the count of requirements the plan misses, is stated in the denial and in the hold, so the signers report what the plan does instead of ticking requirements it does not meet.</w:t>
+        <w:t>The review denies a plan below the standard at any severity and pressure, unless a written undue burden or fundamental alteration determination is on file. TAAP work costs staff time, so purchases with less at stake get a lower standard. The denial and the hold state the shortfall</w:t>
+      </w:r>
+      <w:r>
+        <w:t>, the count of requirements the plan misses, so the signers report what the plan does instead of ticking requirements it does not meet.</w:t>
       </w:r>
     </w:p>
     <w:p>
@@ -9680,7 +9690,7 @@
       <w:pPr>
         <w:pStyle w:val="Heading2"/>
       </w:pPr>
-      <w:bookmarkStart w:id="25" w:name="_Toc243607093"/>
+      <w:bookmarkStart w:id="25" w:name="_Toc243647899"/>
       <w:r>
         <w:t>Warning level</w:t>
       </w:r>
@@ -9835,6 +9845,7 @@
               <w:rPr>
                 <w:sz w:val="20"/>
               </w:rPr>
+              <w:lastRenderedPageBreak/>
               <w:t>Low</w:t>
             </w:r>
           </w:p>
@@ -9867,14 +9878,7 @@
               <w:rPr>
                 <w:sz w:val="20"/>
               </w:rPr>
-              <w:t xml:space="preserve">A small or optional audience, and a plan </w:t>
-            </w:r>
-            <w:r>
-              <w:rPr>
-                <w:sz w:val="20"/>
-              </w:rPr>
-              <w:lastRenderedPageBreak/>
-              <w:t>that covers equally effective access. The residual risk is the ordinary risk of a temporary plan.</w:t>
+              <w:t>A small or optional audience, and a plan that covers equally effective access. The residual risk is the ordinary risk of a temporary plan.</w:t>
             </w:r>
           </w:p>
         </w:tc>
@@ -9890,15 +9894,7 @@
               <w:rPr>
                 <w:sz w:val="20"/>
               </w:rPr>
-              <w:lastRenderedPageBreak/>
-              <w:t xml:space="preserve">The TAAP is reviewed </w:t>
-            </w:r>
-            <w:r>
-              <w:rPr>
-                <w:sz w:val="20"/>
-              </w:rPr>
-              <w:lastRenderedPageBreak/>
-              <w:t>annually.</w:t>
+              <w:t>The ATI review team reviews the TAAP annually.</w:t>
             </w:r>
           </w:p>
         </w:tc>
@@ -9916,7 +9912,6 @@
               <w:rPr>
                 <w:sz w:val="20"/>
               </w:rPr>
-              <w:lastRenderedPageBreak/>
               <w:t>Elevated</w:t>
             </w:r>
           </w:p>
@@ -9965,7 +9960,7 @@
               <w:rPr>
                 <w:sz w:val="20"/>
               </w:rPr>
-              <w:t>The Dean or Division Vice President signs knowing what the plan leaves to staff support and to the vendor's roadmap. The TAAP is reviewed at the first roadmap milestone or at 12 months, whichever comes first.</w:t>
+              <w:t>The Dean or Division Vice President signs knowing what the plan leaves to staff support and to the vendor's roadmap. The ATI review team reviews the TAAP at the first roadmap milestone or at 12 months, whichever comes first.</w:t>
             </w:r>
           </w:p>
         </w:tc>
@@ -10031,7 +10026,7 @@
               <w:rPr>
                 <w:sz w:val="20"/>
               </w:rPr>
-              <w:t>Weigh the more accessible product before buying. The Dean or Division Vice President acknowledges the residual risk in the TAAP. The TAAP is reviewed at the first roadmap milestone.</w:t>
+              <w:t>Weigh the more accessible product before buying. The Dean or Division Vice President acknowledges the residual risk in the TAAP. The ATI review team reviews the TAAP at the first roadmap milestone.</w:t>
             </w:r>
           </w:p>
         </w:tc>
@@ -10062,7 +10057,7 @@
       <w:pPr>
         <w:pStyle w:val="Heading2"/>
       </w:pPr>
-      <w:bookmarkStart w:id="26" w:name="_Toc243607094"/>
+      <w:bookmarkStart w:id="26" w:name="_Toc243647900"/>
       <w:r>
         <w:t>Final decision</w:t>
       </w:r>
@@ -10190,6 +10185,7 @@
               <w:rPr>
                 <w:sz w:val="20"/>
               </w:rPr>
+              <w:lastRenderedPageBreak/>
               <w:t>Approve with TAAP</w:t>
             </w:r>
           </w:p>
@@ -10224,7 +10220,6 @@
               <w:rPr>
                 <w:sz w:val="20"/>
               </w:rPr>
-              <w:lastRenderedPageBreak/>
               <w:t>Deny</w:t>
             </w:r>
           </w:p>
@@ -10260,7 +10255,7 @@
         <w:t>One fact approves a purchase at intake. A product purchased as an accommodation for one named person with a disability</w:t>
       </w:r>
       <w:r>
-        <w:t xml:space="preserve"> carries out the interactive process between that person and the campus, which settled what the person needs. The four factors are not rated, and the approval is limited to the accommodation.</w:t>
+        <w:t xml:space="preserve"> carries out the interactive process between that person and the campus, which settled what the person needs. The review rates none of the four factors and limits the approval to the accommodation.</w:t>
       </w:r>
     </w:p>
     <w:p>
@@ -10286,14 +10281,14 @@
         <w:ind w:left="1080"/>
       </w:pPr>
       <w:r>
-        <w:t>The TAAP on file falls below the TAAP standard, with no written undue burden or fundamental alteration determination on file. A plan that meets none of the six requirements gives no alternative access and is denied even under the exception.</w:t>
+        <w:t>The TAAP on file falls below the TAAP standard, with no written undue burden or fundamental alteration determination on file. A plan that meets none of the six requirements gives no alternative access, and the review denies it even under the exception.</w:t>
       </w:r>
     </w:p>
     <w:p>
       <w:pPr>
         <w:pStyle w:val="Heading2"/>
       </w:pPr>
-      <w:bookmarkStart w:id="27" w:name="_Toc243607095"/>
+      <w:bookmarkStart w:id="27" w:name="_Toc243647901"/>
       <w:r>
         <w:t>Holds</w:t>
       </w:r>
@@ -10348,11 +10343,11 @@
         <w:tblLook w:val="04A0" w:firstRow="1" w:lastRow="0" w:firstColumn="1" w:lastColumn="0" w:noHBand="0" w:noVBand="1"/>
       </w:tblPr>
       <w:tblGrid>
-        <w:gridCol w:w="1639"/>
-        <w:gridCol w:w="1782"/>
-        <w:gridCol w:w="1789"/>
-        <w:gridCol w:w="1726"/>
-        <w:gridCol w:w="1704"/>
+        <w:gridCol w:w="1626"/>
+        <w:gridCol w:w="1777"/>
+        <w:gridCol w:w="1785"/>
+        <w:gridCol w:w="1757"/>
+        <w:gridCol w:w="1695"/>
       </w:tblGrid>
       <w:tr>
         <w:tc>
@@ -10507,7 +10502,7 @@
               <w:rPr>
                 <w:sz w:val="20"/>
               </w:rPr>
-              <w:t>The requesting unit</w:t>
+              <w:t>The requester</w:t>
             </w:r>
           </w:p>
         </w:tc>
@@ -10589,7 +10584,7 @@
               <w:rPr>
                 <w:sz w:val="20"/>
               </w:rPr>
-              <w:t>The requesting unit</w:t>
+              <w:t>The requester</w:t>
             </w:r>
           </w:p>
         </w:tc>
@@ -10655,7 +10650,14 @@
               <w:rPr>
                 <w:sz w:val="20"/>
               </w:rPr>
-              <w:t>The evidence is below the Veracity floor for this exposure, the floor binds, because the exposure is high or the risk grade rests on the vendor's Supports rows, and the spot check, a demonstration or ATI testing can still raise it.</w:t>
+              <w:t xml:space="preserve">The evidence is below the Veracity floor for this exposure, the floor binds, because the exposure is high or the risk grade rests on the vendor's Supports rows, and the spot check, a demonstration or ATI testing can still </w:t>
+            </w:r>
+            <w:r>
+              <w:rPr>
+                <w:sz w:val="20"/>
+              </w:rPr>
+              <w:lastRenderedPageBreak/>
+              <w:t>raise it.</w:t>
             </w:r>
           </w:p>
         </w:tc>
@@ -10671,6 +10673,7 @@
               <w:rPr>
                 <w:sz w:val="20"/>
               </w:rPr>
+              <w:lastRenderedPageBreak/>
               <w:t>The ATI review team</w:t>
             </w:r>
           </w:p>
@@ -10753,7 +10756,7 @@
               <w:rPr>
                 <w:sz w:val="20"/>
               </w:rPr>
-              <w:t>The requesting unit</w:t>
+              <w:t>The SFBRN Procurement team with the requester</w:t>
             </w:r>
           </w:p>
         </w:tc>
@@ -10787,7 +10790,6 @@
               <w:rPr>
                 <w:sz w:val="20"/>
               </w:rPr>
-              <w:lastRenderedPageBreak/>
               <w:t>5</w:t>
             </w:r>
           </w:p>
@@ -10820,7 +10822,7 @@
               <w:rPr>
                 <w:sz w:val="20"/>
               </w:rPr>
-              <w:t>The TAAP falls below the standard, and the requesting unit claims that equally effective access would be an undue burden or a fundamental alteration (28 CFR 35.164, 35.204).</w:t>
+              <w:t>The TAAP falls below the standard, and the requester claims that equally effective access would be an undue burden or a fundamental alteration (28 CFR 35.164, 35.204).</w:t>
             </w:r>
           </w:p>
         </w:tc>
@@ -10876,7 +10878,7 @@
           <w:numId w:val="0"/>
         </w:numPr>
       </w:pPr>
-      <w:bookmarkStart w:id="28" w:name="_Toc243607096"/>
+      <w:bookmarkStart w:id="28" w:name="_Toc243647902"/>
       <w:r>
         <w:lastRenderedPageBreak/>
         <w:t>Notes</w:t>
@@ -12583,9 +12585,9 @@
     </w:lvl>
   </w:abstractNum>
   <w:abstractNum w:abstractNumId="9" w15:restartNumberingAfterBreak="0">
-    <w:nsid w:val="74DF5C10"/>
+    <w:nsid w:val="517F49A0"/>
     <w:multiLevelType w:val="multilevel"/>
-    <w:tmpl w:val="46A47E7C"/>
+    <w:tmpl w:val="80581F16"/>
     <w:lvl w:ilvl="0">
       <w:start w:val="1"/>
       <w:numFmt w:val="decimal"/>
@@ -12647,34 +12649,34 @@
       <w:lvlJc w:val="left"/>
     </w:lvl>
   </w:abstractNum>
-  <w:num w:numId="1" w16cid:durableId="426924498">
+  <w:num w:numId="1" w16cid:durableId="477962130">
     <w:abstractNumId w:val="8"/>
   </w:num>
-  <w:num w:numId="2" w16cid:durableId="1760248202">
+  <w:num w:numId="2" w16cid:durableId="743989211">
     <w:abstractNumId w:val="6"/>
   </w:num>
-  <w:num w:numId="3" w16cid:durableId="1803300927">
+  <w:num w:numId="3" w16cid:durableId="1847548155">
     <w:abstractNumId w:val="5"/>
   </w:num>
-  <w:num w:numId="4" w16cid:durableId="1333483049">
+  <w:num w:numId="4" w16cid:durableId="671033676">
     <w:abstractNumId w:val="4"/>
   </w:num>
-  <w:num w:numId="5" w16cid:durableId="1395355368">
+  <w:num w:numId="5" w16cid:durableId="1941067231">
     <w:abstractNumId w:val="7"/>
   </w:num>
-  <w:num w:numId="6" w16cid:durableId="1255548252">
+  <w:num w:numId="6" w16cid:durableId="710879906">
     <w:abstractNumId w:val="3"/>
   </w:num>
-  <w:num w:numId="7" w16cid:durableId="36440399">
+  <w:num w:numId="7" w16cid:durableId="927536981">
     <w:abstractNumId w:val="2"/>
   </w:num>
-  <w:num w:numId="8" w16cid:durableId="465852778">
+  <w:num w:numId="8" w16cid:durableId="1056902611">
     <w:abstractNumId w:val="1"/>
   </w:num>
-  <w:num w:numId="9" w16cid:durableId="1944605614">
+  <w:num w:numId="9" w16cid:durableId="1102721712">
     <w:abstractNumId w:val="0"/>
   </w:num>
-  <w:num w:numId="10" w16cid:durableId="19596846">
+  <w:num w:numId="10" w16cid:durableId="166289344">
     <w:abstractNumId w:val="9"/>
   </w:num>
 </w:numbering>
@@ -24076,7 +24078,7 @@
     <w:uiPriority w:val="99"/>
     <w:semiHidden/>
     <w:unhideWhenUsed/>
-    <w:rsid w:val="0079398B"/>
+    <w:rsid w:val="00177465"/>
     <w:pPr>
       <w:spacing w:after="80" w:line="240" w:lineRule="auto"/>
     </w:pPr>
@@ -24091,7 +24093,7 @@
     <w:link w:val="EndnoteText"/>
     <w:uiPriority w:val="99"/>
     <w:semiHidden/>
-    <w:rsid w:val="0079398B"/>
+    <w:rsid w:val="00177465"/>
     <w:rPr>
       <w:rFonts w:ascii="Calibri" w:hAnsi="Calibri"/>
       <w:sz w:val="20"/>
@@ -24104,7 +24106,7 @@
     <w:uiPriority w:val="99"/>
     <w:semiHidden/>
     <w:unhideWhenUsed/>
-    <w:rsid w:val="0079398B"/>
+    <w:rsid w:val="00177465"/>
     <w:rPr>
       <w:vertAlign w:val="superscript"/>
     </w:rPr>
@@ -24116,7 +24118,7 @@
     <w:autoRedefine/>
     <w:uiPriority w:val="39"/>
     <w:unhideWhenUsed/>
-    <w:rsid w:val="0079398B"/>
+    <w:rsid w:val="00177465"/>
     <w:pPr>
       <w:spacing w:after="100"/>
     </w:pPr>
@@ -24128,7 +24130,7 @@
     <w:autoRedefine/>
     <w:uiPriority w:val="39"/>
     <w:unhideWhenUsed/>
-    <w:rsid w:val="0079398B"/>
+    <w:rsid w:val="00177465"/>
     <w:pPr>
       <w:spacing w:after="100"/>
       <w:ind w:left="220"/>
@@ -24139,7 +24141,7 @@
     <w:basedOn w:val="DefaultParagraphFont"/>
     <w:uiPriority w:val="99"/>
     <w:unhideWhenUsed/>
-    <w:rsid w:val="0079398B"/>
+    <w:rsid w:val="00177465"/>
     <w:rPr>
       <w:color w:val="0000FF" w:themeColor="hyperlink"/>
       <w:u w:val="single"/>

--- a/app/database/ontology/impact-matrix/SFBRN-Accessible-Procurement-Rubric.docx
+++ b/app/database/ontology/impact-matrix/SFBRN-Accessible-Procurement-Rubric.docx
@@ -29,7 +29,7 @@
         <w:rPr>
           <w:i/>
         </w:rPr>
-        <w:t>Review matrix version 3. Built 2026-10-23 from review-matrix.js, the model the SFBRN campuses run.</w:t>
+        <w:t>Review matrix version 3. Built 2026-10-28 from review-matrix.js, the model the SFBRN campuses run.</w:t>
       </w:r>
     </w:p>
     <w:p/>
@@ -89,7 +89,7 @@
       <w:r>
         <w:fldChar w:fldCharType="separate"/>
       </w:r>
-      <w:hyperlink w:anchor="_Toc243647874" w:history="1">
+      <w:hyperlink w:anchor="_Toc244085219" w:history="1">
         <w:r>
           <w:rPr>
             <w:rStyle w:val="Hyperlink"/>
@@ -134,7 +134,7 @@
             <w:noProof/>
             <w:webHidden/>
           </w:rPr>
-          <w:instrText xml:space="preserve"> PAGEREF _Toc243647874 \h </w:instrText>
+          <w:instrText xml:space="preserve"> PAGEREF _Toc244085219 \h </w:instrText>
         </w:r>
         <w:r>
           <w:rPr>
@@ -181,7 +181,7 @@
           <w14:ligatures w14:val="standardContextual"/>
         </w:rPr>
       </w:pPr>
-      <w:hyperlink w:anchor="_Toc243647875" w:history="1">
+      <w:hyperlink w:anchor="_Toc244085220" w:history="1">
         <w:r>
           <w:rPr>
             <w:rStyle w:val="Hyperlink"/>
@@ -226,7 +226,7 @@
             <w:noProof/>
             <w:webHidden/>
           </w:rPr>
-          <w:instrText xml:space="preserve"> PAGEREF _Toc243647875 \h </w:instrText>
+          <w:instrText xml:space="preserve"> PAGEREF _Toc244085220 \h </w:instrText>
         </w:r>
         <w:r>
           <w:rPr>
@@ -273,7 +273,7 @@
           <w14:ligatures w14:val="standardContextual"/>
         </w:rPr>
       </w:pPr>
-      <w:hyperlink w:anchor="_Toc243647876" w:history="1">
+      <w:hyperlink w:anchor="_Toc244085221" w:history="1">
         <w:r>
           <w:rPr>
             <w:rStyle w:val="Hyperlink"/>
@@ -318,7 +318,7 @@
             <w:noProof/>
             <w:webHidden/>
           </w:rPr>
-          <w:instrText xml:space="preserve"> PAGEREF _Toc243647876 \h </w:instrText>
+          <w:instrText xml:space="preserve"> PAGEREF _Toc244085221 \h </w:instrText>
         </w:r>
         <w:r>
           <w:rPr>
@@ -365,7 +365,7 @@
           <w14:ligatures w14:val="standardContextual"/>
         </w:rPr>
       </w:pPr>
-      <w:hyperlink w:anchor="_Toc243647877" w:history="1">
+      <w:hyperlink w:anchor="_Toc244085222" w:history="1">
         <w:r>
           <w:rPr>
             <w:rStyle w:val="Hyperlink"/>
@@ -410,7 +410,7 @@
             <w:noProof/>
             <w:webHidden/>
           </w:rPr>
-          <w:instrText xml:space="preserve"> PAGEREF _Toc243647877 \h </w:instrText>
+          <w:instrText xml:space="preserve"> PAGEREF _Toc244085222 \h </w:instrText>
         </w:r>
         <w:r>
           <w:rPr>
@@ -457,7 +457,7 @@
           <w14:ligatures w14:val="standardContextual"/>
         </w:rPr>
       </w:pPr>
-      <w:hyperlink w:anchor="_Toc243647878" w:history="1">
+      <w:hyperlink w:anchor="_Toc244085223" w:history="1">
         <w:r>
           <w:rPr>
             <w:rStyle w:val="Hyperlink"/>
@@ -502,7 +502,7 @@
             <w:noProof/>
             <w:webHidden/>
           </w:rPr>
-          <w:instrText xml:space="preserve"> PAGEREF _Toc243647878 \h </w:instrText>
+          <w:instrText xml:space="preserve"> PAGEREF _Toc244085223 \h </w:instrText>
         </w:r>
         <w:r>
           <w:rPr>
@@ -549,7 +549,7 @@
           <w14:ligatures w14:val="standardContextual"/>
         </w:rPr>
       </w:pPr>
-      <w:hyperlink w:anchor="_Toc243647879" w:history="1">
+      <w:hyperlink w:anchor="_Toc244085224" w:history="1">
         <w:r>
           <w:rPr>
             <w:rStyle w:val="Hyperlink"/>
@@ -594,7 +594,7 @@
             <w:noProof/>
             <w:webHidden/>
           </w:rPr>
-          <w:instrText xml:space="preserve"> PAGEREF _Toc243647879 \h </w:instrText>
+          <w:instrText xml:space="preserve"> PAGEREF _Toc244085224 \h </w:instrText>
         </w:r>
         <w:r>
           <w:rPr>
@@ -641,7 +641,7 @@
           <w14:ligatures w14:val="standardContextual"/>
         </w:rPr>
       </w:pPr>
-      <w:hyperlink w:anchor="_Toc243647880" w:history="1">
+      <w:hyperlink w:anchor="_Toc244085225" w:history="1">
         <w:r>
           <w:rPr>
             <w:rStyle w:val="Hyperlink"/>
@@ -686,7 +686,7 @@
             <w:noProof/>
             <w:webHidden/>
           </w:rPr>
-          <w:instrText xml:space="preserve"> PAGEREF _Toc243647880 \h </w:instrText>
+          <w:instrText xml:space="preserve"> PAGEREF _Toc244085225 \h </w:instrText>
         </w:r>
         <w:r>
           <w:rPr>
@@ -733,7 +733,7 @@
           <w14:ligatures w14:val="standardContextual"/>
         </w:rPr>
       </w:pPr>
-      <w:hyperlink w:anchor="_Toc243647881" w:history="1">
+      <w:hyperlink w:anchor="_Toc244085226" w:history="1">
         <w:r>
           <w:rPr>
             <w:rStyle w:val="Hyperlink"/>
@@ -778,7 +778,7 @@
             <w:noProof/>
             <w:webHidden/>
           </w:rPr>
-          <w:instrText xml:space="preserve"> PAGEREF _Toc243647881 \h </w:instrText>
+          <w:instrText xml:space="preserve"> PAGEREF _Toc244085226 \h </w:instrText>
         </w:r>
         <w:r>
           <w:rPr>
@@ -825,7 +825,7 @@
           <w14:ligatures w14:val="standardContextual"/>
         </w:rPr>
       </w:pPr>
-      <w:hyperlink w:anchor="_Toc243647882" w:history="1">
+      <w:hyperlink w:anchor="_Toc244085227" w:history="1">
         <w:r>
           <w:rPr>
             <w:rStyle w:val="Hyperlink"/>
@@ -870,7 +870,7 @@
             <w:noProof/>
             <w:webHidden/>
           </w:rPr>
-          <w:instrText xml:space="preserve"> PAGEREF _Toc243647882 \h </w:instrText>
+          <w:instrText xml:space="preserve"> PAGEREF _Toc244085227 \h </w:instrText>
         </w:r>
         <w:r>
           <w:rPr>
@@ -917,7 +917,7 @@
           <w14:ligatures w14:val="standardContextual"/>
         </w:rPr>
       </w:pPr>
-      <w:hyperlink w:anchor="_Toc243647883" w:history="1">
+      <w:hyperlink w:anchor="_Toc244085228" w:history="1">
         <w:r>
           <w:rPr>
             <w:rStyle w:val="Hyperlink"/>
@@ -962,7 +962,7 @@
             <w:noProof/>
             <w:webHidden/>
           </w:rPr>
-          <w:instrText xml:space="preserve"> PAGEREF _Toc243647883 \h </w:instrText>
+          <w:instrText xml:space="preserve"> PAGEREF _Toc244085228 \h </w:instrText>
         </w:r>
         <w:r>
           <w:rPr>
@@ -1009,7 +1009,7 @@
           <w14:ligatures w14:val="standardContextual"/>
         </w:rPr>
       </w:pPr>
-      <w:hyperlink w:anchor="_Toc243647884" w:history="1">
+      <w:hyperlink w:anchor="_Toc244085229" w:history="1">
         <w:r>
           <w:rPr>
             <w:rStyle w:val="Hyperlink"/>
@@ -1054,7 +1054,7 @@
             <w:noProof/>
             <w:webHidden/>
           </w:rPr>
-          <w:instrText xml:space="preserve"> PAGEREF _Toc243647884 \h </w:instrText>
+          <w:instrText xml:space="preserve"> PAGEREF _Toc244085229 \h </w:instrText>
         </w:r>
         <w:r>
           <w:rPr>
@@ -1101,7 +1101,7 @@
           <w14:ligatures w14:val="standardContextual"/>
         </w:rPr>
       </w:pPr>
-      <w:hyperlink w:anchor="_Toc243647885" w:history="1">
+      <w:hyperlink w:anchor="_Toc244085230" w:history="1">
         <w:r>
           <w:rPr>
             <w:rStyle w:val="Hyperlink"/>
@@ -1146,7 +1146,7 @@
             <w:noProof/>
             <w:webHidden/>
           </w:rPr>
-          <w:instrText xml:space="preserve"> PAGEREF _Toc243647885 \h </w:instrText>
+          <w:instrText xml:space="preserve"> PAGEREF _Toc244085230 \h </w:instrText>
         </w:r>
         <w:r>
           <w:rPr>
@@ -1193,7 +1193,7 @@
           <w14:ligatures w14:val="standardContextual"/>
         </w:rPr>
       </w:pPr>
-      <w:hyperlink w:anchor="_Toc243647886" w:history="1">
+      <w:hyperlink w:anchor="_Toc244085231" w:history="1">
         <w:r>
           <w:rPr>
             <w:rStyle w:val="Hyperlink"/>
@@ -1238,7 +1238,7 @@
             <w:noProof/>
             <w:webHidden/>
           </w:rPr>
-          <w:instrText xml:space="preserve"> PAGEREF _Toc243647886 \h </w:instrText>
+          <w:instrText xml:space="preserve"> PAGEREF _Toc244085231 \h </w:instrText>
         </w:r>
         <w:r>
           <w:rPr>
@@ -1285,7 +1285,7 @@
           <w14:ligatures w14:val="standardContextual"/>
         </w:rPr>
       </w:pPr>
-      <w:hyperlink w:anchor="_Toc243647887" w:history="1">
+      <w:hyperlink w:anchor="_Toc244085232" w:history="1">
         <w:r>
           <w:rPr>
             <w:rStyle w:val="Hyperlink"/>
@@ -1330,7 +1330,7 @@
             <w:noProof/>
             <w:webHidden/>
           </w:rPr>
-          <w:instrText xml:space="preserve"> PAGEREF _Toc243647887 \h </w:instrText>
+          <w:instrText xml:space="preserve"> PAGEREF _Toc244085232 \h </w:instrText>
         </w:r>
         <w:r>
           <w:rPr>
@@ -1377,7 +1377,7 @@
           <w14:ligatures w14:val="standardContextual"/>
         </w:rPr>
       </w:pPr>
-      <w:hyperlink w:anchor="_Toc243647888" w:history="1">
+      <w:hyperlink w:anchor="_Toc244085233" w:history="1">
         <w:r>
           <w:rPr>
             <w:rStyle w:val="Hyperlink"/>
@@ -1422,7 +1422,7 @@
             <w:noProof/>
             <w:webHidden/>
           </w:rPr>
-          <w:instrText xml:space="preserve"> PAGEREF _Toc243647888 \h </w:instrText>
+          <w:instrText xml:space="preserve"> PAGEREF _Toc244085233 \h </w:instrText>
         </w:r>
         <w:r>
           <w:rPr>
@@ -1469,7 +1469,7 @@
           <w14:ligatures w14:val="standardContextual"/>
         </w:rPr>
       </w:pPr>
-      <w:hyperlink w:anchor="_Toc243647889" w:history="1">
+      <w:hyperlink w:anchor="_Toc244085234" w:history="1">
         <w:r>
           <w:rPr>
             <w:rStyle w:val="Hyperlink"/>
@@ -1514,7 +1514,7 @@
             <w:noProof/>
             <w:webHidden/>
           </w:rPr>
-          <w:instrText xml:space="preserve"> PAGEREF _Toc243647889 \h </w:instrText>
+          <w:instrText xml:space="preserve"> PAGEREF _Toc244085234 \h </w:instrText>
         </w:r>
         <w:r>
           <w:rPr>
@@ -1561,7 +1561,7 @@
           <w14:ligatures w14:val="standardContextual"/>
         </w:rPr>
       </w:pPr>
-      <w:hyperlink w:anchor="_Toc243647890" w:history="1">
+      <w:hyperlink w:anchor="_Toc244085235" w:history="1">
         <w:r>
           <w:rPr>
             <w:rStyle w:val="Hyperlink"/>
@@ -1606,7 +1606,7 @@
             <w:noProof/>
             <w:webHidden/>
           </w:rPr>
-          <w:instrText xml:space="preserve"> PAGEREF _Toc243647890 \h </w:instrText>
+          <w:instrText xml:space="preserve"> PAGEREF _Toc244085235 \h </w:instrText>
         </w:r>
         <w:r>
           <w:rPr>
@@ -1653,7 +1653,7 @@
           <w14:ligatures w14:val="standardContextual"/>
         </w:rPr>
       </w:pPr>
-      <w:hyperlink w:anchor="_Toc243647891" w:history="1">
+      <w:hyperlink w:anchor="_Toc244085236" w:history="1">
         <w:r>
           <w:rPr>
             <w:rStyle w:val="Hyperlink"/>
@@ -1698,7 +1698,7 @@
             <w:noProof/>
             <w:webHidden/>
           </w:rPr>
-          <w:instrText xml:space="preserve"> PAGEREF _Toc243647891 \h </w:instrText>
+          <w:instrText xml:space="preserve"> PAGEREF _Toc244085236 \h </w:instrText>
         </w:r>
         <w:r>
           <w:rPr>
@@ -1745,7 +1745,7 @@
           <w14:ligatures w14:val="standardContextual"/>
         </w:rPr>
       </w:pPr>
-      <w:hyperlink w:anchor="_Toc243647892" w:history="1">
+      <w:hyperlink w:anchor="_Toc244085237" w:history="1">
         <w:r>
           <w:rPr>
             <w:rStyle w:val="Hyperlink"/>
@@ -1790,7 +1790,7 @@
             <w:noProof/>
             <w:webHidden/>
           </w:rPr>
-          <w:instrText xml:space="preserve"> PAGEREF _Toc243647892 \h </w:instrText>
+          <w:instrText xml:space="preserve"> PAGEREF _Toc244085237 \h </w:instrText>
         </w:r>
         <w:r>
           <w:rPr>
@@ -1837,7 +1837,7 @@
           <w14:ligatures w14:val="standardContextual"/>
         </w:rPr>
       </w:pPr>
-      <w:hyperlink w:anchor="_Toc243647893" w:history="1">
+      <w:hyperlink w:anchor="_Toc244085238" w:history="1">
         <w:r>
           <w:rPr>
             <w:rStyle w:val="Hyperlink"/>
@@ -1882,7 +1882,7 @@
             <w:noProof/>
             <w:webHidden/>
           </w:rPr>
-          <w:instrText xml:space="preserve"> PAGEREF _Toc243647893 \h </w:instrText>
+          <w:instrText xml:space="preserve"> PAGEREF _Toc244085238 \h </w:instrText>
         </w:r>
         <w:r>
           <w:rPr>
@@ -1929,7 +1929,7 @@
           <w14:ligatures w14:val="standardContextual"/>
         </w:rPr>
       </w:pPr>
-      <w:hyperlink w:anchor="_Toc243647894" w:history="1">
+      <w:hyperlink w:anchor="_Toc244085239" w:history="1">
         <w:r>
           <w:rPr>
             <w:rStyle w:val="Hyperlink"/>
@@ -1974,7 +1974,7 @@
             <w:noProof/>
             <w:webHidden/>
           </w:rPr>
-          <w:instrText xml:space="preserve"> PAGEREF _Toc243647894 \h </w:instrText>
+          <w:instrText xml:space="preserve"> PAGEREF _Toc244085239 \h </w:instrText>
         </w:r>
         <w:r>
           <w:rPr>
@@ -2021,7 +2021,7 @@
           <w14:ligatures w14:val="standardContextual"/>
         </w:rPr>
       </w:pPr>
-      <w:hyperlink w:anchor="_Toc243647895" w:history="1">
+      <w:hyperlink w:anchor="_Toc244085240" w:history="1">
         <w:r>
           <w:rPr>
             <w:rStyle w:val="Hyperlink"/>
@@ -2066,7 +2066,7 @@
             <w:noProof/>
             <w:webHidden/>
           </w:rPr>
-          <w:instrText xml:space="preserve"> PAGEREF _Toc243647895 \h </w:instrText>
+          <w:instrText xml:space="preserve"> PAGEREF _Toc244085240 \h </w:instrText>
         </w:r>
         <w:r>
           <w:rPr>
@@ -2113,7 +2113,7 @@
           <w14:ligatures w14:val="standardContextual"/>
         </w:rPr>
       </w:pPr>
-      <w:hyperlink w:anchor="_Toc243647896" w:history="1">
+      <w:hyperlink w:anchor="_Toc244085241" w:history="1">
         <w:r>
           <w:rPr>
             <w:rStyle w:val="Hyperlink"/>
@@ -2158,7 +2158,7 @@
             <w:noProof/>
             <w:webHidden/>
           </w:rPr>
-          <w:instrText xml:space="preserve"> PAGEREF _Toc243647896 \h </w:instrText>
+          <w:instrText xml:space="preserve"> PAGEREF _Toc244085241 \h </w:instrText>
         </w:r>
         <w:r>
           <w:rPr>
@@ -2205,7 +2205,7 @@
           <w14:ligatures w14:val="standardContextual"/>
         </w:rPr>
       </w:pPr>
-      <w:hyperlink w:anchor="_Toc243647897" w:history="1">
+      <w:hyperlink w:anchor="_Toc244085242" w:history="1">
         <w:r>
           <w:rPr>
             <w:rStyle w:val="Hyperlink"/>
@@ -2250,7 +2250,7 @@
             <w:noProof/>
             <w:webHidden/>
           </w:rPr>
-          <w:instrText xml:space="preserve"> PAGEREF _Toc243647897 \h </w:instrText>
+          <w:instrText xml:space="preserve"> PAGEREF _Toc244085242 \h </w:instrText>
         </w:r>
         <w:r>
           <w:rPr>
@@ -2297,7 +2297,7 @@
           <w14:ligatures w14:val="standardContextual"/>
         </w:rPr>
       </w:pPr>
-      <w:hyperlink w:anchor="_Toc243647898" w:history="1">
+      <w:hyperlink w:anchor="_Toc244085243" w:history="1">
         <w:r>
           <w:rPr>
             <w:rStyle w:val="Hyperlink"/>
@@ -2342,7 +2342,7 @@
             <w:noProof/>
             <w:webHidden/>
           </w:rPr>
-          <w:instrText xml:space="preserve"> PAGEREF _Toc243647898 \h </w:instrText>
+          <w:instrText xml:space="preserve"> PAGEREF _Toc244085243 \h </w:instrText>
         </w:r>
         <w:r>
           <w:rPr>
@@ -2389,7 +2389,7 @@
           <w14:ligatures w14:val="standardContextual"/>
         </w:rPr>
       </w:pPr>
-      <w:hyperlink w:anchor="_Toc243647899" w:history="1">
+      <w:hyperlink w:anchor="_Toc244085244" w:history="1">
         <w:r>
           <w:rPr>
             <w:rStyle w:val="Hyperlink"/>
@@ -2434,7 +2434,7 @@
             <w:noProof/>
             <w:webHidden/>
           </w:rPr>
-          <w:instrText xml:space="preserve"> PAGEREF _Toc243647899 \h </w:instrText>
+          <w:instrText xml:space="preserve"> PAGEREF _Toc244085244 \h </w:instrText>
         </w:r>
         <w:r>
           <w:rPr>
@@ -2481,7 +2481,7 @@
           <w14:ligatures w14:val="standardContextual"/>
         </w:rPr>
       </w:pPr>
-      <w:hyperlink w:anchor="_Toc243647900" w:history="1">
+      <w:hyperlink w:anchor="_Toc244085245" w:history="1">
         <w:r>
           <w:rPr>
             <w:rStyle w:val="Hyperlink"/>
@@ -2526,7 +2526,7 @@
             <w:noProof/>
             <w:webHidden/>
           </w:rPr>
-          <w:instrText xml:space="preserve"> PAGEREF _Toc243647900 \h </w:instrText>
+          <w:instrText xml:space="preserve"> PAGEREF _Toc244085245 \h </w:instrText>
         </w:r>
         <w:r>
           <w:rPr>
@@ -2573,7 +2573,7 @@
           <w14:ligatures w14:val="standardContextual"/>
         </w:rPr>
       </w:pPr>
-      <w:hyperlink w:anchor="_Toc243647901" w:history="1">
+      <w:hyperlink w:anchor="_Toc244085246" w:history="1">
         <w:r>
           <w:rPr>
             <w:rStyle w:val="Hyperlink"/>
@@ -2618,7 +2618,7 @@
             <w:noProof/>
             <w:webHidden/>
           </w:rPr>
-          <w:instrText xml:space="preserve"> PAGEREF _Toc243647901 \h </w:instrText>
+          <w:instrText xml:space="preserve"> PAGEREF _Toc244085246 \h </w:instrText>
         </w:r>
         <w:r>
           <w:rPr>
@@ -2664,7 +2664,7 @@
           <w14:ligatures w14:val="standardContextual"/>
         </w:rPr>
       </w:pPr>
-      <w:hyperlink w:anchor="_Toc243647902" w:history="1">
+      <w:hyperlink w:anchor="_Toc244085247" w:history="1">
         <w:r>
           <w:rPr>
             <w:rStyle w:val="Hyperlink"/>
@@ -2691,7 +2691,7 @@
             <w:noProof/>
             <w:webHidden/>
           </w:rPr>
-          <w:instrText xml:space="preserve"> PAGEREF _Toc243647902 \h </w:instrText>
+          <w:instrText xml:space="preserve"> PAGEREF _Toc244085247 \h </w:instrText>
         </w:r>
         <w:r>
           <w:rPr>
@@ -2736,7 +2736,7 @@
       <w:pPr>
         <w:pStyle w:val="Heading1"/>
       </w:pPr>
-      <w:bookmarkStart w:id="0" w:name="_Toc243647874"/>
+      <w:bookmarkStart w:id="0" w:name="_Toc244085219"/>
       <w:r>
         <w:lastRenderedPageBreak/>
         <w:t>Accessible Procurement Process Overview</w:t>
@@ -2785,7 +2785,7 @@
       <w:pPr>
         <w:pStyle w:val="Heading2"/>
       </w:pPr>
-      <w:bookmarkStart w:id="1" w:name="_Toc243647875"/>
+      <w:bookmarkStart w:id="1" w:name="_Toc244085220"/>
       <w:r>
         <w:t>Read the requisition</w:t>
       </w:r>
@@ -2880,7 +2880,7 @@
       <w:pPr>
         <w:pStyle w:val="Heading2"/>
       </w:pPr>
-      <w:bookmarkStart w:id="2" w:name="_Toc243647876"/>
+      <w:bookmarkStart w:id="2" w:name="_Toc244085221"/>
       <w:r>
         <w:t>Check for prior reviews, plans and complaints</w:t>
       </w:r>
@@ -2936,7 +2936,7 @@
       <w:pPr>
         <w:pStyle w:val="Heading2"/>
       </w:pPr>
-      <w:bookmarkStart w:id="3" w:name="_Toc243647877"/>
+      <w:bookmarkStart w:id="3" w:name="_Toc244085222"/>
       <w:r>
         <w:t>Obtain the evidence</w:t>
       </w:r>
@@ -2988,7 +2988,7 @@
       <w:pPr>
         <w:pStyle w:val="Heading2"/>
       </w:pPr>
-      <w:bookmarkStart w:id="4" w:name="_Toc243647878"/>
+      <w:bookmarkStart w:id="4" w:name="_Toc244085223"/>
       <w:r>
         <w:t>Rate Exposure</w:t>
       </w:r>
@@ -3051,7 +3051,7 @@
       <w:pPr>
         <w:pStyle w:val="Heading2"/>
       </w:pPr>
-      <w:bookmarkStart w:id="5" w:name="_Toc243647879"/>
+      <w:bookmarkStart w:id="5" w:name="_Toc244085224"/>
       <w:r>
         <w:t>Rate Severity</w:t>
       </w:r>
@@ -3147,7 +3147,7 @@
       <w:pPr>
         <w:pStyle w:val="Heading2"/>
       </w:pPr>
-      <w:bookmarkStart w:id="6" w:name="_Toc243647880"/>
+      <w:bookmarkStart w:id="6" w:name="_Toc244085225"/>
       <w:r>
         <w:t>Read the risk grade</w:t>
       </w:r>
@@ -3195,7 +3195,7 @@
       <w:pPr>
         <w:pStyle w:val="Heading2"/>
       </w:pPr>
-      <w:bookmarkStart w:id="7" w:name="_Toc243647881"/>
+      <w:bookmarkStart w:id="7" w:name="_Toc244085226"/>
       <w:r>
         <w:t>Draft the TAAP</w:t>
       </w:r>
@@ -3377,7 +3377,7 @@
       <w:pPr>
         <w:pStyle w:val="Heading2"/>
       </w:pPr>
-      <w:bookmarkStart w:id="8" w:name="_Toc243647882"/>
+      <w:bookmarkStart w:id="8" w:name="_Toc244085227"/>
       <w:r>
         <w:t>Record the decision</w:t>
       </w:r>
@@ -3457,7 +3457,7 @@
       <w:pPr>
         <w:pStyle w:val="Heading2"/>
       </w:pPr>
-      <w:bookmarkStart w:id="9" w:name="_Toc243647883"/>
+      <w:bookmarkStart w:id="9" w:name="_Toc244085228"/>
       <w:r>
         <w:t>Keep the plan under review</w:t>
       </w:r>
@@ -3543,7 +3543,7 @@
         </w:rPr>
         <w:lastRenderedPageBreak/>
         <w:drawing>
-          <wp:inline distT="0" distB="0" distL="0" distR="0" wp14:anchorId="63D946AB" wp14:editId="21790C01">
+          <wp:inline distT="0" distB="0" distL="0" distR="0" wp14:anchorId="14E50CBF" wp14:editId="3226B143">
             <wp:extent cx="5486400" cy="6278880"/>
             <wp:effectExtent l="0" t="0" r="0" b="0"/>
             <wp:docPr id="1" name="Picture 1"/>
@@ -3601,7 +3601,7 @@
         </w:rPr>
         <w:lastRenderedPageBreak/>
         <w:drawing>
-          <wp:inline distT="0" distB="0" distL="0" distR="0" wp14:anchorId="3BCE3BD5" wp14:editId="71DA406E">
+          <wp:inline distT="0" distB="0" distL="0" distR="0" wp14:anchorId="116B21D2" wp14:editId="55FD3DE5">
             <wp:extent cx="5303520" cy="6500046"/>
             <wp:effectExtent l="0" t="0" r="0" b="0"/>
             <wp:docPr id="2" name="Picture 2"/>
@@ -3667,7 +3667,7 @@
       <w:pPr>
         <w:pStyle w:val="Heading1"/>
       </w:pPr>
-      <w:bookmarkStart w:id="10" w:name="_Toc243647884"/>
+      <w:bookmarkStart w:id="10" w:name="_Toc244085229"/>
       <w:r>
         <w:lastRenderedPageBreak/>
         <w:t>The rubric on one page</w:t>
@@ -3685,7 +3685,7 @@
           <w:noProof/>
         </w:rPr>
         <w:drawing>
-          <wp:inline distT="0" distB="0" distL="0" distR="0" wp14:anchorId="5CE6A4EF" wp14:editId="17525119">
+          <wp:inline distT="0" distB="0" distL="0" distR="0" wp14:anchorId="6F3C5467" wp14:editId="787EE7EE">
             <wp:extent cx="8229600" cy="3902962"/>
             <wp:effectExtent l="0" t="0" r="0" b="0"/>
             <wp:docPr id="3" name="Picture 3"/>
@@ -3750,7 +3750,7 @@
       <w:pPr>
         <w:pStyle w:val="Heading1"/>
       </w:pPr>
-      <w:bookmarkStart w:id="11" w:name="_Toc243647885"/>
+      <w:bookmarkStart w:id="11" w:name="_Toc244085230"/>
       <w:r>
         <w:lastRenderedPageBreak/>
         <w:t>Definitions</w:t>
@@ -3761,7 +3761,7 @@
       <w:pPr>
         <w:pStyle w:val="Heading2"/>
       </w:pPr>
-      <w:bookmarkStart w:id="12" w:name="_Toc243647886"/>
+      <w:bookmarkStart w:id="12" w:name="_Toc244085231"/>
       <w:r>
         <w:t>Review standard</w:t>
       </w:r>
@@ -3785,7 +3785,7 @@
       <w:pPr>
         <w:pStyle w:val="Heading2"/>
       </w:pPr>
-      <w:bookmarkStart w:id="13" w:name="_Toc243647887"/>
+      <w:bookmarkStart w:id="13" w:name="_Toc244085232"/>
       <w:r>
         <w:t>Essential function</w:t>
       </w:r>
@@ -3872,7 +3872,7 @@
       <w:pPr>
         <w:pStyle w:val="Heading2"/>
       </w:pPr>
-      <w:bookmarkStart w:id="14" w:name="_Toc243647888"/>
+      <w:bookmarkStart w:id="14" w:name="_Toc244085233"/>
       <w:r>
         <w:t>Nonconformance and barrier</w:t>
       </w:r>
@@ -4048,7 +4048,7 @@
       <w:pPr>
         <w:pStyle w:val="Heading2"/>
       </w:pPr>
-      <w:bookmarkStart w:id="15" w:name="_Toc243647889"/>
+      <w:bookmarkStart w:id="15" w:name="_Toc244085234"/>
       <w:r>
         <w:t>Minimal impact</w:t>
       </w:r>
@@ -4151,7 +4151,7 @@
       <w:pPr>
         <w:pStyle w:val="Heading2"/>
       </w:pPr>
-      <w:bookmarkStart w:id="16" w:name="_Toc243647890"/>
+      <w:bookmarkStart w:id="16" w:name="_Toc244085235"/>
       <w:r>
         <w:t>Finding</w:t>
       </w:r>
@@ -4249,7 +4249,7 @@
       <w:pPr>
         <w:pStyle w:val="Heading2"/>
       </w:pPr>
-      <w:bookmarkStart w:id="17" w:name="_Toc243647891"/>
+      <w:bookmarkStart w:id="17" w:name="_Toc244085236"/>
       <w:r>
         <w:t>Exposure</w:t>
       </w:r>
@@ -5386,14 +5386,14 @@
         <w:ind w:left="720"/>
       </w:pPr>
       <w:r>
-        <w:t>Under 2.5 points is low, from 2.5 to under 5.5 is medium, and from 5.5 up is high. Exposure is the lower of the start and the points band, held at the lowest level for the user count. A floor fact then raises it.</w:t>
+        <w:t>Under 2.5 points is low, from 2.5 to under 5.5 is medium, and from 5.5 up is high. Exposure is the lower of the start and the points band, held at the lowest level for the user count. Research use by one group, lab or project rates low for scope and for criticality. A floor fact then raises it.</w:t>
       </w:r>
     </w:p>
     <w:p>
       <w:pPr>
         <w:pStyle w:val="Heading2"/>
       </w:pPr>
-      <w:bookmarkStart w:id="18" w:name="_Toc243647892"/>
+      <w:bookmarkStart w:id="18" w:name="_Toc244085237"/>
       <w:r>
         <w:t>Severity</w:t>
       </w:r>
@@ -6385,7 +6385,7 @@
       <w:pPr>
         <w:pStyle w:val="Heading2"/>
       </w:pPr>
-      <w:bookmarkStart w:id="19" w:name="_Toc243647893"/>
+      <w:bookmarkStart w:id="19" w:name="_Toc244085238"/>
       <w:r>
         <w:t>Evidence (Veracity)</w:t>
       </w:r>
@@ -6947,7 +6947,7 @@
         <w:t xml:space="preserve">major release changes the first version component or carries the vendor's own major label, and an unknown release date neither raises nor lowers. An </w:t>
       </w:r>
       <w:r>
-        <w:t>outside firm is one the vendor does not own, is not affiliated with, and does not pay for remediation, and the firm's name and method print in the determination.</w:t>
+        <w:t>outside firm is any firm other than the vendor, and its name and method print in the determination.</w:t>
       </w:r>
     </w:p>
     <w:tbl>
@@ -6958,10 +6958,10 @@
         <w:tblLook w:val="04A0" w:firstRow="1" w:lastRow="0" w:firstColumn="1" w:lastColumn="0" w:noHBand="0" w:noVBand="1"/>
       </w:tblPr>
       <w:tblGrid>
-        <w:gridCol w:w="2173"/>
+        <w:gridCol w:w="2176"/>
+        <w:gridCol w:w="2155"/>
+        <w:gridCol w:w="2158"/>
         <w:gridCol w:w="2151"/>
-        <w:gridCol w:w="2169"/>
-        <w:gridCol w:w="2147"/>
       </w:tblGrid>
       <w:tr>
         <w:tc>
@@ -7148,7 +7148,7 @@
               <w:rPr>
                 <w:sz w:val="20"/>
               </w:rPr>
-              <w:t>The vendor's own staff, a firm the vendor owns, is affiliated with or pays for remediation, or no author named</w:t>
+              <w:t>The vendor's own staff, or no author named</w:t>
             </w:r>
           </w:p>
         </w:tc>
@@ -7198,14 +7198,14 @@
               <w:rPr>
                 <w:sz w:val="20"/>
               </w:rPr>
-              <w:t xml:space="preserve">The remarks read like a bug report. Each "Partially Supports" and "Does Not Support" row names the page, screen, component or workflow affected, how it falls short and who is </w:t>
+              <w:t xml:space="preserve">The remarks read like a bug report. Each "Partially Supports" and "Does Not Support" row names the page, screen, component or workflow affected, how it falls short and who is affected, and the "Supports" rows on </w:t>
             </w:r>
             <w:r>
               <w:rPr>
                 <w:sz w:val="20"/>
               </w:rPr>
               <w:lastRenderedPageBreak/>
-              <w:t>affected, and the "Supports" rows on complex criteria give an example or the method</w:t>
+              <w:t>complex criteria give an example or the method</w:t>
             </w:r>
           </w:p>
         </w:tc>
@@ -7222,14 +7222,14 @@
                 <w:sz w:val="20"/>
               </w:rPr>
               <w:lastRenderedPageBreak/>
-              <w:t xml:space="preserve">The remarks are blank, restate the criterion, repeat the same text across rows or hedge with "some", "most" or "generally", so the analyst cannot place a barrier on an essential function. The remarks </w:t>
+              <w:t xml:space="preserve">The remarks are blank, restate the criterion, repeat the same text across rows or hedge with "some", "most" or "generally", so the analyst cannot place a barrier on an essential function. The remarks name the feature or function with issues, </w:t>
             </w:r>
             <w:r>
               <w:rPr>
                 <w:sz w:val="20"/>
               </w:rPr>
               <w:lastRenderedPageBreak/>
-              <w:t>name the feature or function with issues, but not where it is, how it falls short or who is affected. The analyst does not take the ACR at face value and runs the spot check next</w:t>
+              <w:t>but not where it is, how it falls short or who is affected. The analyst does not take the ACR at face value and runs the spot check next</w:t>
             </w:r>
           </w:p>
         </w:tc>
@@ -7405,7 +7405,6 @@
         <w:rPr>
           <w:b/>
         </w:rPr>
-        <w:lastRenderedPageBreak/>
         <w:t>A contradicted ACR.</w:t>
       </w:r>
       <w:r>
@@ -7421,6 +7420,7 @@
         <w:rPr>
           <w:b/>
         </w:rPr>
+        <w:lastRenderedPageBreak/>
         <w:t>An ACR with a report defect.</w:t>
       </w:r>
       <w:r>
@@ -7465,7 +7465,7 @@
       <w:pPr>
         <w:pStyle w:val="Heading2"/>
       </w:pPr>
-      <w:bookmarkStart w:id="20" w:name="_Toc243647894"/>
+      <w:bookmarkStart w:id="20" w:name="_Toc244085239"/>
       <w:r>
         <w:t>Reading an ACR</w:t>
       </w:r>
@@ -7586,18 +7586,15 @@
         <w:t>The matrix.</w:t>
       </w:r>
       <w:r>
-        <w:t xml:space="preserve"> A web or mobile product reported on the 508 edition fails the edition check, because the review standard for those products is WCAG 2.1 AA and the report cannot speak to </w:t>
-      </w:r>
+        <w:t xml:space="preserve"> A web or mobile product reported on the 508 edition fails the edition check, because the review standard for those products is WCAG 2.1 AA and the report cannot speak to the 2.1 criteria at all. Desktop software and hardware reported on the 508 edition are on the right edition, since their review standard is the Section 508 Standards.</w:t>
+      </w:r>
+    </w:p>
+    <w:p>
+      <w:pPr>
+        <w:ind w:left="720"/>
+      </w:pPr>
       <w:r>
         <w:lastRenderedPageBreak/>
-        <w:t>the 2.1 criteria at all. Desktop software and hardware reported on the 508 edition are on the right edition, since their review standard is the Section 508 Standards.</w:t>
-      </w:r>
-    </w:p>
-    <w:p>
-      <w:pPr>
-        <w:ind w:left="720"/>
-      </w:pPr>
-      <w:r>
         <w:t>A report on a VPAT 1.x template predates the 2017 refresh of Section 508, so nobody has revised the report since then, and the Date entry applies.</w:t>
       </w:r>
     </w:p>
@@ -7754,10 +7751,10 @@
         <w:ind w:left="720"/>
       </w:pPr>
       <w:r>
-        <w:t>When none of those names anyone, the author is the vendor. The author matters because an ACR is a self-assessment unless an outside firm did the work. The matrix defines an outside firm</w:t>
-      </w:r>
-      <w:r>
-        <w:t xml:space="preserve"> as one the vendor does not own, is not affiliated with and does not pay for remediation.</w:t>
+        <w:t xml:space="preserve">When none of those names anyone, the author is the vendor. The author matters because an ACR is a self-assessment unless an outside firm did the work. The matrix treats any firm other than the vendor as an </w:t>
+      </w:r>
+      <w:r>
+        <w:t>outside firm.</w:t>
       </w:r>
     </w:p>
     <w:p>
@@ -7779,8 +7776,11 @@
         <w:ind w:left="720"/>
       </w:pPr>
       <w:r>
+        <w:t xml:space="preserve">The methods section says how the vendor tested. The VPAT instructions accept "knowledge of general product functionality" as a method, which means nobody tested anything, and it is the </w:t>
+      </w:r>
+      <w:r>
         <w:lastRenderedPageBreak/>
-        <w:t>The methods section says how the vendor tested. The VPAT instructions accept "knowledge of general product functionality" as a method, which means nobody tested anything, and it is the weakest method the instructions allow. A thorough evaluation names the browsers, the screen readers and the versions used.</w:t>
+        <w:t>weakest method the instructions allow. A thorough evaluation names the browsers, the screen readers and the versions used.</w:t>
       </w:r>
     </w:p>
     <w:p>
@@ -8532,7 +8532,7 @@
       <w:pPr>
         <w:pStyle w:val="Heading2"/>
       </w:pPr>
-      <w:bookmarkStart w:id="21" w:name="_Toc243647895"/>
+      <w:bookmarkStart w:id="21" w:name="_Toc244085240"/>
       <w:r>
         <w:t>Breadth</w:t>
       </w:r>
@@ -8588,7 +8588,7 @@
       <w:pPr>
         <w:pStyle w:val="Heading2"/>
       </w:pPr>
-      <w:bookmarkStart w:id="22" w:name="_Toc243647896"/>
+      <w:bookmarkStart w:id="22" w:name="_Toc244085241"/>
       <w:r>
         <w:t>TAAP</w:t>
       </w:r>
@@ -8797,7 +8797,7 @@
       <w:pPr>
         <w:pStyle w:val="Heading2"/>
       </w:pPr>
-      <w:bookmarkStart w:id="23" w:name="_Toc243647897"/>
+      <w:bookmarkStart w:id="23" w:name="_Toc244085242"/>
       <w:r>
         <w:t>Risk grade</w:t>
       </w:r>
@@ -9233,7 +9233,7 @@
       <w:pPr>
         <w:pStyle w:val="Heading2"/>
       </w:pPr>
-      <w:bookmarkStart w:id="24" w:name="_Toc243647898"/>
+      <w:bookmarkStart w:id="24" w:name="_Toc244085243"/>
       <w:r>
         <w:t>Pressure and the TAAP standard</w:t>
       </w:r>
@@ -9690,7 +9690,7 @@
       <w:pPr>
         <w:pStyle w:val="Heading2"/>
       </w:pPr>
-      <w:bookmarkStart w:id="25" w:name="_Toc243647899"/>
+      <w:bookmarkStart w:id="25" w:name="_Toc244085244"/>
       <w:r>
         <w:t>Warning level</w:t>
       </w:r>
@@ -10057,7 +10057,7 @@
       <w:pPr>
         <w:pStyle w:val="Heading2"/>
       </w:pPr>
-      <w:bookmarkStart w:id="26" w:name="_Toc243647900"/>
+      <w:bookmarkStart w:id="26" w:name="_Toc244085245"/>
       <w:r>
         <w:t>Final decision</w:t>
       </w:r>
@@ -10288,7 +10288,7 @@
       <w:pPr>
         <w:pStyle w:val="Heading2"/>
       </w:pPr>
-      <w:bookmarkStart w:id="27" w:name="_Toc243647901"/>
+      <w:bookmarkStart w:id="27" w:name="_Toc244085246"/>
       <w:r>
         <w:t>Holds</w:t>
       </w:r>
@@ -10878,7 +10878,7 @@
           <w:numId w:val="0"/>
         </w:numPr>
       </w:pPr>
-      <w:bookmarkStart w:id="28" w:name="_Toc243647902"/>
+      <w:bookmarkStart w:id="28" w:name="_Toc244085247"/>
       <w:r>
         <w:lastRenderedPageBreak/>
         <w:t>Notes</w:t>
@@ -12341,7 +12341,7 @@
         <w:sz w:val="18"/>
       </w:rPr>
       <w:tab/>
-      <w:t>Matrix version 3, 2026-10-23</w:t>
+      <w:t>Matrix version 3, 2026-10-28</w:t>
     </w:r>
   </w:p>
 </w:hdr>
@@ -12374,7 +12374,7 @@
         <w:sz w:val="18"/>
       </w:rPr>
       <w:tab/>
-      <w:t>Matrix version 3, 2026-10-23</w:t>
+      <w:t>Matrix version 3, 2026-10-28</w:t>
     </w:r>
   </w:p>
 </w:hdr>
@@ -12405,7 +12405,7 @@
         <w:sz w:val="18"/>
       </w:rPr>
       <w:tab/>
-      <w:t>Matrix version 3, 2026-10-23</w:t>
+      <w:t>Matrix version 3, 2026-10-28</w:t>
     </w:r>
   </w:p>
 </w:hdr>
@@ -12585,9 +12585,9 @@
     </w:lvl>
   </w:abstractNum>
   <w:abstractNum w:abstractNumId="9" w15:restartNumberingAfterBreak="0">
-    <w:nsid w:val="517F49A0"/>
+    <w:nsid w:val="77E85002"/>
     <w:multiLevelType w:val="multilevel"/>
-    <w:tmpl w:val="80581F16"/>
+    <w:tmpl w:val="5EECDCD4"/>
     <w:lvl w:ilvl="0">
       <w:start w:val="1"/>
       <w:numFmt w:val="decimal"/>
@@ -12649,34 +12649,34 @@
       <w:lvlJc w:val="left"/>
     </w:lvl>
   </w:abstractNum>
-  <w:num w:numId="1" w16cid:durableId="477962130">
+  <w:num w:numId="1" w16cid:durableId="1544441285">
     <w:abstractNumId w:val="8"/>
   </w:num>
-  <w:num w:numId="2" w16cid:durableId="743989211">
+  <w:num w:numId="2" w16cid:durableId="708140008">
     <w:abstractNumId w:val="6"/>
   </w:num>
-  <w:num w:numId="3" w16cid:durableId="1847548155">
+  <w:num w:numId="3" w16cid:durableId="1386611002">
     <w:abstractNumId w:val="5"/>
   </w:num>
-  <w:num w:numId="4" w16cid:durableId="671033676">
+  <w:num w:numId="4" w16cid:durableId="2141797378">
     <w:abstractNumId w:val="4"/>
   </w:num>
-  <w:num w:numId="5" w16cid:durableId="1941067231">
+  <w:num w:numId="5" w16cid:durableId="1926306939">
     <w:abstractNumId w:val="7"/>
   </w:num>
-  <w:num w:numId="6" w16cid:durableId="710879906">
+  <w:num w:numId="6" w16cid:durableId="1196388011">
     <w:abstractNumId w:val="3"/>
   </w:num>
-  <w:num w:numId="7" w16cid:durableId="927536981">
+  <w:num w:numId="7" w16cid:durableId="1289094129">
     <w:abstractNumId w:val="2"/>
   </w:num>
-  <w:num w:numId="8" w16cid:durableId="1056902611">
+  <w:num w:numId="8" w16cid:durableId="1222521175">
     <w:abstractNumId w:val="1"/>
   </w:num>
-  <w:num w:numId="9" w16cid:durableId="1102721712">
+  <w:num w:numId="9" w16cid:durableId="673648854">
     <w:abstractNumId w:val="0"/>
   </w:num>
-  <w:num w:numId="10" w16cid:durableId="166289344">
+  <w:num w:numId="10" w16cid:durableId="466750313">
     <w:abstractNumId w:val="9"/>
   </w:num>
 </w:numbering>
@@ -24078,7 +24078,7 @@
     <w:uiPriority w:val="99"/>
     <w:semiHidden/>
     <w:unhideWhenUsed/>
-    <w:rsid w:val="00177465"/>
+    <w:rsid w:val="00A3028D"/>
     <w:pPr>
       <w:spacing w:after="80" w:line="240" w:lineRule="auto"/>
     </w:pPr>
@@ -24093,7 +24093,7 @@
     <w:link w:val="EndnoteText"/>
     <w:uiPriority w:val="99"/>
     <w:semiHidden/>
-    <w:rsid w:val="00177465"/>
+    <w:rsid w:val="00A3028D"/>
     <w:rPr>
       <w:rFonts w:ascii="Calibri" w:hAnsi="Calibri"/>
       <w:sz w:val="20"/>
@@ -24106,7 +24106,7 @@
     <w:uiPriority w:val="99"/>
     <w:semiHidden/>
     <w:unhideWhenUsed/>
-    <w:rsid w:val="00177465"/>
+    <w:rsid w:val="00A3028D"/>
     <w:rPr>
       <w:vertAlign w:val="superscript"/>
     </w:rPr>
@@ -24118,7 +24118,7 @@
     <w:autoRedefine/>
     <w:uiPriority w:val="39"/>
     <w:unhideWhenUsed/>
-    <w:rsid w:val="00177465"/>
+    <w:rsid w:val="00A3028D"/>
     <w:pPr>
       <w:spacing w:after="100"/>
     </w:pPr>
@@ -24130,7 +24130,7 @@
     <w:autoRedefine/>
     <w:uiPriority w:val="39"/>
     <w:unhideWhenUsed/>
-    <w:rsid w:val="00177465"/>
+    <w:rsid w:val="00A3028D"/>
     <w:pPr>
       <w:spacing w:after="100"/>
       <w:ind w:left="220"/>
@@ -24141,7 +24141,7 @@
     <w:basedOn w:val="DefaultParagraphFont"/>
     <w:uiPriority w:val="99"/>
     <w:unhideWhenUsed/>
-    <w:rsid w:val="00177465"/>
+    <w:rsid w:val="00A3028D"/>
     <w:rPr>
       <w:color w:val="0000FF" w:themeColor="hyperlink"/>
       <w:u w:val="single"/>
